--- a/整个瓶颈链条是.docx
+++ b/整个瓶颈链条是.docx
@@ -4,6 +4,9 @@
   <w:body>
     <w:p>
       <w:r>
+        <w:rPr>
+          <w:noProof/>
+        </w:rPr>
         <w:drawing>
           <wp:inline distT="0" distB="0" distL="0" distR="0" wp14:anchorId="69950FBF" wp14:editId="133EA187">
             <wp:extent cx="5274310" cy="6078220"/>
@@ -43,6 +46,9 @@
     </w:p>
     <w:p>
       <w:r>
+        <w:rPr>
+          <w:noProof/>
+        </w:rPr>
         <w:lastRenderedPageBreak/>
         <w:drawing>
           <wp:inline distT="0" distB="0" distL="0" distR="0" wp14:anchorId="4D8252BE" wp14:editId="2CC09A05">
@@ -84,6 +90,9 @@
     <w:p/>
     <w:p>
       <w:r>
+        <w:rPr>
+          <w:noProof/>
+        </w:rPr>
         <w:drawing>
           <wp:inline distT="0" distB="0" distL="0" distR="0" wp14:anchorId="09A6FDC7" wp14:editId="2728431C">
             <wp:extent cx="5274310" cy="3031490"/>
@@ -124,11 +133,6 @@
     <w:p/>
     <w:p/>
     <w:p>
-      <w:pPr>
-        <w:rPr>
-          <w:rFonts w:hint="eastAsia"/>
-        </w:rPr>
-      </w:pPr>
       <w:r>
         <w:t>整个瓶颈链条是：</w:t>
       </w:r>
@@ -150,6 +154,4656 @@
       <w:r>
         <w:t>这组"封装三剑客"正好处在最紧缺的位置上。</w:t>
       </w:r>
+    </w:p>
+    <w:p/>
+    <w:p/>
+    <w:p/>
+    <w:tbl>
+      <w:tblPr>
+        <w:tblW w:w="0" w:type="auto"/>
+        <w:tblCellSpacing w:w="15" w:type="dxa"/>
+        <w:tblCellMar>
+          <w:left w:w="0" w:type="dxa"/>
+          <w:right w:w="0" w:type="dxa"/>
+        </w:tblCellMar>
+        <w:tblLook w:val="04A0" w:firstRow="1" w:lastRow="0" w:firstColumn="1" w:lastColumn="0" w:noHBand="0" w:noVBand="1"/>
+      </w:tblPr>
+      <w:tblGrid>
+        <w:gridCol w:w="1087"/>
+        <w:gridCol w:w="617"/>
+        <w:gridCol w:w="1197"/>
+        <w:gridCol w:w="1161"/>
+        <w:gridCol w:w="2440"/>
+        <w:gridCol w:w="1788"/>
+      </w:tblGrid>
+      <w:tr>
+        <w:trPr>
+          <w:tblHeader/>
+          <w:tblCellSpacing w:w="15" w:type="dxa"/>
+        </w:trPr>
+        <w:tc>
+          <w:tcPr>
+            <w:tcW w:w="0" w:type="auto"/>
+            <w:tcBorders>
+              <w:top w:val="single" w:sz="6" w:space="0" w:color="auto"/>
+              <w:left w:val="single" w:sz="6" w:space="0" w:color="auto"/>
+              <w:bottom w:val="single" w:sz="6" w:space="0" w:color="auto"/>
+              <w:right w:val="single" w:sz="6" w:space="0" w:color="auto"/>
+            </w:tcBorders>
+            <w:tcMar>
+              <w:top w:w="240" w:type="dxa"/>
+              <w:left w:w="0" w:type="dxa"/>
+              <w:bottom w:w="240" w:type="dxa"/>
+              <w:right w:w="180" w:type="dxa"/>
+            </w:tcMar>
+            <w:vAlign w:val="center"/>
+            <w:hideMark/>
+          </w:tcPr>
+          <w:p>
+            <w:pPr>
+              <w:widowControl/>
+              <w:jc w:val="left"/>
+              <w:rPr>
+                <w:rFonts w:ascii="Arial" w:eastAsia="宋体" w:hAnsi="Arial" w:cs="宋体"/>
+                <w:color w:val="1F1F1F"/>
+                <w:kern w:val="0"/>
+                <w:sz w:val="24"/>
+              </w:rPr>
+            </w:pPr>
+            <w:r>
+              <w:rPr>
+                <w:rFonts w:ascii="Arial" w:eastAsia="宋体" w:hAnsi="Arial" w:cs="宋体"/>
+                <w:b/>
+                <w:bCs/>
+                <w:color w:val="1F1F1F"/>
+                <w:kern w:val="0"/>
+                <w:sz w:val="24"/>
+                <w:bdr w:val="none" w:sz="0" w:space="0" w:color="auto" w:frame="1"/>
+              </w:rPr>
+              <w:lastRenderedPageBreak/>
+              <w:t>股票代码</w:t>
+            </w:r>
+          </w:p>
+        </w:tc>
+        <w:tc>
+          <w:tcPr>
+            <w:tcW w:w="0" w:type="auto"/>
+            <w:tcBorders>
+              <w:top w:val="single" w:sz="6" w:space="0" w:color="auto"/>
+              <w:left w:val="single" w:sz="6" w:space="0" w:color="auto"/>
+              <w:bottom w:val="single" w:sz="6" w:space="0" w:color="auto"/>
+              <w:right w:val="single" w:sz="6" w:space="0" w:color="auto"/>
+            </w:tcBorders>
+            <w:tcMar>
+              <w:top w:w="240" w:type="dxa"/>
+              <w:left w:w="0" w:type="dxa"/>
+              <w:bottom w:w="240" w:type="dxa"/>
+              <w:right w:w="180" w:type="dxa"/>
+            </w:tcMar>
+            <w:vAlign w:val="center"/>
+            <w:hideMark/>
+          </w:tcPr>
+          <w:p>
+            <w:pPr>
+              <w:widowControl/>
+              <w:jc w:val="left"/>
+              <w:rPr>
+                <w:rFonts w:ascii="Arial" w:eastAsia="宋体" w:hAnsi="Arial" w:cs="宋体"/>
+                <w:color w:val="1F1F1F"/>
+                <w:kern w:val="0"/>
+                <w:sz w:val="24"/>
+              </w:rPr>
+            </w:pPr>
+            <w:r>
+              <w:rPr>
+                <w:rFonts w:ascii="Arial" w:eastAsia="宋体" w:hAnsi="Arial" w:cs="宋体"/>
+                <w:b/>
+                <w:bCs/>
+                <w:color w:val="1F1F1F"/>
+                <w:kern w:val="0"/>
+                <w:sz w:val="24"/>
+                <w:bdr w:val="none" w:sz="0" w:space="0" w:color="auto" w:frame="1"/>
+              </w:rPr>
+              <w:t>公司简称</w:t>
+            </w:r>
+          </w:p>
+        </w:tc>
+        <w:tc>
+          <w:tcPr>
+            <w:tcW w:w="0" w:type="auto"/>
+            <w:tcBorders>
+              <w:top w:val="single" w:sz="6" w:space="0" w:color="auto"/>
+              <w:left w:val="single" w:sz="6" w:space="0" w:color="auto"/>
+              <w:bottom w:val="single" w:sz="6" w:space="0" w:color="auto"/>
+              <w:right w:val="single" w:sz="6" w:space="0" w:color="auto"/>
+            </w:tcBorders>
+            <w:tcMar>
+              <w:top w:w="240" w:type="dxa"/>
+              <w:left w:w="0" w:type="dxa"/>
+              <w:bottom w:w="240" w:type="dxa"/>
+              <w:right w:w="180" w:type="dxa"/>
+            </w:tcMar>
+            <w:vAlign w:val="center"/>
+            <w:hideMark/>
+          </w:tcPr>
+          <w:p>
+            <w:pPr>
+              <w:widowControl/>
+              <w:jc w:val="left"/>
+              <w:rPr>
+                <w:rFonts w:ascii="Arial" w:eastAsia="宋体" w:hAnsi="Arial" w:cs="宋体"/>
+                <w:color w:val="1F1F1F"/>
+                <w:kern w:val="0"/>
+                <w:sz w:val="24"/>
+              </w:rPr>
+            </w:pPr>
+            <w:r>
+              <w:rPr>
+                <w:rFonts w:ascii="Arial" w:eastAsia="宋体" w:hAnsi="Arial" w:cs="宋体"/>
+                <w:b/>
+                <w:bCs/>
+                <w:color w:val="1F1F1F"/>
+                <w:kern w:val="0"/>
+                <w:sz w:val="24"/>
+                <w:bdr w:val="none" w:sz="0" w:space="0" w:color="auto" w:frame="1"/>
+              </w:rPr>
+              <w:t>当前参考价</w:t>
+            </w:r>
+            <w:r>
+              <w:rPr>
+                <w:rFonts w:ascii="Arial" w:eastAsia="宋体" w:hAnsi="Arial" w:cs="宋体"/>
+                <w:b/>
+                <w:bCs/>
+                <w:color w:val="1F1F1F"/>
+                <w:kern w:val="0"/>
+                <w:sz w:val="24"/>
+                <w:bdr w:val="none" w:sz="0" w:space="0" w:color="auto" w:frame="1"/>
+              </w:rPr>
+              <w:t xml:space="preserve"> (</w:t>
+            </w:r>
+            <w:r>
+              <w:rPr>
+                <w:rFonts w:ascii="Arial" w:eastAsia="宋体" w:hAnsi="Arial" w:cs="宋体"/>
+                <w:b/>
+                <w:bCs/>
+                <w:color w:val="1F1F1F"/>
+                <w:kern w:val="0"/>
+                <w:sz w:val="24"/>
+                <w:bdr w:val="none" w:sz="0" w:space="0" w:color="auto" w:frame="1"/>
+              </w:rPr>
+              <w:t>元</w:t>
+            </w:r>
+            <w:r>
+              <w:rPr>
+                <w:rFonts w:ascii="Arial" w:eastAsia="宋体" w:hAnsi="Arial" w:cs="宋体"/>
+                <w:b/>
+                <w:bCs/>
+                <w:color w:val="1F1F1F"/>
+                <w:kern w:val="0"/>
+                <w:sz w:val="24"/>
+                <w:bdr w:val="none" w:sz="0" w:space="0" w:color="auto" w:frame="1"/>
+              </w:rPr>
+              <w:t>)</w:t>
+            </w:r>
+          </w:p>
+        </w:tc>
+        <w:tc>
+          <w:tcPr>
+            <w:tcW w:w="0" w:type="auto"/>
+            <w:tcBorders>
+              <w:top w:val="single" w:sz="6" w:space="0" w:color="auto"/>
+              <w:left w:val="single" w:sz="6" w:space="0" w:color="auto"/>
+              <w:bottom w:val="single" w:sz="6" w:space="0" w:color="auto"/>
+              <w:right w:val="single" w:sz="6" w:space="0" w:color="auto"/>
+            </w:tcBorders>
+            <w:tcMar>
+              <w:top w:w="240" w:type="dxa"/>
+              <w:left w:w="0" w:type="dxa"/>
+              <w:bottom w:w="240" w:type="dxa"/>
+              <w:right w:w="180" w:type="dxa"/>
+            </w:tcMar>
+            <w:vAlign w:val="center"/>
+            <w:hideMark/>
+          </w:tcPr>
+          <w:p>
+            <w:pPr>
+              <w:widowControl/>
+              <w:jc w:val="left"/>
+              <w:rPr>
+                <w:rFonts w:ascii="Arial" w:eastAsia="宋体" w:hAnsi="Arial" w:cs="宋体"/>
+                <w:color w:val="1F1F1F"/>
+                <w:kern w:val="0"/>
+                <w:sz w:val="24"/>
+              </w:rPr>
+            </w:pPr>
+            <w:r>
+              <w:rPr>
+                <w:rFonts w:ascii="Arial" w:eastAsia="宋体" w:hAnsi="Arial" w:cs="宋体"/>
+                <w:b/>
+                <w:bCs/>
+                <w:color w:val="1F1F1F"/>
+                <w:kern w:val="0"/>
+                <w:sz w:val="24"/>
+                <w:bdr w:val="none" w:sz="0" w:space="0" w:color="auto" w:frame="1"/>
+              </w:rPr>
+              <w:t>机构目标价</w:t>
+            </w:r>
+            <w:r>
+              <w:rPr>
+                <w:rFonts w:ascii="Arial" w:eastAsia="宋体" w:hAnsi="Arial" w:cs="宋体"/>
+                <w:b/>
+                <w:bCs/>
+                <w:color w:val="1F1F1F"/>
+                <w:kern w:val="0"/>
+                <w:sz w:val="24"/>
+                <w:bdr w:val="none" w:sz="0" w:space="0" w:color="auto" w:frame="1"/>
+              </w:rPr>
+              <w:t xml:space="preserve"> (</w:t>
+            </w:r>
+            <w:r>
+              <w:rPr>
+                <w:rFonts w:ascii="Arial" w:eastAsia="宋体" w:hAnsi="Arial" w:cs="宋体"/>
+                <w:b/>
+                <w:bCs/>
+                <w:color w:val="1F1F1F"/>
+                <w:kern w:val="0"/>
+                <w:sz w:val="24"/>
+                <w:bdr w:val="none" w:sz="0" w:space="0" w:color="auto" w:frame="1"/>
+              </w:rPr>
+              <w:t>元</w:t>
+            </w:r>
+            <w:r>
+              <w:rPr>
+                <w:rFonts w:ascii="Arial" w:eastAsia="宋体" w:hAnsi="Arial" w:cs="宋体"/>
+                <w:b/>
+                <w:bCs/>
+                <w:color w:val="1F1F1F"/>
+                <w:kern w:val="0"/>
+                <w:sz w:val="24"/>
+                <w:bdr w:val="none" w:sz="0" w:space="0" w:color="auto" w:frame="1"/>
+              </w:rPr>
+              <w:t>)</w:t>
+            </w:r>
+          </w:p>
+        </w:tc>
+        <w:tc>
+          <w:tcPr>
+            <w:tcW w:w="0" w:type="auto"/>
+            <w:tcBorders>
+              <w:top w:val="single" w:sz="6" w:space="0" w:color="auto"/>
+              <w:left w:val="single" w:sz="6" w:space="0" w:color="auto"/>
+              <w:bottom w:val="single" w:sz="6" w:space="0" w:color="auto"/>
+              <w:right w:val="single" w:sz="6" w:space="0" w:color="auto"/>
+            </w:tcBorders>
+            <w:tcMar>
+              <w:top w:w="240" w:type="dxa"/>
+              <w:left w:w="0" w:type="dxa"/>
+              <w:bottom w:w="240" w:type="dxa"/>
+              <w:right w:w="180" w:type="dxa"/>
+            </w:tcMar>
+            <w:vAlign w:val="center"/>
+            <w:hideMark/>
+          </w:tcPr>
+          <w:p>
+            <w:pPr>
+              <w:widowControl/>
+              <w:jc w:val="left"/>
+              <w:rPr>
+                <w:rFonts w:ascii="Arial" w:eastAsia="宋体" w:hAnsi="Arial" w:cs="宋体"/>
+                <w:color w:val="1F1F1F"/>
+                <w:kern w:val="0"/>
+                <w:sz w:val="24"/>
+              </w:rPr>
+            </w:pPr>
+            <w:r>
+              <w:rPr>
+                <w:rFonts w:ascii="Arial" w:eastAsia="宋体" w:hAnsi="Arial" w:cs="宋体"/>
+                <w:b/>
+                <w:bCs/>
+                <w:color w:val="1F1F1F"/>
+                <w:kern w:val="0"/>
+                <w:sz w:val="24"/>
+                <w:bdr w:val="none" w:sz="0" w:space="0" w:color="auto" w:frame="1"/>
+              </w:rPr>
+              <w:t>关键逻辑</w:t>
+            </w:r>
+            <w:r>
+              <w:rPr>
+                <w:rFonts w:ascii="Arial" w:eastAsia="宋体" w:hAnsi="Arial" w:cs="宋体"/>
+                <w:b/>
+                <w:bCs/>
+                <w:color w:val="1F1F1F"/>
+                <w:kern w:val="0"/>
+                <w:sz w:val="24"/>
+                <w:bdr w:val="none" w:sz="0" w:space="0" w:color="auto" w:frame="1"/>
+              </w:rPr>
+              <w:t>/</w:t>
+            </w:r>
+            <w:r>
+              <w:rPr>
+                <w:rFonts w:ascii="Arial" w:eastAsia="宋体" w:hAnsi="Arial" w:cs="宋体"/>
+                <w:b/>
+                <w:bCs/>
+                <w:color w:val="1F1F1F"/>
+                <w:kern w:val="0"/>
+                <w:sz w:val="24"/>
+                <w:bdr w:val="none" w:sz="0" w:space="0" w:color="auto" w:frame="1"/>
+              </w:rPr>
+              <w:t>催化剂</w:t>
+            </w:r>
+          </w:p>
+        </w:tc>
+        <w:tc>
+          <w:tcPr>
+            <w:tcW w:w="0" w:type="auto"/>
+            <w:tcBorders>
+              <w:top w:val="single" w:sz="6" w:space="0" w:color="auto"/>
+              <w:left w:val="single" w:sz="6" w:space="0" w:color="auto"/>
+              <w:bottom w:val="single" w:sz="6" w:space="0" w:color="auto"/>
+              <w:right w:val="single" w:sz="6" w:space="0" w:color="auto"/>
+            </w:tcBorders>
+            <w:tcMar>
+              <w:top w:w="240" w:type="dxa"/>
+              <w:left w:w="0" w:type="dxa"/>
+              <w:bottom w:w="240" w:type="dxa"/>
+              <w:right w:w="0" w:type="dxa"/>
+            </w:tcMar>
+            <w:vAlign w:val="center"/>
+            <w:hideMark/>
+          </w:tcPr>
+          <w:p>
+            <w:pPr>
+              <w:widowControl/>
+              <w:jc w:val="left"/>
+              <w:rPr>
+                <w:rFonts w:ascii="Arial" w:eastAsia="宋体" w:hAnsi="Arial" w:cs="宋体"/>
+                <w:color w:val="1F1F1F"/>
+                <w:kern w:val="0"/>
+                <w:sz w:val="24"/>
+              </w:rPr>
+            </w:pPr>
+            <w:r>
+              <w:rPr>
+                <w:rFonts w:ascii="Arial" w:eastAsia="宋体" w:hAnsi="Arial" w:cs="宋体"/>
+                <w:b/>
+                <w:bCs/>
+                <w:color w:val="1F1F1F"/>
+                <w:kern w:val="0"/>
+                <w:sz w:val="24"/>
+                <w:bdr w:val="none" w:sz="0" w:space="0" w:color="auto" w:frame="1"/>
+              </w:rPr>
+              <w:t>行业地位</w:t>
+            </w:r>
+          </w:p>
+        </w:tc>
+      </w:tr>
+      <w:tr>
+        <w:trPr>
+          <w:tblCellSpacing w:w="15" w:type="dxa"/>
+        </w:trPr>
+        <w:tc>
+          <w:tcPr>
+            <w:tcW w:w="0" w:type="auto"/>
+            <w:tcBorders>
+              <w:top w:val="single" w:sz="6" w:space="0" w:color="auto"/>
+              <w:left w:val="single" w:sz="6" w:space="0" w:color="auto"/>
+              <w:bottom w:val="single" w:sz="6" w:space="0" w:color="auto"/>
+              <w:right w:val="single" w:sz="6" w:space="0" w:color="auto"/>
+            </w:tcBorders>
+            <w:tcMar>
+              <w:top w:w="240" w:type="dxa"/>
+              <w:left w:w="0" w:type="dxa"/>
+              <w:bottom w:w="240" w:type="dxa"/>
+              <w:right w:w="180" w:type="dxa"/>
+            </w:tcMar>
+            <w:vAlign w:val="center"/>
+            <w:hideMark/>
+          </w:tcPr>
+          <w:p>
+            <w:pPr>
+              <w:widowControl/>
+              <w:jc w:val="left"/>
+              <w:rPr>
+                <w:rFonts w:ascii="Arial" w:eastAsia="宋体" w:hAnsi="Arial" w:cs="宋体"/>
+                <w:color w:val="1F1F1F"/>
+                <w:kern w:val="0"/>
+                <w:sz w:val="24"/>
+              </w:rPr>
+            </w:pPr>
+            <w:r>
+              <w:rPr>
+                <w:rFonts w:ascii="Arial" w:eastAsia="宋体" w:hAnsi="Arial" w:cs="宋体"/>
+                <w:b/>
+                <w:bCs/>
+                <w:color w:val="1F1F1F"/>
+                <w:kern w:val="0"/>
+                <w:sz w:val="24"/>
+                <w:bdr w:val="none" w:sz="0" w:space="0" w:color="auto" w:frame="1"/>
+              </w:rPr>
+              <w:t>688123</w:t>
+            </w:r>
+          </w:p>
+        </w:tc>
+        <w:tc>
+          <w:tcPr>
+            <w:tcW w:w="0" w:type="auto"/>
+            <w:tcBorders>
+              <w:top w:val="single" w:sz="6" w:space="0" w:color="auto"/>
+              <w:left w:val="single" w:sz="6" w:space="0" w:color="auto"/>
+              <w:bottom w:val="single" w:sz="6" w:space="0" w:color="auto"/>
+              <w:right w:val="single" w:sz="6" w:space="0" w:color="auto"/>
+            </w:tcBorders>
+            <w:tcMar>
+              <w:top w:w="240" w:type="dxa"/>
+              <w:left w:w="0" w:type="dxa"/>
+              <w:bottom w:w="240" w:type="dxa"/>
+              <w:right w:w="180" w:type="dxa"/>
+            </w:tcMar>
+            <w:vAlign w:val="center"/>
+            <w:hideMark/>
+          </w:tcPr>
+          <w:p>
+            <w:pPr>
+              <w:widowControl/>
+              <w:jc w:val="left"/>
+              <w:rPr>
+                <w:rFonts w:ascii="Arial" w:eastAsia="宋体" w:hAnsi="Arial" w:cs="宋体"/>
+                <w:color w:val="1F1F1F"/>
+                <w:kern w:val="0"/>
+                <w:sz w:val="24"/>
+              </w:rPr>
+            </w:pPr>
+            <w:r>
+              <w:rPr>
+                <w:rFonts w:ascii="Arial" w:eastAsia="宋体" w:hAnsi="Arial" w:cs="宋体"/>
+                <w:b/>
+                <w:bCs/>
+                <w:color w:val="1F1F1F"/>
+                <w:kern w:val="0"/>
+                <w:sz w:val="24"/>
+                <w:bdr w:val="none" w:sz="0" w:space="0" w:color="auto" w:frame="1"/>
+              </w:rPr>
+              <w:t>聚辰股份</w:t>
+            </w:r>
+          </w:p>
+        </w:tc>
+        <w:tc>
+          <w:tcPr>
+            <w:tcW w:w="0" w:type="auto"/>
+            <w:tcBorders>
+              <w:top w:val="single" w:sz="6" w:space="0" w:color="auto"/>
+              <w:left w:val="single" w:sz="6" w:space="0" w:color="auto"/>
+              <w:bottom w:val="single" w:sz="6" w:space="0" w:color="auto"/>
+              <w:right w:val="single" w:sz="6" w:space="0" w:color="auto"/>
+            </w:tcBorders>
+            <w:tcMar>
+              <w:top w:w="240" w:type="dxa"/>
+              <w:left w:w="0" w:type="dxa"/>
+              <w:bottom w:w="240" w:type="dxa"/>
+              <w:right w:w="180" w:type="dxa"/>
+            </w:tcMar>
+            <w:vAlign w:val="center"/>
+            <w:hideMark/>
+          </w:tcPr>
+          <w:p>
+            <w:pPr>
+              <w:widowControl/>
+              <w:jc w:val="left"/>
+              <w:rPr>
+                <w:rFonts w:ascii="Arial" w:eastAsia="宋体" w:hAnsi="Arial" w:cs="宋体"/>
+                <w:color w:val="1F1F1F"/>
+                <w:kern w:val="0"/>
+                <w:sz w:val="24"/>
+              </w:rPr>
+            </w:pPr>
+            <w:r>
+              <w:rPr>
+                <w:rFonts w:ascii="Arial" w:eastAsia="宋体" w:hAnsi="Arial" w:cs="宋体"/>
+                <w:color w:val="1F1F1F"/>
+                <w:kern w:val="0"/>
+                <w:sz w:val="24"/>
+                <w:bdr w:val="none" w:sz="0" w:space="0" w:color="auto" w:frame="1"/>
+              </w:rPr>
+              <w:t>125.00 - 129.00</w:t>
+            </w:r>
+          </w:p>
+        </w:tc>
+        <w:tc>
+          <w:tcPr>
+            <w:tcW w:w="0" w:type="auto"/>
+            <w:tcBorders>
+              <w:top w:val="single" w:sz="6" w:space="0" w:color="auto"/>
+              <w:left w:val="single" w:sz="6" w:space="0" w:color="auto"/>
+              <w:bottom w:val="single" w:sz="6" w:space="0" w:color="auto"/>
+              <w:right w:val="single" w:sz="6" w:space="0" w:color="auto"/>
+            </w:tcBorders>
+            <w:tcMar>
+              <w:top w:w="240" w:type="dxa"/>
+              <w:left w:w="0" w:type="dxa"/>
+              <w:bottom w:w="240" w:type="dxa"/>
+              <w:right w:w="180" w:type="dxa"/>
+            </w:tcMar>
+            <w:vAlign w:val="center"/>
+            <w:hideMark/>
+          </w:tcPr>
+          <w:p>
+            <w:pPr>
+              <w:widowControl/>
+              <w:jc w:val="left"/>
+              <w:rPr>
+                <w:rFonts w:ascii="Arial" w:eastAsia="宋体" w:hAnsi="Arial" w:cs="宋体"/>
+                <w:color w:val="1F1F1F"/>
+                <w:kern w:val="0"/>
+                <w:sz w:val="24"/>
+              </w:rPr>
+            </w:pPr>
+            <w:r>
+              <w:rPr>
+                <w:rFonts w:ascii="Arial" w:eastAsia="宋体" w:hAnsi="Arial" w:cs="宋体"/>
+                <w:b/>
+                <w:bCs/>
+                <w:color w:val="1F1F1F"/>
+                <w:kern w:val="0"/>
+                <w:sz w:val="24"/>
+                <w:bdr w:val="none" w:sz="0" w:space="0" w:color="auto" w:frame="1"/>
+              </w:rPr>
+              <w:t>171.60</w:t>
+            </w:r>
+          </w:p>
+        </w:tc>
+        <w:tc>
+          <w:tcPr>
+            <w:tcW w:w="0" w:type="auto"/>
+            <w:tcBorders>
+              <w:top w:val="single" w:sz="6" w:space="0" w:color="auto"/>
+              <w:left w:val="single" w:sz="6" w:space="0" w:color="auto"/>
+              <w:bottom w:val="single" w:sz="6" w:space="0" w:color="auto"/>
+              <w:right w:val="single" w:sz="6" w:space="0" w:color="auto"/>
+            </w:tcBorders>
+            <w:tcMar>
+              <w:top w:w="240" w:type="dxa"/>
+              <w:left w:w="0" w:type="dxa"/>
+              <w:bottom w:w="240" w:type="dxa"/>
+              <w:right w:w="180" w:type="dxa"/>
+            </w:tcMar>
+            <w:vAlign w:val="center"/>
+            <w:hideMark/>
+          </w:tcPr>
+          <w:p>
+            <w:pPr>
+              <w:widowControl/>
+              <w:jc w:val="left"/>
+              <w:rPr>
+                <w:rFonts w:ascii="Arial" w:eastAsia="宋体" w:hAnsi="Arial" w:cs="宋体"/>
+                <w:color w:val="1F1F1F"/>
+                <w:kern w:val="0"/>
+                <w:sz w:val="24"/>
+              </w:rPr>
+            </w:pPr>
+            <w:r>
+              <w:rPr>
+                <w:rFonts w:ascii="Arial" w:eastAsia="宋体" w:hAnsi="Arial" w:cs="宋体"/>
+                <w:b/>
+                <w:bCs/>
+                <w:color w:val="1F1F1F"/>
+                <w:kern w:val="0"/>
+                <w:sz w:val="24"/>
+                <w:bdr w:val="none" w:sz="0" w:space="0" w:color="auto" w:frame="1"/>
+              </w:rPr>
+              <w:t xml:space="preserve">MRDIMM </w:t>
+            </w:r>
+            <w:r>
+              <w:rPr>
+                <w:rFonts w:ascii="Arial" w:eastAsia="宋体" w:hAnsi="Arial" w:cs="宋体"/>
+                <w:b/>
+                <w:bCs/>
+                <w:color w:val="1F1F1F"/>
+                <w:kern w:val="0"/>
+                <w:sz w:val="24"/>
+                <w:bdr w:val="none" w:sz="0" w:space="0" w:color="auto" w:frame="1"/>
+              </w:rPr>
+              <w:t>适配</w:t>
+            </w:r>
+            <w:r>
+              <w:rPr>
+                <w:rFonts w:ascii="Arial" w:eastAsia="宋体" w:hAnsi="Arial" w:cs="宋体"/>
+                <w:b/>
+                <w:bCs/>
+                <w:color w:val="1F1F1F"/>
+                <w:kern w:val="0"/>
+                <w:sz w:val="24"/>
+                <w:bdr w:val="none" w:sz="0" w:space="0" w:color="auto" w:frame="1"/>
+              </w:rPr>
+              <w:t xml:space="preserve"> SPD</w:t>
+            </w:r>
+            <w:r>
+              <w:rPr>
+                <w:rFonts w:ascii="Arial" w:eastAsia="宋体" w:hAnsi="Arial" w:cs="宋体"/>
+                <w:color w:val="1F1F1F"/>
+                <w:kern w:val="0"/>
+                <w:sz w:val="24"/>
+                <w:bdr w:val="none" w:sz="0" w:space="0" w:color="auto" w:frame="1"/>
+              </w:rPr>
+              <w:t xml:space="preserve"> / DDR5 </w:t>
+            </w:r>
+            <w:r>
+              <w:rPr>
+                <w:rFonts w:ascii="Arial" w:eastAsia="宋体" w:hAnsi="Arial" w:cs="宋体"/>
+                <w:color w:val="1F1F1F"/>
+                <w:kern w:val="0"/>
+                <w:sz w:val="24"/>
+                <w:bdr w:val="none" w:sz="0" w:space="0" w:color="auto" w:frame="1"/>
+              </w:rPr>
+              <w:t>渗透率提升</w:t>
+            </w:r>
+            <w:r>
+              <w:rPr>
+                <w:rFonts w:ascii="Arial" w:eastAsia="宋体" w:hAnsi="Arial" w:cs="宋体"/>
+                <w:color w:val="1F1F1F"/>
+                <w:kern w:val="0"/>
+                <w:sz w:val="24"/>
+                <w:bdr w:val="none" w:sz="0" w:space="0" w:color="auto" w:frame="1"/>
+              </w:rPr>
+              <w:t xml:space="preserve"> / H</w:t>
+            </w:r>
+            <w:r>
+              <w:rPr>
+                <w:rFonts w:ascii="Arial" w:eastAsia="宋体" w:hAnsi="Arial" w:cs="宋体"/>
+                <w:color w:val="1F1F1F"/>
+                <w:kern w:val="0"/>
+                <w:sz w:val="24"/>
+                <w:bdr w:val="none" w:sz="0" w:space="0" w:color="auto" w:frame="1"/>
+              </w:rPr>
+              <w:t>股上市预期</w:t>
+            </w:r>
+          </w:p>
+        </w:tc>
+        <w:tc>
+          <w:tcPr>
+            <w:tcW w:w="0" w:type="auto"/>
+            <w:tcBorders>
+              <w:top w:val="single" w:sz="6" w:space="0" w:color="auto"/>
+              <w:left w:val="single" w:sz="6" w:space="0" w:color="auto"/>
+              <w:bottom w:val="single" w:sz="6" w:space="0" w:color="auto"/>
+              <w:right w:val="single" w:sz="6" w:space="0" w:color="auto"/>
+            </w:tcBorders>
+            <w:tcMar>
+              <w:top w:w="240" w:type="dxa"/>
+              <w:left w:w="0" w:type="dxa"/>
+              <w:bottom w:w="240" w:type="dxa"/>
+              <w:right w:w="0" w:type="dxa"/>
+            </w:tcMar>
+            <w:vAlign w:val="center"/>
+            <w:hideMark/>
+          </w:tcPr>
+          <w:p>
+            <w:pPr>
+              <w:widowControl/>
+              <w:jc w:val="left"/>
+              <w:rPr>
+                <w:rFonts w:ascii="Arial" w:eastAsia="宋体" w:hAnsi="Arial" w:cs="宋体"/>
+                <w:color w:val="1F1F1F"/>
+                <w:kern w:val="0"/>
+                <w:sz w:val="24"/>
+              </w:rPr>
+            </w:pPr>
+            <w:r>
+              <w:rPr>
+                <w:rFonts w:ascii="Arial" w:eastAsia="宋体" w:hAnsi="Arial" w:cs="宋体"/>
+                <w:color w:val="1F1F1F"/>
+                <w:kern w:val="0"/>
+                <w:sz w:val="24"/>
+                <w:bdr w:val="none" w:sz="0" w:space="0" w:color="auto" w:frame="1"/>
+              </w:rPr>
+              <w:t xml:space="preserve">SPD/EEPROM </w:t>
+            </w:r>
+            <w:r>
+              <w:rPr>
+                <w:rFonts w:ascii="Arial" w:eastAsia="宋体" w:hAnsi="Arial" w:cs="宋体"/>
+                <w:color w:val="1F1F1F"/>
+                <w:kern w:val="0"/>
+                <w:sz w:val="24"/>
+                <w:bdr w:val="none" w:sz="0" w:space="0" w:color="auto" w:frame="1"/>
+              </w:rPr>
+              <w:t>龙头</w:t>
+            </w:r>
+          </w:p>
+        </w:tc>
+      </w:tr>
+      <w:tr>
+        <w:trPr>
+          <w:tblCellSpacing w:w="15" w:type="dxa"/>
+        </w:trPr>
+        <w:tc>
+          <w:tcPr>
+            <w:tcW w:w="0" w:type="auto"/>
+            <w:tcBorders>
+              <w:top w:val="single" w:sz="6" w:space="0" w:color="auto"/>
+              <w:left w:val="single" w:sz="6" w:space="0" w:color="auto"/>
+              <w:bottom w:val="single" w:sz="6" w:space="0" w:color="auto"/>
+              <w:right w:val="single" w:sz="6" w:space="0" w:color="auto"/>
+            </w:tcBorders>
+            <w:tcMar>
+              <w:top w:w="240" w:type="dxa"/>
+              <w:left w:w="0" w:type="dxa"/>
+              <w:bottom w:w="240" w:type="dxa"/>
+              <w:right w:w="180" w:type="dxa"/>
+            </w:tcMar>
+            <w:vAlign w:val="center"/>
+            <w:hideMark/>
+          </w:tcPr>
+          <w:p>
+            <w:pPr>
+              <w:widowControl/>
+              <w:jc w:val="left"/>
+              <w:rPr>
+                <w:rFonts w:ascii="Arial" w:eastAsia="宋体" w:hAnsi="Arial" w:cs="宋体"/>
+                <w:color w:val="1F1F1F"/>
+                <w:kern w:val="0"/>
+                <w:sz w:val="24"/>
+              </w:rPr>
+            </w:pPr>
+            <w:r>
+              <w:rPr>
+                <w:rFonts w:ascii="Arial" w:eastAsia="宋体" w:hAnsi="Arial" w:cs="宋体"/>
+                <w:b/>
+                <w:bCs/>
+                <w:color w:val="1F1F1F"/>
+                <w:kern w:val="0"/>
+                <w:sz w:val="24"/>
+                <w:bdr w:val="none" w:sz="0" w:space="0" w:color="auto" w:frame="1"/>
+              </w:rPr>
+              <w:t>301308</w:t>
+            </w:r>
+          </w:p>
+        </w:tc>
+        <w:tc>
+          <w:tcPr>
+            <w:tcW w:w="0" w:type="auto"/>
+            <w:tcBorders>
+              <w:top w:val="single" w:sz="6" w:space="0" w:color="auto"/>
+              <w:left w:val="single" w:sz="6" w:space="0" w:color="auto"/>
+              <w:bottom w:val="single" w:sz="6" w:space="0" w:color="auto"/>
+              <w:right w:val="single" w:sz="6" w:space="0" w:color="auto"/>
+            </w:tcBorders>
+            <w:tcMar>
+              <w:top w:w="240" w:type="dxa"/>
+              <w:left w:w="0" w:type="dxa"/>
+              <w:bottom w:w="240" w:type="dxa"/>
+              <w:right w:w="180" w:type="dxa"/>
+            </w:tcMar>
+            <w:vAlign w:val="center"/>
+            <w:hideMark/>
+          </w:tcPr>
+          <w:p>
+            <w:pPr>
+              <w:widowControl/>
+              <w:jc w:val="left"/>
+              <w:rPr>
+                <w:rFonts w:ascii="Arial" w:eastAsia="宋体" w:hAnsi="Arial" w:cs="宋体"/>
+                <w:color w:val="1F1F1F"/>
+                <w:kern w:val="0"/>
+                <w:sz w:val="24"/>
+              </w:rPr>
+            </w:pPr>
+            <w:r>
+              <w:rPr>
+                <w:rFonts w:ascii="Arial" w:eastAsia="宋体" w:hAnsi="Arial" w:cs="宋体"/>
+                <w:b/>
+                <w:bCs/>
+                <w:color w:val="1F1F1F"/>
+                <w:kern w:val="0"/>
+                <w:sz w:val="24"/>
+                <w:bdr w:val="none" w:sz="0" w:space="0" w:color="auto" w:frame="1"/>
+              </w:rPr>
+              <w:t>江波龙</w:t>
+            </w:r>
+          </w:p>
+        </w:tc>
+        <w:tc>
+          <w:tcPr>
+            <w:tcW w:w="0" w:type="auto"/>
+            <w:tcBorders>
+              <w:top w:val="single" w:sz="6" w:space="0" w:color="auto"/>
+              <w:left w:val="single" w:sz="6" w:space="0" w:color="auto"/>
+              <w:bottom w:val="single" w:sz="6" w:space="0" w:color="auto"/>
+              <w:right w:val="single" w:sz="6" w:space="0" w:color="auto"/>
+            </w:tcBorders>
+            <w:tcMar>
+              <w:top w:w="240" w:type="dxa"/>
+              <w:left w:w="0" w:type="dxa"/>
+              <w:bottom w:w="240" w:type="dxa"/>
+              <w:right w:w="180" w:type="dxa"/>
+            </w:tcMar>
+            <w:vAlign w:val="center"/>
+            <w:hideMark/>
+          </w:tcPr>
+          <w:p>
+            <w:pPr>
+              <w:widowControl/>
+              <w:jc w:val="left"/>
+              <w:rPr>
+                <w:rFonts w:ascii="Arial" w:eastAsia="宋体" w:hAnsi="Arial" w:cs="宋体"/>
+                <w:color w:val="1F1F1F"/>
+                <w:kern w:val="0"/>
+                <w:sz w:val="24"/>
+              </w:rPr>
+            </w:pPr>
+            <w:r>
+              <w:rPr>
+                <w:rFonts w:ascii="Arial" w:eastAsia="宋体" w:hAnsi="Arial" w:cs="宋体"/>
+                <w:color w:val="1F1F1F"/>
+                <w:kern w:val="0"/>
+                <w:sz w:val="24"/>
+                <w:bdr w:val="none" w:sz="0" w:space="0" w:color="auto" w:frame="1"/>
+              </w:rPr>
+              <w:t>489.56 (</w:t>
+            </w:r>
+            <w:r>
+              <w:rPr>
+                <w:rFonts w:ascii="Arial" w:eastAsia="宋体" w:hAnsi="Arial" w:cs="宋体"/>
+                <w:color w:val="1F1F1F"/>
+                <w:kern w:val="0"/>
+                <w:sz w:val="24"/>
+                <w:bdr w:val="none" w:sz="0" w:space="0" w:color="auto" w:frame="1"/>
+              </w:rPr>
+              <w:t>历史新高</w:t>
+            </w:r>
+            <w:r>
+              <w:rPr>
+                <w:rFonts w:ascii="Arial" w:eastAsia="宋体" w:hAnsi="Arial" w:cs="宋体"/>
+                <w:color w:val="1F1F1F"/>
+                <w:kern w:val="0"/>
+                <w:sz w:val="24"/>
+                <w:bdr w:val="none" w:sz="0" w:space="0" w:color="auto" w:frame="1"/>
+              </w:rPr>
+              <w:t>)</w:t>
+            </w:r>
+          </w:p>
+        </w:tc>
+        <w:tc>
+          <w:tcPr>
+            <w:tcW w:w="0" w:type="auto"/>
+            <w:tcBorders>
+              <w:top w:val="single" w:sz="6" w:space="0" w:color="auto"/>
+              <w:left w:val="single" w:sz="6" w:space="0" w:color="auto"/>
+              <w:bottom w:val="single" w:sz="6" w:space="0" w:color="auto"/>
+              <w:right w:val="single" w:sz="6" w:space="0" w:color="auto"/>
+            </w:tcBorders>
+            <w:tcMar>
+              <w:top w:w="240" w:type="dxa"/>
+              <w:left w:w="0" w:type="dxa"/>
+              <w:bottom w:w="240" w:type="dxa"/>
+              <w:right w:w="180" w:type="dxa"/>
+            </w:tcMar>
+            <w:vAlign w:val="center"/>
+            <w:hideMark/>
+          </w:tcPr>
+          <w:p>
+            <w:pPr>
+              <w:widowControl/>
+              <w:jc w:val="left"/>
+              <w:rPr>
+                <w:rFonts w:ascii="Arial" w:eastAsia="宋体" w:hAnsi="Arial" w:cs="宋体"/>
+                <w:color w:val="1F1F1F"/>
+                <w:kern w:val="0"/>
+                <w:sz w:val="24"/>
+              </w:rPr>
+            </w:pPr>
+            <w:r>
+              <w:rPr>
+                <w:rFonts w:ascii="Arial" w:eastAsia="宋体" w:hAnsi="Arial" w:cs="宋体"/>
+                <w:b/>
+                <w:bCs/>
+                <w:color w:val="1F1F1F"/>
+                <w:kern w:val="0"/>
+                <w:sz w:val="24"/>
+                <w:bdr w:val="none" w:sz="0" w:space="0" w:color="auto" w:frame="1"/>
+              </w:rPr>
+              <w:t>550 - 600</w:t>
+            </w:r>
+          </w:p>
+        </w:tc>
+        <w:tc>
+          <w:tcPr>
+            <w:tcW w:w="0" w:type="auto"/>
+            <w:tcBorders>
+              <w:top w:val="single" w:sz="6" w:space="0" w:color="auto"/>
+              <w:left w:val="single" w:sz="6" w:space="0" w:color="auto"/>
+              <w:bottom w:val="single" w:sz="6" w:space="0" w:color="auto"/>
+              <w:right w:val="single" w:sz="6" w:space="0" w:color="auto"/>
+            </w:tcBorders>
+            <w:tcMar>
+              <w:top w:w="240" w:type="dxa"/>
+              <w:left w:w="0" w:type="dxa"/>
+              <w:bottom w:w="240" w:type="dxa"/>
+              <w:right w:w="180" w:type="dxa"/>
+            </w:tcMar>
+            <w:vAlign w:val="center"/>
+            <w:hideMark/>
+          </w:tcPr>
+          <w:p>
+            <w:pPr>
+              <w:widowControl/>
+              <w:jc w:val="left"/>
+              <w:rPr>
+                <w:rFonts w:ascii="Arial" w:eastAsia="宋体" w:hAnsi="Arial" w:cs="宋体"/>
+                <w:color w:val="1F1F1F"/>
+                <w:kern w:val="0"/>
+                <w:sz w:val="24"/>
+              </w:rPr>
+            </w:pPr>
+            <w:r>
+              <w:rPr>
+                <w:rFonts w:ascii="Arial" w:eastAsia="宋体" w:hAnsi="Arial" w:cs="宋体"/>
+                <w:color w:val="1F1F1F"/>
+                <w:kern w:val="0"/>
+                <w:sz w:val="24"/>
+                <w:bdr w:val="none" w:sz="0" w:space="0" w:color="auto" w:frame="1"/>
+              </w:rPr>
+              <w:t>一季报利润暴增</w:t>
+            </w:r>
+            <w:r>
+              <w:rPr>
+                <w:rFonts w:ascii="Arial" w:eastAsia="宋体" w:hAnsi="Arial" w:cs="宋体"/>
+                <w:color w:val="1F1F1F"/>
+                <w:kern w:val="0"/>
+                <w:sz w:val="24"/>
+                <w:bdr w:val="none" w:sz="0" w:space="0" w:color="auto" w:frame="1"/>
+              </w:rPr>
+              <w:t xml:space="preserve"> 26 </w:t>
+            </w:r>
+            <w:r>
+              <w:rPr>
+                <w:rFonts w:ascii="Arial" w:eastAsia="宋体" w:hAnsi="Arial" w:cs="宋体"/>
+                <w:color w:val="1F1F1F"/>
+                <w:kern w:val="0"/>
+                <w:sz w:val="24"/>
+                <w:bdr w:val="none" w:sz="0" w:space="0" w:color="auto" w:frame="1"/>
+              </w:rPr>
+              <w:t>倍</w:t>
+            </w:r>
+            <w:r>
+              <w:rPr>
+                <w:rFonts w:ascii="Arial" w:eastAsia="宋体" w:hAnsi="Arial" w:cs="宋体"/>
+                <w:color w:val="1F1F1F"/>
+                <w:kern w:val="0"/>
+                <w:sz w:val="24"/>
+                <w:bdr w:val="none" w:sz="0" w:space="0" w:color="auto" w:frame="1"/>
+              </w:rPr>
+              <w:t xml:space="preserve"> / </w:t>
+            </w:r>
+            <w:r>
+              <w:rPr>
+                <w:rFonts w:ascii="Arial" w:eastAsia="宋体" w:hAnsi="Arial" w:cs="宋体"/>
+                <w:b/>
+                <w:bCs/>
+                <w:color w:val="1F1F1F"/>
+                <w:kern w:val="0"/>
+                <w:sz w:val="24"/>
+                <w:bdr w:val="none" w:sz="0" w:space="0" w:color="auto" w:frame="1"/>
+              </w:rPr>
+              <w:t xml:space="preserve">SPU </w:t>
+            </w:r>
+            <w:r>
+              <w:rPr>
+                <w:rFonts w:ascii="Arial" w:eastAsia="宋体" w:hAnsi="Arial" w:cs="宋体"/>
+                <w:b/>
+                <w:bCs/>
+                <w:color w:val="1F1F1F"/>
+                <w:kern w:val="0"/>
+                <w:sz w:val="24"/>
+                <w:bdr w:val="none" w:sz="0" w:space="0" w:color="auto" w:frame="1"/>
+              </w:rPr>
+              <w:t>自研芯片</w:t>
+            </w:r>
+            <w:r>
+              <w:rPr>
+                <w:rFonts w:ascii="Arial" w:eastAsia="宋体" w:hAnsi="Arial" w:cs="宋体"/>
+                <w:color w:val="1F1F1F"/>
+                <w:kern w:val="0"/>
+                <w:sz w:val="24"/>
+                <w:bdr w:val="none" w:sz="0" w:space="0" w:color="auto" w:frame="1"/>
+              </w:rPr>
+              <w:t>量产</w:t>
+            </w:r>
+            <w:r>
+              <w:rPr>
+                <w:rFonts w:ascii="Arial" w:eastAsia="宋体" w:hAnsi="Arial" w:cs="宋体"/>
+                <w:color w:val="1F1F1F"/>
+                <w:kern w:val="0"/>
+                <w:sz w:val="24"/>
+                <w:bdr w:val="none" w:sz="0" w:space="0" w:color="auto" w:frame="1"/>
+              </w:rPr>
+              <w:t xml:space="preserve"> / </w:t>
+            </w:r>
+            <w:r>
+              <w:rPr>
+                <w:rFonts w:ascii="Arial" w:eastAsia="宋体" w:hAnsi="Arial" w:cs="宋体"/>
+                <w:color w:val="1F1F1F"/>
+                <w:kern w:val="0"/>
+                <w:sz w:val="24"/>
+                <w:bdr w:val="none" w:sz="0" w:space="0" w:color="auto" w:frame="1"/>
+              </w:rPr>
+              <w:t>企业级存储</w:t>
+            </w:r>
+          </w:p>
+        </w:tc>
+        <w:tc>
+          <w:tcPr>
+            <w:tcW w:w="0" w:type="auto"/>
+            <w:tcBorders>
+              <w:top w:val="single" w:sz="6" w:space="0" w:color="auto"/>
+              <w:left w:val="single" w:sz="6" w:space="0" w:color="auto"/>
+              <w:bottom w:val="single" w:sz="6" w:space="0" w:color="auto"/>
+              <w:right w:val="single" w:sz="6" w:space="0" w:color="auto"/>
+            </w:tcBorders>
+            <w:tcMar>
+              <w:top w:w="240" w:type="dxa"/>
+              <w:left w:w="0" w:type="dxa"/>
+              <w:bottom w:w="240" w:type="dxa"/>
+              <w:right w:w="0" w:type="dxa"/>
+            </w:tcMar>
+            <w:vAlign w:val="center"/>
+            <w:hideMark/>
+          </w:tcPr>
+          <w:p>
+            <w:pPr>
+              <w:widowControl/>
+              <w:jc w:val="left"/>
+              <w:rPr>
+                <w:rFonts w:ascii="Arial" w:eastAsia="宋体" w:hAnsi="Arial" w:cs="宋体"/>
+                <w:color w:val="1F1F1F"/>
+                <w:kern w:val="0"/>
+                <w:sz w:val="24"/>
+              </w:rPr>
+            </w:pPr>
+            <w:r>
+              <w:rPr>
+                <w:rFonts w:ascii="Arial" w:eastAsia="宋体" w:hAnsi="Arial" w:cs="宋体"/>
+                <w:color w:val="1F1F1F"/>
+                <w:kern w:val="0"/>
+                <w:sz w:val="24"/>
+                <w:bdr w:val="none" w:sz="0" w:space="0" w:color="auto" w:frame="1"/>
+              </w:rPr>
+              <w:t>存储模组龙头</w:t>
+            </w:r>
+          </w:p>
+        </w:tc>
+      </w:tr>
+      <w:tr>
+        <w:trPr>
+          <w:tblCellSpacing w:w="15" w:type="dxa"/>
+        </w:trPr>
+        <w:tc>
+          <w:tcPr>
+            <w:tcW w:w="0" w:type="auto"/>
+            <w:tcBorders>
+              <w:top w:val="single" w:sz="6" w:space="0" w:color="auto"/>
+              <w:left w:val="single" w:sz="6" w:space="0" w:color="auto"/>
+              <w:bottom w:val="single" w:sz="6" w:space="0" w:color="auto"/>
+              <w:right w:val="single" w:sz="6" w:space="0" w:color="auto"/>
+            </w:tcBorders>
+            <w:tcMar>
+              <w:top w:w="240" w:type="dxa"/>
+              <w:left w:w="0" w:type="dxa"/>
+              <w:bottom w:w="240" w:type="dxa"/>
+              <w:right w:w="180" w:type="dxa"/>
+            </w:tcMar>
+            <w:vAlign w:val="center"/>
+            <w:hideMark/>
+          </w:tcPr>
+          <w:p>
+            <w:pPr>
+              <w:widowControl/>
+              <w:jc w:val="left"/>
+              <w:rPr>
+                <w:rFonts w:ascii="Arial" w:eastAsia="宋体" w:hAnsi="Arial" w:cs="宋体"/>
+                <w:color w:val="1F1F1F"/>
+                <w:kern w:val="0"/>
+                <w:sz w:val="24"/>
+              </w:rPr>
+            </w:pPr>
+            <w:r>
+              <w:rPr>
+                <w:rFonts w:ascii="Arial" w:eastAsia="宋体" w:hAnsi="Arial" w:cs="宋体"/>
+                <w:b/>
+                <w:bCs/>
+                <w:color w:val="1F1F1F"/>
+                <w:kern w:val="0"/>
+                <w:sz w:val="24"/>
+                <w:bdr w:val="none" w:sz="0" w:space="0" w:color="auto" w:frame="1"/>
+              </w:rPr>
+              <w:t>001309</w:t>
+            </w:r>
+          </w:p>
+        </w:tc>
+        <w:tc>
+          <w:tcPr>
+            <w:tcW w:w="0" w:type="auto"/>
+            <w:tcBorders>
+              <w:top w:val="single" w:sz="6" w:space="0" w:color="auto"/>
+              <w:left w:val="single" w:sz="6" w:space="0" w:color="auto"/>
+              <w:bottom w:val="single" w:sz="6" w:space="0" w:color="auto"/>
+              <w:right w:val="single" w:sz="6" w:space="0" w:color="auto"/>
+            </w:tcBorders>
+            <w:tcMar>
+              <w:top w:w="240" w:type="dxa"/>
+              <w:left w:w="0" w:type="dxa"/>
+              <w:bottom w:w="240" w:type="dxa"/>
+              <w:right w:w="180" w:type="dxa"/>
+            </w:tcMar>
+            <w:vAlign w:val="center"/>
+            <w:hideMark/>
+          </w:tcPr>
+          <w:p>
+            <w:pPr>
+              <w:widowControl/>
+              <w:jc w:val="left"/>
+              <w:rPr>
+                <w:rFonts w:ascii="Arial" w:eastAsia="宋体" w:hAnsi="Arial" w:cs="宋体"/>
+                <w:color w:val="1F1F1F"/>
+                <w:kern w:val="0"/>
+                <w:sz w:val="24"/>
+              </w:rPr>
+            </w:pPr>
+            <w:r>
+              <w:rPr>
+                <w:rFonts w:ascii="Arial" w:eastAsia="宋体" w:hAnsi="Arial" w:cs="宋体"/>
+                <w:b/>
+                <w:bCs/>
+                <w:color w:val="1F1F1F"/>
+                <w:kern w:val="0"/>
+                <w:sz w:val="24"/>
+                <w:bdr w:val="none" w:sz="0" w:space="0" w:color="auto" w:frame="1"/>
+              </w:rPr>
+              <w:t>德明利</w:t>
+            </w:r>
+          </w:p>
+        </w:tc>
+        <w:tc>
+          <w:tcPr>
+            <w:tcW w:w="0" w:type="auto"/>
+            <w:tcBorders>
+              <w:top w:val="single" w:sz="6" w:space="0" w:color="auto"/>
+              <w:left w:val="single" w:sz="6" w:space="0" w:color="auto"/>
+              <w:bottom w:val="single" w:sz="6" w:space="0" w:color="auto"/>
+              <w:right w:val="single" w:sz="6" w:space="0" w:color="auto"/>
+            </w:tcBorders>
+            <w:tcMar>
+              <w:top w:w="240" w:type="dxa"/>
+              <w:left w:w="0" w:type="dxa"/>
+              <w:bottom w:w="240" w:type="dxa"/>
+              <w:right w:w="180" w:type="dxa"/>
+            </w:tcMar>
+            <w:vAlign w:val="center"/>
+            <w:hideMark/>
+          </w:tcPr>
+          <w:p>
+            <w:pPr>
+              <w:widowControl/>
+              <w:jc w:val="left"/>
+              <w:rPr>
+                <w:rFonts w:ascii="Arial" w:eastAsia="宋体" w:hAnsi="Arial" w:cs="宋体"/>
+                <w:color w:val="1F1F1F"/>
+                <w:kern w:val="0"/>
+                <w:sz w:val="24"/>
+              </w:rPr>
+            </w:pPr>
+            <w:r>
+              <w:rPr>
+                <w:rFonts w:ascii="Arial" w:eastAsia="宋体" w:hAnsi="Arial" w:cs="宋体"/>
+                <w:color w:val="1F1F1F"/>
+                <w:kern w:val="0"/>
+                <w:sz w:val="24"/>
+                <w:bdr w:val="none" w:sz="0" w:space="0" w:color="auto" w:frame="1"/>
+              </w:rPr>
+              <w:t>615.97</w:t>
+            </w:r>
+          </w:p>
+        </w:tc>
+        <w:tc>
+          <w:tcPr>
+            <w:tcW w:w="0" w:type="auto"/>
+            <w:tcBorders>
+              <w:top w:val="single" w:sz="6" w:space="0" w:color="auto"/>
+              <w:left w:val="single" w:sz="6" w:space="0" w:color="auto"/>
+              <w:bottom w:val="single" w:sz="6" w:space="0" w:color="auto"/>
+              <w:right w:val="single" w:sz="6" w:space="0" w:color="auto"/>
+            </w:tcBorders>
+            <w:tcMar>
+              <w:top w:w="240" w:type="dxa"/>
+              <w:left w:w="0" w:type="dxa"/>
+              <w:bottom w:w="240" w:type="dxa"/>
+              <w:right w:w="180" w:type="dxa"/>
+            </w:tcMar>
+            <w:vAlign w:val="center"/>
+            <w:hideMark/>
+          </w:tcPr>
+          <w:p>
+            <w:pPr>
+              <w:widowControl/>
+              <w:jc w:val="left"/>
+              <w:rPr>
+                <w:rFonts w:ascii="Arial" w:eastAsia="宋体" w:hAnsi="Arial" w:cs="宋体"/>
+                <w:color w:val="1F1F1F"/>
+                <w:kern w:val="0"/>
+                <w:sz w:val="24"/>
+              </w:rPr>
+            </w:pPr>
+            <w:r>
+              <w:rPr>
+                <w:rFonts w:ascii="Arial" w:eastAsia="宋体" w:hAnsi="Arial" w:cs="宋体"/>
+                <w:b/>
+                <w:bCs/>
+                <w:color w:val="1F1F1F"/>
+                <w:kern w:val="0"/>
+                <w:sz w:val="24"/>
+                <w:bdr w:val="none" w:sz="0" w:space="0" w:color="auto" w:frame="1"/>
+              </w:rPr>
+              <w:t>750 - 800</w:t>
+            </w:r>
+          </w:p>
+        </w:tc>
+        <w:tc>
+          <w:tcPr>
+            <w:tcW w:w="0" w:type="auto"/>
+            <w:tcBorders>
+              <w:top w:val="single" w:sz="6" w:space="0" w:color="auto"/>
+              <w:left w:val="single" w:sz="6" w:space="0" w:color="auto"/>
+              <w:bottom w:val="single" w:sz="6" w:space="0" w:color="auto"/>
+              <w:right w:val="single" w:sz="6" w:space="0" w:color="auto"/>
+            </w:tcBorders>
+            <w:tcMar>
+              <w:top w:w="240" w:type="dxa"/>
+              <w:left w:w="0" w:type="dxa"/>
+              <w:bottom w:w="240" w:type="dxa"/>
+              <w:right w:w="180" w:type="dxa"/>
+            </w:tcMar>
+            <w:vAlign w:val="center"/>
+            <w:hideMark/>
+          </w:tcPr>
+          <w:p>
+            <w:pPr>
+              <w:widowControl/>
+              <w:jc w:val="left"/>
+              <w:rPr>
+                <w:rFonts w:ascii="Arial" w:eastAsia="宋体" w:hAnsi="Arial" w:cs="宋体"/>
+                <w:color w:val="1F1F1F"/>
+                <w:kern w:val="0"/>
+                <w:sz w:val="24"/>
+              </w:rPr>
+            </w:pPr>
+            <w:r>
+              <w:rPr>
+                <w:rFonts w:ascii="Arial" w:eastAsia="宋体" w:hAnsi="Arial" w:cs="宋体"/>
+                <w:b/>
+                <w:bCs/>
+                <w:color w:val="1F1F1F"/>
+                <w:kern w:val="0"/>
+                <w:sz w:val="24"/>
+                <w:bdr w:val="none" w:sz="0" w:space="0" w:color="auto" w:frame="1"/>
+              </w:rPr>
+              <w:t>净利增近</w:t>
+            </w:r>
+            <w:r>
+              <w:rPr>
+                <w:rFonts w:ascii="Arial" w:eastAsia="宋体" w:hAnsi="Arial" w:cs="宋体"/>
+                <w:b/>
+                <w:bCs/>
+                <w:color w:val="1F1F1F"/>
+                <w:kern w:val="0"/>
+                <w:sz w:val="24"/>
+                <w:bdr w:val="none" w:sz="0" w:space="0" w:color="auto" w:frame="1"/>
+              </w:rPr>
+              <w:t xml:space="preserve"> 50 </w:t>
+            </w:r>
+            <w:r>
+              <w:rPr>
+                <w:rFonts w:ascii="Arial" w:eastAsia="宋体" w:hAnsi="Arial" w:cs="宋体"/>
+                <w:b/>
+                <w:bCs/>
+                <w:color w:val="1F1F1F"/>
+                <w:kern w:val="0"/>
+                <w:sz w:val="24"/>
+                <w:bdr w:val="none" w:sz="0" w:space="0" w:color="auto" w:frame="1"/>
+              </w:rPr>
+              <w:t>倍</w:t>
+            </w:r>
+            <w:r>
+              <w:rPr>
+                <w:rFonts w:ascii="Arial" w:eastAsia="宋体" w:hAnsi="Arial" w:cs="宋体"/>
+                <w:color w:val="1F1F1F"/>
+                <w:kern w:val="0"/>
+                <w:sz w:val="24"/>
+                <w:bdr w:val="none" w:sz="0" w:space="0" w:color="auto" w:frame="1"/>
+              </w:rPr>
+              <w:t xml:space="preserve"> / AI </w:t>
+            </w:r>
+            <w:r>
+              <w:rPr>
+                <w:rFonts w:ascii="Arial" w:eastAsia="宋体" w:hAnsi="Arial" w:cs="宋体"/>
+                <w:color w:val="1F1F1F"/>
+                <w:kern w:val="0"/>
+                <w:sz w:val="24"/>
+                <w:bdr w:val="none" w:sz="0" w:space="0" w:color="auto" w:frame="1"/>
+              </w:rPr>
+              <w:t>存储涨价</w:t>
+            </w:r>
+            <w:r>
+              <w:rPr>
+                <w:rFonts w:ascii="Arial" w:eastAsia="宋体" w:hAnsi="Arial" w:cs="宋体"/>
+                <w:color w:val="1F1F1F"/>
+                <w:kern w:val="0"/>
+                <w:sz w:val="24"/>
+                <w:bdr w:val="none" w:sz="0" w:space="0" w:color="auto" w:frame="1"/>
+              </w:rPr>
+              <w:t xml:space="preserve"> / 32 </w:t>
+            </w:r>
+            <w:r>
+              <w:rPr>
+                <w:rFonts w:ascii="Arial" w:eastAsia="宋体" w:hAnsi="Arial" w:cs="宋体"/>
+                <w:color w:val="1F1F1F"/>
+                <w:kern w:val="0"/>
+                <w:sz w:val="24"/>
+                <w:bdr w:val="none" w:sz="0" w:space="0" w:color="auto" w:frame="1"/>
+              </w:rPr>
+              <w:t>亿扩产</w:t>
+            </w:r>
+            <w:r>
+              <w:rPr>
+                <w:rFonts w:ascii="Arial" w:eastAsia="宋体" w:hAnsi="Arial" w:cs="宋体"/>
+                <w:color w:val="1F1F1F"/>
+                <w:kern w:val="0"/>
+                <w:sz w:val="24"/>
+                <w:bdr w:val="none" w:sz="0" w:space="0" w:color="auto" w:frame="1"/>
+              </w:rPr>
+              <w:t xml:space="preserve"> SSD/DRAM</w:t>
+            </w:r>
+          </w:p>
+        </w:tc>
+        <w:tc>
+          <w:tcPr>
+            <w:tcW w:w="0" w:type="auto"/>
+            <w:tcBorders>
+              <w:top w:val="single" w:sz="6" w:space="0" w:color="auto"/>
+              <w:left w:val="single" w:sz="6" w:space="0" w:color="auto"/>
+              <w:bottom w:val="single" w:sz="6" w:space="0" w:color="auto"/>
+              <w:right w:val="single" w:sz="6" w:space="0" w:color="auto"/>
+            </w:tcBorders>
+            <w:tcMar>
+              <w:top w:w="240" w:type="dxa"/>
+              <w:left w:w="0" w:type="dxa"/>
+              <w:bottom w:w="240" w:type="dxa"/>
+              <w:right w:w="0" w:type="dxa"/>
+            </w:tcMar>
+            <w:vAlign w:val="center"/>
+            <w:hideMark/>
+          </w:tcPr>
+          <w:p>
+            <w:pPr>
+              <w:widowControl/>
+              <w:jc w:val="left"/>
+              <w:rPr>
+                <w:rFonts w:ascii="Arial" w:eastAsia="宋体" w:hAnsi="Arial" w:cs="宋体"/>
+                <w:color w:val="1F1F1F"/>
+                <w:kern w:val="0"/>
+                <w:sz w:val="24"/>
+              </w:rPr>
+            </w:pPr>
+            <w:r>
+              <w:rPr>
+                <w:rFonts w:ascii="Arial" w:eastAsia="宋体" w:hAnsi="Arial" w:cs="宋体"/>
+                <w:color w:val="1F1F1F"/>
+                <w:kern w:val="0"/>
+                <w:sz w:val="24"/>
+                <w:bdr w:val="none" w:sz="0" w:space="0" w:color="auto" w:frame="1"/>
+              </w:rPr>
+              <w:t>存储增速黑马</w:t>
+            </w:r>
+          </w:p>
+        </w:tc>
+      </w:tr>
+      <w:tr>
+        <w:trPr>
+          <w:tblCellSpacing w:w="15" w:type="dxa"/>
+        </w:trPr>
+        <w:tc>
+          <w:tcPr>
+            <w:tcW w:w="0" w:type="auto"/>
+            <w:tcBorders>
+              <w:top w:val="single" w:sz="6" w:space="0" w:color="auto"/>
+              <w:left w:val="single" w:sz="6" w:space="0" w:color="auto"/>
+              <w:bottom w:val="single" w:sz="6" w:space="0" w:color="auto"/>
+              <w:right w:val="single" w:sz="6" w:space="0" w:color="auto"/>
+            </w:tcBorders>
+            <w:tcMar>
+              <w:top w:w="240" w:type="dxa"/>
+              <w:left w:w="0" w:type="dxa"/>
+              <w:bottom w:w="240" w:type="dxa"/>
+              <w:right w:w="180" w:type="dxa"/>
+            </w:tcMar>
+            <w:vAlign w:val="center"/>
+            <w:hideMark/>
+          </w:tcPr>
+          <w:p>
+            <w:pPr>
+              <w:widowControl/>
+              <w:jc w:val="left"/>
+              <w:rPr>
+                <w:rFonts w:ascii="Arial" w:eastAsia="宋体" w:hAnsi="Arial" w:cs="宋体"/>
+                <w:color w:val="1F1F1F"/>
+                <w:kern w:val="0"/>
+                <w:sz w:val="24"/>
+              </w:rPr>
+            </w:pPr>
+            <w:r>
+              <w:rPr>
+                <w:rFonts w:ascii="Arial" w:eastAsia="宋体" w:hAnsi="Arial" w:cs="宋体"/>
+                <w:b/>
+                <w:bCs/>
+                <w:color w:val="1F1F1F"/>
+                <w:kern w:val="0"/>
+                <w:sz w:val="24"/>
+                <w:bdr w:val="none" w:sz="0" w:space="0" w:color="auto" w:frame="1"/>
+              </w:rPr>
+              <w:t>601127</w:t>
+            </w:r>
+          </w:p>
+        </w:tc>
+        <w:tc>
+          <w:tcPr>
+            <w:tcW w:w="0" w:type="auto"/>
+            <w:tcBorders>
+              <w:top w:val="single" w:sz="6" w:space="0" w:color="auto"/>
+              <w:left w:val="single" w:sz="6" w:space="0" w:color="auto"/>
+              <w:bottom w:val="single" w:sz="6" w:space="0" w:color="auto"/>
+              <w:right w:val="single" w:sz="6" w:space="0" w:color="auto"/>
+            </w:tcBorders>
+            <w:tcMar>
+              <w:top w:w="240" w:type="dxa"/>
+              <w:left w:w="0" w:type="dxa"/>
+              <w:bottom w:w="240" w:type="dxa"/>
+              <w:right w:w="180" w:type="dxa"/>
+            </w:tcMar>
+            <w:vAlign w:val="center"/>
+            <w:hideMark/>
+          </w:tcPr>
+          <w:p>
+            <w:pPr>
+              <w:widowControl/>
+              <w:jc w:val="left"/>
+              <w:rPr>
+                <w:rFonts w:ascii="Arial" w:eastAsia="宋体" w:hAnsi="Arial" w:cs="宋体"/>
+                <w:color w:val="1F1F1F"/>
+                <w:kern w:val="0"/>
+                <w:sz w:val="24"/>
+              </w:rPr>
+            </w:pPr>
+            <w:r>
+              <w:rPr>
+                <w:rFonts w:ascii="Arial" w:eastAsia="宋体" w:hAnsi="Arial" w:cs="宋体"/>
+                <w:b/>
+                <w:bCs/>
+                <w:color w:val="1F1F1F"/>
+                <w:kern w:val="0"/>
+                <w:sz w:val="24"/>
+                <w:bdr w:val="none" w:sz="0" w:space="0" w:color="auto" w:frame="1"/>
+              </w:rPr>
+              <w:t>赛力斯</w:t>
+            </w:r>
+          </w:p>
+        </w:tc>
+        <w:tc>
+          <w:tcPr>
+            <w:tcW w:w="0" w:type="auto"/>
+            <w:tcBorders>
+              <w:top w:val="single" w:sz="6" w:space="0" w:color="auto"/>
+              <w:left w:val="single" w:sz="6" w:space="0" w:color="auto"/>
+              <w:bottom w:val="single" w:sz="6" w:space="0" w:color="auto"/>
+              <w:right w:val="single" w:sz="6" w:space="0" w:color="auto"/>
+            </w:tcBorders>
+            <w:tcMar>
+              <w:top w:w="240" w:type="dxa"/>
+              <w:left w:w="0" w:type="dxa"/>
+              <w:bottom w:w="240" w:type="dxa"/>
+              <w:right w:w="180" w:type="dxa"/>
+            </w:tcMar>
+            <w:vAlign w:val="center"/>
+            <w:hideMark/>
+          </w:tcPr>
+          <w:p>
+            <w:pPr>
+              <w:widowControl/>
+              <w:jc w:val="left"/>
+              <w:rPr>
+                <w:rFonts w:ascii="Arial" w:eastAsia="宋体" w:hAnsi="Arial" w:cs="宋体"/>
+                <w:color w:val="1F1F1F"/>
+                <w:kern w:val="0"/>
+                <w:sz w:val="24"/>
+              </w:rPr>
+            </w:pPr>
+            <w:r>
+              <w:rPr>
+                <w:rFonts w:ascii="Arial" w:eastAsia="宋体" w:hAnsi="Arial" w:cs="宋体"/>
+                <w:b/>
+                <w:bCs/>
+                <w:color w:val="1F1F1F"/>
+                <w:kern w:val="0"/>
+                <w:sz w:val="24"/>
+                <w:bdr w:val="none" w:sz="0" w:space="0" w:color="auto" w:frame="1"/>
+              </w:rPr>
+              <w:t>88.38</w:t>
+            </w:r>
+            <w:r>
+              <w:rPr>
+                <w:rFonts w:ascii="Arial" w:eastAsia="宋体" w:hAnsi="Arial" w:cs="宋体"/>
+                <w:color w:val="1F1F1F"/>
+                <w:kern w:val="0"/>
+                <w:sz w:val="24"/>
+                <w:bdr w:val="none" w:sz="0" w:space="0" w:color="auto" w:frame="1"/>
+              </w:rPr>
+              <w:t xml:space="preserve"> (</w:t>
+            </w:r>
+            <w:r>
+              <w:rPr>
+                <w:rFonts w:ascii="Arial" w:eastAsia="宋体" w:hAnsi="Arial" w:cs="宋体"/>
+                <w:color w:val="1F1F1F"/>
+                <w:kern w:val="0"/>
+                <w:sz w:val="24"/>
+                <w:bdr w:val="none" w:sz="0" w:space="0" w:color="auto" w:frame="1"/>
+              </w:rPr>
+              <w:t>低位区</w:t>
+            </w:r>
+            <w:r>
+              <w:rPr>
+                <w:rFonts w:ascii="Arial" w:eastAsia="宋体" w:hAnsi="Arial" w:cs="宋体"/>
+                <w:color w:val="1F1F1F"/>
+                <w:kern w:val="0"/>
+                <w:sz w:val="24"/>
+                <w:bdr w:val="none" w:sz="0" w:space="0" w:color="auto" w:frame="1"/>
+              </w:rPr>
+              <w:t>)</w:t>
+            </w:r>
+          </w:p>
+        </w:tc>
+        <w:tc>
+          <w:tcPr>
+            <w:tcW w:w="0" w:type="auto"/>
+            <w:tcBorders>
+              <w:top w:val="single" w:sz="6" w:space="0" w:color="auto"/>
+              <w:left w:val="single" w:sz="6" w:space="0" w:color="auto"/>
+              <w:bottom w:val="single" w:sz="6" w:space="0" w:color="auto"/>
+              <w:right w:val="single" w:sz="6" w:space="0" w:color="auto"/>
+            </w:tcBorders>
+            <w:tcMar>
+              <w:top w:w="240" w:type="dxa"/>
+              <w:left w:w="0" w:type="dxa"/>
+              <w:bottom w:w="240" w:type="dxa"/>
+              <w:right w:w="180" w:type="dxa"/>
+            </w:tcMar>
+            <w:vAlign w:val="center"/>
+            <w:hideMark/>
+          </w:tcPr>
+          <w:p>
+            <w:pPr>
+              <w:widowControl/>
+              <w:jc w:val="left"/>
+              <w:rPr>
+                <w:rFonts w:ascii="Arial" w:eastAsia="宋体" w:hAnsi="Arial" w:cs="宋体"/>
+                <w:color w:val="1F1F1F"/>
+                <w:kern w:val="0"/>
+                <w:sz w:val="24"/>
+              </w:rPr>
+            </w:pPr>
+            <w:r>
+              <w:rPr>
+                <w:rFonts w:ascii="Arial" w:eastAsia="宋体" w:hAnsi="Arial" w:cs="宋体"/>
+                <w:b/>
+                <w:bCs/>
+                <w:color w:val="1F1F1F"/>
+                <w:kern w:val="0"/>
+                <w:sz w:val="24"/>
+                <w:bdr w:val="none" w:sz="0" w:space="0" w:color="auto" w:frame="1"/>
+              </w:rPr>
+              <w:t>124.33</w:t>
+            </w:r>
+          </w:p>
+        </w:tc>
+        <w:tc>
+          <w:tcPr>
+            <w:tcW w:w="0" w:type="auto"/>
+            <w:tcBorders>
+              <w:top w:val="single" w:sz="6" w:space="0" w:color="auto"/>
+              <w:left w:val="single" w:sz="6" w:space="0" w:color="auto"/>
+              <w:bottom w:val="single" w:sz="6" w:space="0" w:color="auto"/>
+              <w:right w:val="single" w:sz="6" w:space="0" w:color="auto"/>
+            </w:tcBorders>
+            <w:tcMar>
+              <w:top w:w="240" w:type="dxa"/>
+              <w:left w:w="0" w:type="dxa"/>
+              <w:bottom w:w="240" w:type="dxa"/>
+              <w:right w:w="180" w:type="dxa"/>
+            </w:tcMar>
+            <w:vAlign w:val="center"/>
+            <w:hideMark/>
+          </w:tcPr>
+          <w:p>
+            <w:pPr>
+              <w:widowControl/>
+              <w:jc w:val="left"/>
+              <w:rPr>
+                <w:rFonts w:ascii="Arial" w:eastAsia="宋体" w:hAnsi="Arial" w:cs="宋体"/>
+                <w:color w:val="1F1F1F"/>
+                <w:kern w:val="0"/>
+                <w:sz w:val="24"/>
+              </w:rPr>
+            </w:pPr>
+            <w:r>
+              <w:rPr>
+                <w:rFonts w:ascii="Arial" w:eastAsia="宋体" w:hAnsi="Arial" w:cs="宋体"/>
+                <w:color w:val="1F1F1F"/>
+                <w:kern w:val="0"/>
+                <w:sz w:val="24"/>
+                <w:bdr w:val="none" w:sz="0" w:space="0" w:color="auto" w:frame="1"/>
+              </w:rPr>
+              <w:t>问界</w:t>
+            </w:r>
+            <w:r>
+              <w:rPr>
+                <w:rFonts w:ascii="Arial" w:eastAsia="宋体" w:hAnsi="Arial" w:cs="宋体"/>
+                <w:color w:val="1F1F1F"/>
+                <w:kern w:val="0"/>
+                <w:sz w:val="24"/>
+                <w:bdr w:val="none" w:sz="0" w:space="0" w:color="auto" w:frame="1"/>
+              </w:rPr>
+              <w:t xml:space="preserve"> M9 </w:t>
+            </w:r>
+            <w:r>
+              <w:rPr>
+                <w:rFonts w:ascii="Arial" w:eastAsia="宋体" w:hAnsi="Arial" w:cs="宋体"/>
+                <w:color w:val="1F1F1F"/>
+                <w:kern w:val="0"/>
+                <w:sz w:val="24"/>
+                <w:bdr w:val="none" w:sz="0" w:space="0" w:color="auto" w:frame="1"/>
+              </w:rPr>
+              <w:t>持续销冠</w:t>
+            </w:r>
+            <w:r>
+              <w:rPr>
+                <w:rFonts w:ascii="Arial" w:eastAsia="宋体" w:hAnsi="Arial" w:cs="宋体"/>
+                <w:color w:val="1F1F1F"/>
+                <w:kern w:val="0"/>
+                <w:sz w:val="24"/>
+                <w:bdr w:val="none" w:sz="0" w:space="0" w:color="auto" w:frame="1"/>
+              </w:rPr>
+              <w:t xml:space="preserve"> / </w:t>
+            </w:r>
+            <w:r>
+              <w:rPr>
+                <w:rFonts w:ascii="Arial" w:eastAsia="宋体" w:hAnsi="Arial" w:cs="宋体"/>
+                <w:b/>
+                <w:bCs/>
+                <w:color w:val="1F1F1F"/>
+                <w:kern w:val="0"/>
+                <w:sz w:val="24"/>
+                <w:bdr w:val="none" w:sz="0" w:space="0" w:color="auto" w:frame="1"/>
+              </w:rPr>
+              <w:t>股份回购</w:t>
+            </w:r>
+            <w:r>
+              <w:rPr>
+                <w:rFonts w:ascii="Arial" w:eastAsia="宋体" w:hAnsi="Arial" w:cs="宋体"/>
+                <w:color w:val="1F1F1F"/>
+                <w:kern w:val="0"/>
+                <w:sz w:val="24"/>
+                <w:bdr w:val="none" w:sz="0" w:space="0" w:color="auto" w:frame="1"/>
+              </w:rPr>
+              <w:t xml:space="preserve"> / M6 </w:t>
+            </w:r>
+            <w:r>
+              <w:rPr>
+                <w:rFonts w:ascii="Arial" w:eastAsia="宋体" w:hAnsi="Arial" w:cs="宋体"/>
+                <w:color w:val="1F1F1F"/>
+                <w:kern w:val="0"/>
+                <w:sz w:val="24"/>
+                <w:bdr w:val="none" w:sz="0" w:space="0" w:color="auto" w:frame="1"/>
+              </w:rPr>
+              <w:t>下半年上市预期</w:t>
+            </w:r>
+          </w:p>
+        </w:tc>
+        <w:tc>
+          <w:tcPr>
+            <w:tcW w:w="0" w:type="auto"/>
+            <w:tcBorders>
+              <w:top w:val="single" w:sz="6" w:space="0" w:color="auto"/>
+              <w:left w:val="single" w:sz="6" w:space="0" w:color="auto"/>
+              <w:bottom w:val="single" w:sz="6" w:space="0" w:color="auto"/>
+              <w:right w:val="single" w:sz="6" w:space="0" w:color="auto"/>
+            </w:tcBorders>
+            <w:tcMar>
+              <w:top w:w="240" w:type="dxa"/>
+              <w:left w:w="0" w:type="dxa"/>
+              <w:bottom w:w="240" w:type="dxa"/>
+              <w:right w:w="0" w:type="dxa"/>
+            </w:tcMar>
+            <w:vAlign w:val="center"/>
+            <w:hideMark/>
+          </w:tcPr>
+          <w:p>
+            <w:pPr>
+              <w:widowControl/>
+              <w:jc w:val="left"/>
+              <w:rPr>
+                <w:rFonts w:ascii="Arial" w:eastAsia="宋体" w:hAnsi="Arial" w:cs="宋体"/>
+                <w:color w:val="1F1F1F"/>
+                <w:kern w:val="0"/>
+                <w:sz w:val="24"/>
+              </w:rPr>
+            </w:pPr>
+            <w:r>
+              <w:rPr>
+                <w:rFonts w:ascii="Arial" w:eastAsia="宋体" w:hAnsi="Arial" w:cs="宋体"/>
+                <w:color w:val="1F1F1F"/>
+                <w:kern w:val="0"/>
+                <w:sz w:val="24"/>
+                <w:bdr w:val="none" w:sz="0" w:space="0" w:color="auto" w:frame="1"/>
+              </w:rPr>
+              <w:t>智驾豪华车龙头</w:t>
+            </w:r>
+          </w:p>
+        </w:tc>
+      </w:tr>
+      <w:tr>
+        <w:trPr>
+          <w:tblCellSpacing w:w="15" w:type="dxa"/>
+        </w:trPr>
+        <w:tc>
+          <w:tcPr>
+            <w:tcW w:w="0" w:type="auto"/>
+            <w:tcBorders>
+              <w:top w:val="single" w:sz="6" w:space="0" w:color="auto"/>
+              <w:left w:val="single" w:sz="6" w:space="0" w:color="auto"/>
+              <w:bottom w:val="single" w:sz="6" w:space="0" w:color="auto"/>
+              <w:right w:val="single" w:sz="6" w:space="0" w:color="auto"/>
+            </w:tcBorders>
+            <w:tcMar>
+              <w:top w:w="240" w:type="dxa"/>
+              <w:left w:w="0" w:type="dxa"/>
+              <w:bottom w:w="240" w:type="dxa"/>
+              <w:right w:w="180" w:type="dxa"/>
+            </w:tcMar>
+            <w:vAlign w:val="center"/>
+            <w:hideMark/>
+          </w:tcPr>
+          <w:p>
+            <w:pPr>
+              <w:widowControl/>
+              <w:jc w:val="left"/>
+              <w:rPr>
+                <w:rFonts w:ascii="Arial" w:eastAsia="宋体" w:hAnsi="Arial" w:cs="宋体"/>
+                <w:strike/>
+                <w:color w:val="FF0000"/>
+                <w:kern w:val="0"/>
+                <w:sz w:val="24"/>
+              </w:rPr>
+            </w:pPr>
+            <w:r>
+              <w:rPr>
+                <w:rFonts w:ascii="Arial" w:eastAsia="宋体" w:hAnsi="Arial" w:cs="宋体"/>
+                <w:b/>
+                <w:bCs/>
+                <w:strike/>
+                <w:color w:val="FF0000"/>
+                <w:kern w:val="0"/>
+                <w:sz w:val="24"/>
+                <w:bdr w:val="none" w:sz="0" w:space="0" w:color="auto" w:frame="1"/>
+              </w:rPr>
+              <w:t>300620</w:t>
+            </w:r>
+          </w:p>
+        </w:tc>
+        <w:tc>
+          <w:tcPr>
+            <w:tcW w:w="0" w:type="auto"/>
+            <w:tcBorders>
+              <w:top w:val="single" w:sz="6" w:space="0" w:color="auto"/>
+              <w:left w:val="single" w:sz="6" w:space="0" w:color="auto"/>
+              <w:bottom w:val="single" w:sz="6" w:space="0" w:color="auto"/>
+              <w:right w:val="single" w:sz="6" w:space="0" w:color="auto"/>
+            </w:tcBorders>
+            <w:tcMar>
+              <w:top w:w="240" w:type="dxa"/>
+              <w:left w:w="0" w:type="dxa"/>
+              <w:bottom w:w="240" w:type="dxa"/>
+              <w:right w:w="180" w:type="dxa"/>
+            </w:tcMar>
+            <w:vAlign w:val="center"/>
+            <w:hideMark/>
+          </w:tcPr>
+          <w:p>
+            <w:pPr>
+              <w:widowControl/>
+              <w:jc w:val="left"/>
+              <w:rPr>
+                <w:rFonts w:ascii="Arial" w:eastAsia="宋体" w:hAnsi="Arial" w:cs="宋体"/>
+                <w:strike/>
+                <w:color w:val="FF0000"/>
+                <w:kern w:val="0"/>
+                <w:sz w:val="24"/>
+              </w:rPr>
+            </w:pPr>
+            <w:r>
+              <w:rPr>
+                <w:rFonts w:ascii="Arial" w:eastAsia="宋体" w:hAnsi="Arial" w:cs="宋体"/>
+                <w:b/>
+                <w:bCs/>
+                <w:strike/>
+                <w:color w:val="FF0000"/>
+                <w:kern w:val="0"/>
+                <w:sz w:val="24"/>
+                <w:bdr w:val="none" w:sz="0" w:space="0" w:color="auto" w:frame="1"/>
+              </w:rPr>
+              <w:t>光库科技</w:t>
+            </w:r>
+          </w:p>
+        </w:tc>
+        <w:tc>
+          <w:tcPr>
+            <w:tcW w:w="0" w:type="auto"/>
+            <w:tcBorders>
+              <w:top w:val="single" w:sz="6" w:space="0" w:color="auto"/>
+              <w:left w:val="single" w:sz="6" w:space="0" w:color="auto"/>
+              <w:bottom w:val="single" w:sz="6" w:space="0" w:color="auto"/>
+              <w:right w:val="single" w:sz="6" w:space="0" w:color="auto"/>
+            </w:tcBorders>
+            <w:tcMar>
+              <w:top w:w="240" w:type="dxa"/>
+              <w:left w:w="0" w:type="dxa"/>
+              <w:bottom w:w="240" w:type="dxa"/>
+              <w:right w:w="180" w:type="dxa"/>
+            </w:tcMar>
+            <w:vAlign w:val="center"/>
+            <w:hideMark/>
+          </w:tcPr>
+          <w:p>
+            <w:pPr>
+              <w:widowControl/>
+              <w:jc w:val="left"/>
+              <w:rPr>
+                <w:rFonts w:ascii="Arial" w:eastAsia="宋体" w:hAnsi="Arial" w:cs="宋体"/>
+                <w:strike/>
+                <w:color w:val="FF0000"/>
+                <w:kern w:val="0"/>
+                <w:sz w:val="24"/>
+              </w:rPr>
+            </w:pPr>
+            <w:r>
+              <w:rPr>
+                <w:rFonts w:ascii="Arial" w:eastAsia="宋体" w:hAnsi="Arial" w:cs="宋体"/>
+                <w:strike/>
+                <w:color w:val="FF0000"/>
+                <w:kern w:val="0"/>
+                <w:sz w:val="24"/>
+                <w:bdr w:val="none" w:sz="0" w:space="0" w:color="auto" w:frame="1"/>
+              </w:rPr>
+              <w:t>247.36</w:t>
+            </w:r>
+          </w:p>
+        </w:tc>
+        <w:tc>
+          <w:tcPr>
+            <w:tcW w:w="0" w:type="auto"/>
+            <w:tcBorders>
+              <w:top w:val="single" w:sz="6" w:space="0" w:color="auto"/>
+              <w:left w:val="single" w:sz="6" w:space="0" w:color="auto"/>
+              <w:bottom w:val="single" w:sz="6" w:space="0" w:color="auto"/>
+              <w:right w:val="single" w:sz="6" w:space="0" w:color="auto"/>
+            </w:tcBorders>
+            <w:tcMar>
+              <w:top w:w="240" w:type="dxa"/>
+              <w:left w:w="0" w:type="dxa"/>
+              <w:bottom w:w="240" w:type="dxa"/>
+              <w:right w:w="180" w:type="dxa"/>
+            </w:tcMar>
+            <w:vAlign w:val="center"/>
+            <w:hideMark/>
+          </w:tcPr>
+          <w:p>
+            <w:pPr>
+              <w:widowControl/>
+              <w:jc w:val="left"/>
+              <w:rPr>
+                <w:rFonts w:ascii="Arial" w:eastAsia="宋体" w:hAnsi="Arial" w:cs="宋体"/>
+                <w:strike/>
+                <w:color w:val="FF0000"/>
+                <w:kern w:val="0"/>
+                <w:sz w:val="24"/>
+              </w:rPr>
+            </w:pPr>
+            <w:r>
+              <w:rPr>
+                <w:rFonts w:ascii="Arial" w:eastAsia="宋体" w:hAnsi="Arial" w:cs="宋体"/>
+                <w:b/>
+                <w:bCs/>
+                <w:strike/>
+                <w:color w:val="FF0000"/>
+                <w:kern w:val="0"/>
+                <w:sz w:val="24"/>
+                <w:bdr w:val="none" w:sz="0" w:space="0" w:color="auto" w:frame="1"/>
+              </w:rPr>
+              <w:t>177 - 210</w:t>
+            </w:r>
+          </w:p>
+        </w:tc>
+        <w:tc>
+          <w:tcPr>
+            <w:tcW w:w="0" w:type="auto"/>
+            <w:tcBorders>
+              <w:top w:val="single" w:sz="6" w:space="0" w:color="auto"/>
+              <w:left w:val="single" w:sz="6" w:space="0" w:color="auto"/>
+              <w:bottom w:val="single" w:sz="6" w:space="0" w:color="auto"/>
+              <w:right w:val="single" w:sz="6" w:space="0" w:color="auto"/>
+            </w:tcBorders>
+            <w:tcMar>
+              <w:top w:w="240" w:type="dxa"/>
+              <w:left w:w="0" w:type="dxa"/>
+              <w:bottom w:w="240" w:type="dxa"/>
+              <w:right w:w="180" w:type="dxa"/>
+            </w:tcMar>
+            <w:vAlign w:val="center"/>
+            <w:hideMark/>
+          </w:tcPr>
+          <w:p>
+            <w:pPr>
+              <w:widowControl/>
+              <w:jc w:val="left"/>
+              <w:rPr>
+                <w:rFonts w:ascii="Arial" w:eastAsia="宋体" w:hAnsi="Arial" w:cs="宋体"/>
+                <w:strike/>
+                <w:color w:val="FF0000"/>
+                <w:kern w:val="0"/>
+                <w:sz w:val="24"/>
+              </w:rPr>
+            </w:pPr>
+            <w:r>
+              <w:rPr>
+                <w:rFonts w:ascii="Arial" w:eastAsia="宋体" w:hAnsi="Arial" w:cs="宋体"/>
+                <w:b/>
+                <w:bCs/>
+                <w:strike/>
+                <w:color w:val="FF0000"/>
+                <w:kern w:val="0"/>
+                <w:sz w:val="24"/>
+                <w:bdr w:val="none" w:sz="0" w:space="0" w:color="auto" w:frame="1"/>
+              </w:rPr>
+              <w:t xml:space="preserve">1.6T </w:t>
+            </w:r>
+            <w:r>
+              <w:rPr>
+                <w:rFonts w:ascii="Arial" w:eastAsia="宋体" w:hAnsi="Arial" w:cs="宋体"/>
+                <w:b/>
+                <w:bCs/>
+                <w:strike/>
+                <w:color w:val="FF0000"/>
+                <w:kern w:val="0"/>
+                <w:sz w:val="24"/>
+                <w:bdr w:val="none" w:sz="0" w:space="0" w:color="auto" w:frame="1"/>
+              </w:rPr>
+              <w:t>薄膜铌酸锂</w:t>
+            </w:r>
+            <w:r>
+              <w:rPr>
+                <w:rFonts w:ascii="Arial" w:eastAsia="宋体" w:hAnsi="Arial" w:cs="宋体"/>
+                <w:strike/>
+                <w:color w:val="FF0000"/>
+                <w:kern w:val="0"/>
+                <w:sz w:val="24"/>
+                <w:bdr w:val="none" w:sz="0" w:space="0" w:color="auto" w:frame="1"/>
+              </w:rPr>
+              <w:t>核心供应商</w:t>
+            </w:r>
+            <w:r>
+              <w:rPr>
+                <w:rFonts w:ascii="Arial" w:eastAsia="宋体" w:hAnsi="Arial" w:cs="宋体"/>
+                <w:strike/>
+                <w:color w:val="FF0000"/>
+                <w:kern w:val="0"/>
+                <w:sz w:val="24"/>
+                <w:bdr w:val="none" w:sz="0" w:space="0" w:color="auto" w:frame="1"/>
+              </w:rPr>
+              <w:t xml:space="preserve"> / 6G </w:t>
+            </w:r>
+            <w:r>
+              <w:rPr>
+                <w:rFonts w:ascii="Arial" w:eastAsia="宋体" w:hAnsi="Arial" w:cs="宋体"/>
+                <w:strike/>
+                <w:color w:val="FF0000"/>
+                <w:kern w:val="0"/>
+                <w:sz w:val="24"/>
+                <w:bdr w:val="none" w:sz="0" w:space="0" w:color="auto" w:frame="1"/>
+              </w:rPr>
+              <w:t>卫星通信器件</w:t>
+            </w:r>
+          </w:p>
+        </w:tc>
+        <w:tc>
+          <w:tcPr>
+            <w:tcW w:w="0" w:type="auto"/>
+            <w:tcBorders>
+              <w:top w:val="single" w:sz="6" w:space="0" w:color="auto"/>
+              <w:left w:val="single" w:sz="6" w:space="0" w:color="auto"/>
+              <w:bottom w:val="single" w:sz="6" w:space="0" w:color="auto"/>
+              <w:right w:val="single" w:sz="6" w:space="0" w:color="auto"/>
+            </w:tcBorders>
+            <w:tcMar>
+              <w:top w:w="240" w:type="dxa"/>
+              <w:left w:w="0" w:type="dxa"/>
+              <w:bottom w:w="240" w:type="dxa"/>
+              <w:right w:w="0" w:type="dxa"/>
+            </w:tcMar>
+            <w:vAlign w:val="center"/>
+            <w:hideMark/>
+          </w:tcPr>
+          <w:p>
+            <w:pPr>
+              <w:widowControl/>
+              <w:jc w:val="left"/>
+              <w:rPr>
+                <w:rFonts w:ascii="Arial" w:eastAsia="宋体" w:hAnsi="Arial" w:cs="宋体"/>
+                <w:strike/>
+                <w:color w:val="FF0000"/>
+                <w:kern w:val="0"/>
+                <w:sz w:val="24"/>
+              </w:rPr>
+            </w:pPr>
+            <w:r>
+              <w:rPr>
+                <w:rFonts w:ascii="Arial" w:eastAsia="宋体" w:hAnsi="Arial" w:cs="宋体"/>
+                <w:strike/>
+                <w:color w:val="FF0000"/>
+                <w:kern w:val="0"/>
+                <w:sz w:val="24"/>
+                <w:bdr w:val="none" w:sz="0" w:space="0" w:color="auto" w:frame="1"/>
+              </w:rPr>
+              <w:t>光芯片材料领先</w:t>
+            </w:r>
+          </w:p>
+        </w:tc>
+      </w:tr>
+      <w:tr>
+        <w:trPr>
+          <w:tblCellSpacing w:w="15" w:type="dxa"/>
+        </w:trPr>
+        <w:tc>
+          <w:tcPr>
+            <w:tcW w:w="0" w:type="auto"/>
+            <w:tcBorders>
+              <w:top w:val="single" w:sz="6" w:space="0" w:color="auto"/>
+              <w:left w:val="single" w:sz="6" w:space="0" w:color="auto"/>
+              <w:bottom w:val="single" w:sz="6" w:space="0" w:color="auto"/>
+              <w:right w:val="single" w:sz="6" w:space="0" w:color="auto"/>
+            </w:tcBorders>
+            <w:tcMar>
+              <w:top w:w="240" w:type="dxa"/>
+              <w:left w:w="0" w:type="dxa"/>
+              <w:bottom w:w="240" w:type="dxa"/>
+              <w:right w:w="180" w:type="dxa"/>
+            </w:tcMar>
+            <w:vAlign w:val="center"/>
+            <w:hideMark/>
+          </w:tcPr>
+          <w:p>
+            <w:pPr>
+              <w:widowControl/>
+              <w:jc w:val="left"/>
+              <w:rPr>
+                <w:rFonts w:ascii="Arial" w:eastAsia="宋体" w:hAnsi="Arial" w:cs="宋体"/>
+                <w:color w:val="1F1F1F"/>
+                <w:kern w:val="0"/>
+                <w:sz w:val="24"/>
+              </w:rPr>
+            </w:pPr>
+            <w:r>
+              <w:rPr>
+                <w:rFonts w:ascii="Arial" w:eastAsia="宋体" w:hAnsi="Arial" w:cs="宋体"/>
+                <w:b/>
+                <w:bCs/>
+                <w:color w:val="1F1F1F"/>
+                <w:kern w:val="0"/>
+                <w:sz w:val="24"/>
+                <w:bdr w:val="none" w:sz="0" w:space="0" w:color="auto" w:frame="1"/>
+              </w:rPr>
+              <w:t>002281</w:t>
+            </w:r>
+          </w:p>
+        </w:tc>
+        <w:tc>
+          <w:tcPr>
+            <w:tcW w:w="0" w:type="auto"/>
+            <w:tcBorders>
+              <w:top w:val="single" w:sz="6" w:space="0" w:color="auto"/>
+              <w:left w:val="single" w:sz="6" w:space="0" w:color="auto"/>
+              <w:bottom w:val="single" w:sz="6" w:space="0" w:color="auto"/>
+              <w:right w:val="single" w:sz="6" w:space="0" w:color="auto"/>
+            </w:tcBorders>
+            <w:tcMar>
+              <w:top w:w="240" w:type="dxa"/>
+              <w:left w:w="0" w:type="dxa"/>
+              <w:bottom w:w="240" w:type="dxa"/>
+              <w:right w:w="180" w:type="dxa"/>
+            </w:tcMar>
+            <w:vAlign w:val="center"/>
+            <w:hideMark/>
+          </w:tcPr>
+          <w:p>
+            <w:pPr>
+              <w:widowControl/>
+              <w:jc w:val="left"/>
+              <w:rPr>
+                <w:rFonts w:ascii="Arial" w:eastAsia="宋体" w:hAnsi="Arial" w:cs="宋体"/>
+                <w:color w:val="1F1F1F"/>
+                <w:kern w:val="0"/>
+                <w:sz w:val="24"/>
+              </w:rPr>
+            </w:pPr>
+            <w:r>
+              <w:rPr>
+                <w:rFonts w:ascii="Arial" w:eastAsia="宋体" w:hAnsi="Arial" w:cs="宋体"/>
+                <w:b/>
+                <w:bCs/>
+                <w:color w:val="1F1F1F"/>
+                <w:kern w:val="0"/>
+                <w:sz w:val="24"/>
+                <w:bdr w:val="none" w:sz="0" w:space="0" w:color="auto" w:frame="1"/>
+              </w:rPr>
+              <w:t>光迅科技</w:t>
+            </w:r>
+          </w:p>
+        </w:tc>
+        <w:tc>
+          <w:tcPr>
+            <w:tcW w:w="0" w:type="auto"/>
+            <w:tcBorders>
+              <w:top w:val="single" w:sz="6" w:space="0" w:color="auto"/>
+              <w:left w:val="single" w:sz="6" w:space="0" w:color="auto"/>
+              <w:bottom w:val="single" w:sz="6" w:space="0" w:color="auto"/>
+              <w:right w:val="single" w:sz="6" w:space="0" w:color="auto"/>
+            </w:tcBorders>
+            <w:tcMar>
+              <w:top w:w="240" w:type="dxa"/>
+              <w:left w:w="0" w:type="dxa"/>
+              <w:bottom w:w="240" w:type="dxa"/>
+              <w:right w:w="180" w:type="dxa"/>
+            </w:tcMar>
+            <w:vAlign w:val="center"/>
+            <w:hideMark/>
+          </w:tcPr>
+          <w:p>
+            <w:pPr>
+              <w:widowControl/>
+              <w:jc w:val="left"/>
+              <w:rPr>
+                <w:rFonts w:ascii="Arial" w:eastAsia="宋体" w:hAnsi="Arial" w:cs="宋体"/>
+                <w:color w:val="1F1F1F"/>
+                <w:kern w:val="0"/>
+                <w:sz w:val="24"/>
+              </w:rPr>
+            </w:pPr>
+            <w:r>
+              <w:rPr>
+                <w:rFonts w:ascii="Arial" w:eastAsia="宋体" w:hAnsi="Arial" w:cs="宋体"/>
+                <w:color w:val="1F1F1F"/>
+                <w:kern w:val="0"/>
+                <w:sz w:val="24"/>
+                <w:bdr w:val="none" w:sz="0" w:space="0" w:color="auto" w:frame="1"/>
+              </w:rPr>
+              <w:t>140.00 - 150.00</w:t>
+            </w:r>
+          </w:p>
+        </w:tc>
+        <w:tc>
+          <w:tcPr>
+            <w:tcW w:w="0" w:type="auto"/>
+            <w:tcBorders>
+              <w:top w:val="single" w:sz="6" w:space="0" w:color="auto"/>
+              <w:left w:val="single" w:sz="6" w:space="0" w:color="auto"/>
+              <w:bottom w:val="single" w:sz="6" w:space="0" w:color="auto"/>
+              <w:right w:val="single" w:sz="6" w:space="0" w:color="auto"/>
+            </w:tcBorders>
+            <w:tcMar>
+              <w:top w:w="240" w:type="dxa"/>
+              <w:left w:w="0" w:type="dxa"/>
+              <w:bottom w:w="240" w:type="dxa"/>
+              <w:right w:w="180" w:type="dxa"/>
+            </w:tcMar>
+            <w:vAlign w:val="center"/>
+            <w:hideMark/>
+          </w:tcPr>
+          <w:p>
+            <w:pPr>
+              <w:widowControl/>
+              <w:jc w:val="left"/>
+              <w:rPr>
+                <w:rFonts w:ascii="Arial" w:eastAsia="宋体" w:hAnsi="Arial" w:cs="宋体"/>
+                <w:color w:val="1F1F1F"/>
+                <w:kern w:val="0"/>
+                <w:sz w:val="24"/>
+              </w:rPr>
+            </w:pPr>
+            <w:r>
+              <w:rPr>
+                <w:rFonts w:ascii="Arial" w:eastAsia="宋体" w:hAnsi="Arial" w:cs="宋体"/>
+                <w:b/>
+                <w:bCs/>
+                <w:color w:val="1F1F1F"/>
+                <w:kern w:val="0"/>
+                <w:sz w:val="24"/>
+                <w:bdr w:val="none" w:sz="0" w:space="0" w:color="auto" w:frame="1"/>
+              </w:rPr>
+              <w:t>165 - 175</w:t>
+            </w:r>
+          </w:p>
+        </w:tc>
+        <w:tc>
+          <w:tcPr>
+            <w:tcW w:w="0" w:type="auto"/>
+            <w:tcBorders>
+              <w:top w:val="single" w:sz="6" w:space="0" w:color="auto"/>
+              <w:left w:val="single" w:sz="6" w:space="0" w:color="auto"/>
+              <w:bottom w:val="single" w:sz="6" w:space="0" w:color="auto"/>
+              <w:right w:val="single" w:sz="6" w:space="0" w:color="auto"/>
+            </w:tcBorders>
+            <w:tcMar>
+              <w:top w:w="240" w:type="dxa"/>
+              <w:left w:w="0" w:type="dxa"/>
+              <w:bottom w:w="240" w:type="dxa"/>
+              <w:right w:w="180" w:type="dxa"/>
+            </w:tcMar>
+            <w:vAlign w:val="center"/>
+            <w:hideMark/>
+          </w:tcPr>
+          <w:p>
+            <w:pPr>
+              <w:widowControl/>
+              <w:jc w:val="left"/>
+              <w:rPr>
+                <w:rFonts w:ascii="Arial" w:eastAsia="宋体" w:hAnsi="Arial" w:cs="宋体"/>
+                <w:color w:val="1F1F1F"/>
+                <w:kern w:val="0"/>
+                <w:sz w:val="24"/>
+              </w:rPr>
+            </w:pPr>
+            <w:r>
+              <w:rPr>
+                <w:rFonts w:ascii="Arial" w:eastAsia="宋体" w:hAnsi="Arial" w:cs="宋体"/>
+                <w:b/>
+                <w:bCs/>
+                <w:color w:val="1F1F1F"/>
+                <w:kern w:val="0"/>
+                <w:sz w:val="24"/>
+                <w:bdr w:val="none" w:sz="0" w:space="0" w:color="auto" w:frame="1"/>
+              </w:rPr>
+              <w:t xml:space="preserve">1.6T </w:t>
+            </w:r>
+            <w:r>
+              <w:rPr>
+                <w:rFonts w:ascii="Arial" w:eastAsia="宋体" w:hAnsi="Arial" w:cs="宋体"/>
+                <w:b/>
+                <w:bCs/>
+                <w:color w:val="1F1F1F"/>
+                <w:kern w:val="0"/>
+                <w:sz w:val="24"/>
+                <w:bdr w:val="none" w:sz="0" w:space="0" w:color="auto" w:frame="1"/>
+              </w:rPr>
+              <w:t>硅光模块</w:t>
+            </w:r>
+            <w:r>
+              <w:rPr>
+                <w:rFonts w:ascii="Arial" w:eastAsia="宋体" w:hAnsi="Arial" w:cs="宋体"/>
+                <w:color w:val="1F1F1F"/>
+                <w:kern w:val="0"/>
+                <w:sz w:val="24"/>
+                <w:bdr w:val="none" w:sz="0" w:space="0" w:color="auto" w:frame="1"/>
+              </w:rPr>
+              <w:t>交付</w:t>
+            </w:r>
+            <w:r>
+              <w:rPr>
+                <w:rFonts w:ascii="Arial" w:eastAsia="宋体" w:hAnsi="Arial" w:cs="宋体"/>
+                <w:color w:val="1F1F1F"/>
+                <w:kern w:val="0"/>
+                <w:sz w:val="24"/>
+                <w:bdr w:val="none" w:sz="0" w:space="0" w:color="auto" w:frame="1"/>
+              </w:rPr>
+              <w:t xml:space="preserve"> / </w:t>
+            </w:r>
+            <w:r>
+              <w:rPr>
+                <w:rFonts w:ascii="Arial" w:eastAsia="宋体" w:hAnsi="Arial" w:cs="宋体"/>
+                <w:color w:val="1F1F1F"/>
+                <w:kern w:val="0"/>
+                <w:sz w:val="24"/>
+                <w:bdr w:val="none" w:sz="0" w:space="0" w:color="auto" w:frame="1"/>
+              </w:rPr>
+              <w:t>星间激光通信唯一量产</w:t>
+            </w:r>
+          </w:p>
+        </w:tc>
+        <w:tc>
+          <w:tcPr>
+            <w:tcW w:w="0" w:type="auto"/>
+            <w:tcBorders>
+              <w:top w:val="single" w:sz="6" w:space="0" w:color="auto"/>
+              <w:left w:val="single" w:sz="6" w:space="0" w:color="auto"/>
+              <w:bottom w:val="single" w:sz="6" w:space="0" w:color="auto"/>
+              <w:right w:val="single" w:sz="6" w:space="0" w:color="auto"/>
+            </w:tcBorders>
+            <w:tcMar>
+              <w:top w:w="240" w:type="dxa"/>
+              <w:left w:w="0" w:type="dxa"/>
+              <w:bottom w:w="240" w:type="dxa"/>
+              <w:right w:w="0" w:type="dxa"/>
+            </w:tcMar>
+            <w:vAlign w:val="center"/>
+            <w:hideMark/>
+          </w:tcPr>
+          <w:p>
+            <w:pPr>
+              <w:widowControl/>
+              <w:jc w:val="left"/>
+              <w:rPr>
+                <w:rFonts w:ascii="Arial" w:eastAsia="宋体" w:hAnsi="Arial" w:cs="宋体"/>
+                <w:color w:val="1F1F1F"/>
+                <w:kern w:val="0"/>
+                <w:sz w:val="24"/>
+              </w:rPr>
+            </w:pPr>
+            <w:r>
+              <w:rPr>
+                <w:rFonts w:ascii="Arial" w:eastAsia="宋体" w:hAnsi="Arial" w:cs="宋体"/>
+                <w:color w:val="1F1F1F"/>
+                <w:kern w:val="0"/>
+                <w:sz w:val="24"/>
+                <w:bdr w:val="none" w:sz="0" w:space="0" w:color="auto" w:frame="1"/>
+              </w:rPr>
+              <w:t>光通信全产业链</w:t>
+            </w:r>
+          </w:p>
+        </w:tc>
+      </w:tr>
+      <w:tr>
+        <w:trPr>
+          <w:tblCellSpacing w:w="15" w:type="dxa"/>
+        </w:trPr>
+        <w:tc>
+          <w:tcPr>
+            <w:tcW w:w="0" w:type="auto"/>
+            <w:tcBorders>
+              <w:top w:val="single" w:sz="6" w:space="0" w:color="auto"/>
+              <w:left w:val="single" w:sz="6" w:space="0" w:color="auto"/>
+              <w:bottom w:val="single" w:sz="6" w:space="0" w:color="auto"/>
+              <w:right w:val="single" w:sz="6" w:space="0" w:color="auto"/>
+            </w:tcBorders>
+            <w:tcMar>
+              <w:top w:w="240" w:type="dxa"/>
+              <w:left w:w="0" w:type="dxa"/>
+              <w:bottom w:w="240" w:type="dxa"/>
+              <w:right w:w="180" w:type="dxa"/>
+            </w:tcMar>
+            <w:vAlign w:val="center"/>
+            <w:hideMark/>
+          </w:tcPr>
+          <w:p>
+            <w:pPr>
+              <w:widowControl/>
+              <w:jc w:val="left"/>
+              <w:rPr>
+                <w:rFonts w:ascii="Arial" w:eastAsia="宋体" w:hAnsi="Arial" w:cs="宋体"/>
+                <w:color w:val="1F1F1F"/>
+                <w:kern w:val="0"/>
+                <w:sz w:val="24"/>
+              </w:rPr>
+            </w:pPr>
+            <w:r>
+              <w:rPr>
+                <w:rFonts w:ascii="Arial" w:eastAsia="宋体" w:hAnsi="Arial" w:cs="宋体"/>
+                <w:b/>
+                <w:bCs/>
+                <w:color w:val="1F1F1F"/>
+                <w:kern w:val="0"/>
+                <w:sz w:val="24"/>
+                <w:bdr w:val="none" w:sz="0" w:space="0" w:color="auto" w:frame="1"/>
+              </w:rPr>
+              <w:t>300058</w:t>
+            </w:r>
+          </w:p>
+        </w:tc>
+        <w:tc>
+          <w:tcPr>
+            <w:tcW w:w="0" w:type="auto"/>
+            <w:tcBorders>
+              <w:top w:val="single" w:sz="6" w:space="0" w:color="auto"/>
+              <w:left w:val="single" w:sz="6" w:space="0" w:color="auto"/>
+              <w:bottom w:val="single" w:sz="6" w:space="0" w:color="auto"/>
+              <w:right w:val="single" w:sz="6" w:space="0" w:color="auto"/>
+            </w:tcBorders>
+            <w:tcMar>
+              <w:top w:w="240" w:type="dxa"/>
+              <w:left w:w="0" w:type="dxa"/>
+              <w:bottom w:w="240" w:type="dxa"/>
+              <w:right w:w="180" w:type="dxa"/>
+            </w:tcMar>
+            <w:vAlign w:val="center"/>
+            <w:hideMark/>
+          </w:tcPr>
+          <w:p>
+            <w:pPr>
+              <w:widowControl/>
+              <w:jc w:val="left"/>
+              <w:rPr>
+                <w:rFonts w:ascii="Arial" w:eastAsia="宋体" w:hAnsi="Arial" w:cs="宋体"/>
+                <w:color w:val="1F1F1F"/>
+                <w:kern w:val="0"/>
+                <w:sz w:val="24"/>
+              </w:rPr>
+            </w:pPr>
+            <w:r>
+              <w:rPr>
+                <w:rFonts w:ascii="Arial" w:eastAsia="宋体" w:hAnsi="Arial" w:cs="宋体"/>
+                <w:b/>
+                <w:bCs/>
+                <w:color w:val="1F1F1F"/>
+                <w:kern w:val="0"/>
+                <w:sz w:val="24"/>
+                <w:bdr w:val="none" w:sz="0" w:space="0" w:color="auto" w:frame="1"/>
+              </w:rPr>
+              <w:t>蓝色光标</w:t>
+            </w:r>
+          </w:p>
+        </w:tc>
+        <w:tc>
+          <w:tcPr>
+            <w:tcW w:w="0" w:type="auto"/>
+            <w:tcBorders>
+              <w:top w:val="single" w:sz="6" w:space="0" w:color="auto"/>
+              <w:left w:val="single" w:sz="6" w:space="0" w:color="auto"/>
+              <w:bottom w:val="single" w:sz="6" w:space="0" w:color="auto"/>
+              <w:right w:val="single" w:sz="6" w:space="0" w:color="auto"/>
+            </w:tcBorders>
+            <w:tcMar>
+              <w:top w:w="240" w:type="dxa"/>
+              <w:left w:w="0" w:type="dxa"/>
+              <w:bottom w:w="240" w:type="dxa"/>
+              <w:right w:w="180" w:type="dxa"/>
+            </w:tcMar>
+            <w:vAlign w:val="center"/>
+            <w:hideMark/>
+          </w:tcPr>
+          <w:p>
+            <w:pPr>
+              <w:widowControl/>
+              <w:jc w:val="left"/>
+              <w:rPr>
+                <w:rFonts w:ascii="Arial" w:eastAsia="宋体" w:hAnsi="Arial" w:cs="宋体"/>
+                <w:color w:val="1F1F1F"/>
+                <w:kern w:val="0"/>
+                <w:sz w:val="24"/>
+              </w:rPr>
+            </w:pPr>
+            <w:r>
+              <w:rPr>
+                <w:rFonts w:ascii="Arial" w:eastAsia="宋体" w:hAnsi="Arial" w:cs="宋体"/>
+                <w:color w:val="1F1F1F"/>
+                <w:kern w:val="0"/>
+                <w:sz w:val="24"/>
+                <w:bdr w:val="none" w:sz="0" w:space="0" w:color="auto" w:frame="1"/>
+              </w:rPr>
+              <w:t>17.12 - 17.95</w:t>
+            </w:r>
+          </w:p>
+        </w:tc>
+        <w:tc>
+          <w:tcPr>
+            <w:tcW w:w="0" w:type="auto"/>
+            <w:tcBorders>
+              <w:top w:val="single" w:sz="6" w:space="0" w:color="auto"/>
+              <w:left w:val="single" w:sz="6" w:space="0" w:color="auto"/>
+              <w:bottom w:val="single" w:sz="6" w:space="0" w:color="auto"/>
+              <w:right w:val="single" w:sz="6" w:space="0" w:color="auto"/>
+            </w:tcBorders>
+            <w:tcMar>
+              <w:top w:w="240" w:type="dxa"/>
+              <w:left w:w="0" w:type="dxa"/>
+              <w:bottom w:w="240" w:type="dxa"/>
+              <w:right w:w="180" w:type="dxa"/>
+            </w:tcMar>
+            <w:vAlign w:val="center"/>
+            <w:hideMark/>
+          </w:tcPr>
+          <w:p>
+            <w:pPr>
+              <w:widowControl/>
+              <w:jc w:val="left"/>
+              <w:rPr>
+                <w:rFonts w:ascii="Arial" w:eastAsia="宋体" w:hAnsi="Arial" w:cs="宋体"/>
+                <w:color w:val="1F1F1F"/>
+                <w:kern w:val="0"/>
+                <w:sz w:val="24"/>
+              </w:rPr>
+            </w:pPr>
+            <w:r>
+              <w:rPr>
+                <w:rFonts w:ascii="Arial" w:eastAsia="宋体" w:hAnsi="Arial" w:cs="宋体"/>
+                <w:b/>
+                <w:bCs/>
+                <w:color w:val="1F1F1F"/>
+                <w:kern w:val="0"/>
+                <w:sz w:val="24"/>
+                <w:bdr w:val="none" w:sz="0" w:space="0" w:color="auto" w:frame="1"/>
+              </w:rPr>
+              <w:t>22.5 - 24.5</w:t>
+            </w:r>
+          </w:p>
+        </w:tc>
+        <w:tc>
+          <w:tcPr>
+            <w:tcW w:w="0" w:type="auto"/>
+            <w:tcBorders>
+              <w:top w:val="single" w:sz="6" w:space="0" w:color="auto"/>
+              <w:left w:val="single" w:sz="6" w:space="0" w:color="auto"/>
+              <w:bottom w:val="single" w:sz="6" w:space="0" w:color="auto"/>
+              <w:right w:val="single" w:sz="6" w:space="0" w:color="auto"/>
+            </w:tcBorders>
+            <w:tcMar>
+              <w:top w:w="240" w:type="dxa"/>
+              <w:left w:w="0" w:type="dxa"/>
+              <w:bottom w:w="240" w:type="dxa"/>
+              <w:right w:w="180" w:type="dxa"/>
+            </w:tcMar>
+            <w:vAlign w:val="center"/>
+            <w:hideMark/>
+          </w:tcPr>
+          <w:p>
+            <w:pPr>
+              <w:widowControl/>
+              <w:jc w:val="left"/>
+              <w:rPr>
+                <w:rFonts w:ascii="Arial" w:eastAsia="宋体" w:hAnsi="Arial" w:cs="宋体"/>
+                <w:color w:val="1F1F1F"/>
+                <w:kern w:val="0"/>
+                <w:sz w:val="24"/>
+              </w:rPr>
+            </w:pPr>
+            <w:r>
+              <w:rPr>
+                <w:rFonts w:ascii="Arial" w:eastAsia="宋体" w:hAnsi="Arial" w:cs="宋体"/>
+                <w:b/>
+                <w:bCs/>
+                <w:color w:val="1F1F1F"/>
+                <w:kern w:val="0"/>
+                <w:sz w:val="24"/>
+                <w:bdr w:val="none" w:sz="0" w:space="0" w:color="auto" w:frame="1"/>
+              </w:rPr>
+              <w:t>世界杯营销</w:t>
+            </w:r>
+            <w:r>
+              <w:rPr>
+                <w:rFonts w:ascii="Arial" w:eastAsia="宋体" w:hAnsi="Arial" w:cs="宋体"/>
+                <w:color w:val="1F1F1F"/>
+                <w:kern w:val="0"/>
+                <w:sz w:val="24"/>
+                <w:bdr w:val="none" w:sz="0" w:space="0" w:color="auto" w:frame="1"/>
+              </w:rPr>
+              <w:t>预期</w:t>
+            </w:r>
+            <w:r>
+              <w:rPr>
+                <w:rFonts w:ascii="Arial" w:eastAsia="宋体" w:hAnsi="Arial" w:cs="宋体"/>
+                <w:color w:val="1F1F1F"/>
+                <w:kern w:val="0"/>
+                <w:sz w:val="24"/>
+                <w:bdr w:val="none" w:sz="0" w:space="0" w:color="auto" w:frame="1"/>
+              </w:rPr>
+              <w:t xml:space="preserve"> / </w:t>
+            </w:r>
+            <w:proofErr w:type="spellStart"/>
+            <w:r>
+              <w:rPr>
+                <w:rFonts w:ascii="Arial" w:eastAsia="宋体" w:hAnsi="Arial" w:cs="宋体"/>
+                <w:color w:val="1F1F1F"/>
+                <w:kern w:val="0"/>
+                <w:sz w:val="24"/>
+                <w:bdr w:val="none" w:sz="0" w:space="0" w:color="auto" w:frame="1"/>
+              </w:rPr>
+              <w:t>BlueAI</w:t>
+            </w:r>
+            <w:proofErr w:type="spellEnd"/>
+            <w:r>
+              <w:rPr>
+                <w:rFonts w:ascii="Arial" w:eastAsia="宋体" w:hAnsi="Arial" w:cs="宋体"/>
+                <w:color w:val="1F1F1F"/>
+                <w:kern w:val="0"/>
+                <w:sz w:val="24"/>
+                <w:bdr w:val="none" w:sz="0" w:space="0" w:color="auto" w:frame="1"/>
+              </w:rPr>
+              <w:t xml:space="preserve"> </w:t>
+            </w:r>
+            <w:r>
+              <w:rPr>
+                <w:rFonts w:ascii="Arial" w:eastAsia="宋体" w:hAnsi="Arial" w:cs="宋体"/>
+                <w:color w:val="1F1F1F"/>
+                <w:kern w:val="0"/>
+                <w:sz w:val="24"/>
+                <w:bdr w:val="none" w:sz="0" w:space="0" w:color="auto" w:frame="1"/>
+              </w:rPr>
+              <w:t>大模型出海</w:t>
+            </w:r>
+            <w:r>
+              <w:rPr>
+                <w:rFonts w:ascii="Arial" w:eastAsia="宋体" w:hAnsi="Arial" w:cs="宋体"/>
+                <w:color w:val="1F1F1F"/>
+                <w:kern w:val="0"/>
+                <w:sz w:val="24"/>
+                <w:bdr w:val="none" w:sz="0" w:space="0" w:color="auto" w:frame="1"/>
+              </w:rPr>
+              <w:t xml:space="preserve"> / </w:t>
+            </w:r>
+            <w:r>
+              <w:rPr>
+                <w:rFonts w:ascii="Arial" w:eastAsia="宋体" w:hAnsi="Arial" w:cs="宋体"/>
+                <w:color w:val="1F1F1F"/>
+                <w:kern w:val="0"/>
+                <w:sz w:val="24"/>
+                <w:bdr w:val="none" w:sz="0" w:space="0" w:color="auto" w:frame="1"/>
+              </w:rPr>
+              <w:t>研发高投入</w:t>
+            </w:r>
+          </w:p>
+        </w:tc>
+        <w:tc>
+          <w:tcPr>
+            <w:tcW w:w="0" w:type="auto"/>
+            <w:tcBorders>
+              <w:top w:val="single" w:sz="6" w:space="0" w:color="auto"/>
+              <w:left w:val="single" w:sz="6" w:space="0" w:color="auto"/>
+              <w:bottom w:val="single" w:sz="6" w:space="0" w:color="auto"/>
+              <w:right w:val="single" w:sz="6" w:space="0" w:color="auto"/>
+            </w:tcBorders>
+            <w:tcMar>
+              <w:top w:w="240" w:type="dxa"/>
+              <w:left w:w="0" w:type="dxa"/>
+              <w:bottom w:w="240" w:type="dxa"/>
+              <w:right w:w="0" w:type="dxa"/>
+            </w:tcMar>
+            <w:vAlign w:val="center"/>
+            <w:hideMark/>
+          </w:tcPr>
+          <w:p>
+            <w:pPr>
+              <w:widowControl/>
+              <w:jc w:val="left"/>
+              <w:rPr>
+                <w:rFonts w:ascii="Arial" w:eastAsia="宋体" w:hAnsi="Arial" w:cs="宋体"/>
+                <w:color w:val="1F1F1F"/>
+                <w:kern w:val="0"/>
+                <w:sz w:val="24"/>
+              </w:rPr>
+            </w:pPr>
+            <w:r>
+              <w:rPr>
+                <w:rFonts w:ascii="Arial" w:eastAsia="宋体" w:hAnsi="Arial" w:cs="宋体"/>
+                <w:color w:val="1F1F1F"/>
+                <w:kern w:val="0"/>
+                <w:sz w:val="24"/>
+                <w:bdr w:val="none" w:sz="0" w:space="0" w:color="auto" w:frame="1"/>
+              </w:rPr>
+              <w:t>AI+</w:t>
+            </w:r>
+            <w:r>
+              <w:rPr>
+                <w:rFonts w:ascii="Arial" w:eastAsia="宋体" w:hAnsi="Arial" w:cs="宋体"/>
+                <w:color w:val="1F1F1F"/>
+                <w:kern w:val="0"/>
+                <w:sz w:val="24"/>
+                <w:bdr w:val="none" w:sz="0" w:space="0" w:color="auto" w:frame="1"/>
+              </w:rPr>
+              <w:t>营销应用</w:t>
+            </w:r>
+          </w:p>
+        </w:tc>
+      </w:tr>
+      <w:tr>
+        <w:trPr>
+          <w:tblCellSpacing w:w="15" w:type="dxa"/>
+        </w:trPr>
+        <w:tc>
+          <w:tcPr>
+            <w:tcW w:w="0" w:type="auto"/>
+            <w:tcBorders>
+              <w:top w:val="single" w:sz="6" w:space="0" w:color="auto"/>
+              <w:left w:val="single" w:sz="6" w:space="0" w:color="auto"/>
+              <w:bottom w:val="single" w:sz="6" w:space="0" w:color="auto"/>
+              <w:right w:val="single" w:sz="6" w:space="0" w:color="auto"/>
+            </w:tcBorders>
+            <w:tcMar>
+              <w:top w:w="240" w:type="dxa"/>
+              <w:left w:w="0" w:type="dxa"/>
+              <w:bottom w:w="240" w:type="dxa"/>
+              <w:right w:w="180" w:type="dxa"/>
+            </w:tcMar>
+            <w:vAlign w:val="center"/>
+            <w:hideMark/>
+          </w:tcPr>
+          <w:p>
+            <w:pPr>
+              <w:widowControl/>
+              <w:jc w:val="left"/>
+              <w:rPr>
+                <w:rFonts w:ascii="Arial" w:eastAsia="宋体" w:hAnsi="Arial" w:cs="宋体"/>
+                <w:color w:val="1F1F1F"/>
+                <w:kern w:val="0"/>
+                <w:sz w:val="24"/>
+              </w:rPr>
+            </w:pPr>
+            <w:r>
+              <w:rPr>
+                <w:rFonts w:ascii="Arial" w:eastAsia="宋体" w:hAnsi="Arial" w:cs="宋体"/>
+                <w:b/>
+                <w:bCs/>
+                <w:color w:val="1F1F1F"/>
+                <w:kern w:val="0"/>
+                <w:sz w:val="24"/>
+                <w:bdr w:val="none" w:sz="0" w:space="0" w:color="auto" w:frame="1"/>
+              </w:rPr>
+              <w:lastRenderedPageBreak/>
+              <w:t>300364</w:t>
+            </w:r>
+          </w:p>
+        </w:tc>
+        <w:tc>
+          <w:tcPr>
+            <w:tcW w:w="0" w:type="auto"/>
+            <w:tcBorders>
+              <w:top w:val="single" w:sz="6" w:space="0" w:color="auto"/>
+              <w:left w:val="single" w:sz="6" w:space="0" w:color="auto"/>
+              <w:bottom w:val="single" w:sz="6" w:space="0" w:color="auto"/>
+              <w:right w:val="single" w:sz="6" w:space="0" w:color="auto"/>
+            </w:tcBorders>
+            <w:tcMar>
+              <w:top w:w="240" w:type="dxa"/>
+              <w:left w:w="0" w:type="dxa"/>
+              <w:bottom w:w="240" w:type="dxa"/>
+              <w:right w:w="180" w:type="dxa"/>
+            </w:tcMar>
+            <w:vAlign w:val="center"/>
+            <w:hideMark/>
+          </w:tcPr>
+          <w:p>
+            <w:pPr>
+              <w:widowControl/>
+              <w:jc w:val="left"/>
+              <w:rPr>
+                <w:rFonts w:ascii="Arial" w:eastAsia="宋体" w:hAnsi="Arial" w:cs="宋体"/>
+                <w:color w:val="1F1F1F"/>
+                <w:kern w:val="0"/>
+                <w:sz w:val="24"/>
+              </w:rPr>
+            </w:pPr>
+            <w:r>
+              <w:rPr>
+                <w:rFonts w:ascii="Arial" w:eastAsia="宋体" w:hAnsi="Arial" w:cs="宋体"/>
+                <w:b/>
+                <w:bCs/>
+                <w:color w:val="1F1F1F"/>
+                <w:kern w:val="0"/>
+                <w:sz w:val="24"/>
+                <w:bdr w:val="none" w:sz="0" w:space="0" w:color="auto" w:frame="1"/>
+              </w:rPr>
+              <w:t>中文在线</w:t>
+            </w:r>
+          </w:p>
+        </w:tc>
+        <w:tc>
+          <w:tcPr>
+            <w:tcW w:w="0" w:type="auto"/>
+            <w:tcBorders>
+              <w:top w:val="single" w:sz="6" w:space="0" w:color="auto"/>
+              <w:left w:val="single" w:sz="6" w:space="0" w:color="auto"/>
+              <w:bottom w:val="single" w:sz="6" w:space="0" w:color="auto"/>
+              <w:right w:val="single" w:sz="6" w:space="0" w:color="auto"/>
+            </w:tcBorders>
+            <w:tcMar>
+              <w:top w:w="240" w:type="dxa"/>
+              <w:left w:w="0" w:type="dxa"/>
+              <w:bottom w:w="240" w:type="dxa"/>
+              <w:right w:w="180" w:type="dxa"/>
+            </w:tcMar>
+            <w:vAlign w:val="center"/>
+            <w:hideMark/>
+          </w:tcPr>
+          <w:p>
+            <w:pPr>
+              <w:widowControl/>
+              <w:jc w:val="left"/>
+              <w:rPr>
+                <w:rFonts w:ascii="Arial" w:eastAsia="宋体" w:hAnsi="Arial" w:cs="宋体"/>
+                <w:color w:val="1F1F1F"/>
+                <w:kern w:val="0"/>
+                <w:sz w:val="24"/>
+              </w:rPr>
+            </w:pPr>
+            <w:r>
+              <w:rPr>
+                <w:rFonts w:ascii="Arial" w:eastAsia="宋体" w:hAnsi="Arial" w:cs="宋体"/>
+                <w:color w:val="1F1F1F"/>
+                <w:kern w:val="0"/>
+                <w:sz w:val="24"/>
+                <w:bdr w:val="none" w:sz="0" w:space="0" w:color="auto" w:frame="1"/>
+              </w:rPr>
+              <w:t>30.99</w:t>
+            </w:r>
+          </w:p>
+        </w:tc>
+        <w:tc>
+          <w:tcPr>
+            <w:tcW w:w="0" w:type="auto"/>
+            <w:tcBorders>
+              <w:top w:val="single" w:sz="6" w:space="0" w:color="auto"/>
+              <w:left w:val="single" w:sz="6" w:space="0" w:color="auto"/>
+              <w:bottom w:val="single" w:sz="6" w:space="0" w:color="auto"/>
+              <w:right w:val="single" w:sz="6" w:space="0" w:color="auto"/>
+            </w:tcBorders>
+            <w:tcMar>
+              <w:top w:w="240" w:type="dxa"/>
+              <w:left w:w="0" w:type="dxa"/>
+              <w:bottom w:w="240" w:type="dxa"/>
+              <w:right w:w="180" w:type="dxa"/>
+            </w:tcMar>
+            <w:vAlign w:val="center"/>
+            <w:hideMark/>
+          </w:tcPr>
+          <w:p>
+            <w:pPr>
+              <w:widowControl/>
+              <w:jc w:val="left"/>
+              <w:rPr>
+                <w:rFonts w:ascii="Arial" w:eastAsia="宋体" w:hAnsi="Arial" w:cs="宋体"/>
+                <w:color w:val="1F1F1F"/>
+                <w:kern w:val="0"/>
+                <w:sz w:val="24"/>
+              </w:rPr>
+            </w:pPr>
+            <w:r>
+              <w:rPr>
+                <w:rFonts w:ascii="Arial" w:eastAsia="宋体" w:hAnsi="Arial" w:cs="宋体"/>
+                <w:b/>
+                <w:bCs/>
+                <w:color w:val="1F1F1F"/>
+                <w:kern w:val="0"/>
+                <w:sz w:val="24"/>
+                <w:bdr w:val="none" w:sz="0" w:space="0" w:color="auto" w:frame="1"/>
+              </w:rPr>
+              <w:t>38 - 45</w:t>
+            </w:r>
+          </w:p>
+        </w:tc>
+        <w:tc>
+          <w:tcPr>
+            <w:tcW w:w="0" w:type="auto"/>
+            <w:tcBorders>
+              <w:top w:val="single" w:sz="6" w:space="0" w:color="auto"/>
+              <w:left w:val="single" w:sz="6" w:space="0" w:color="auto"/>
+              <w:bottom w:val="single" w:sz="6" w:space="0" w:color="auto"/>
+              <w:right w:val="single" w:sz="6" w:space="0" w:color="auto"/>
+            </w:tcBorders>
+            <w:tcMar>
+              <w:top w:w="240" w:type="dxa"/>
+              <w:left w:w="0" w:type="dxa"/>
+              <w:bottom w:w="240" w:type="dxa"/>
+              <w:right w:w="180" w:type="dxa"/>
+            </w:tcMar>
+            <w:vAlign w:val="center"/>
+            <w:hideMark/>
+          </w:tcPr>
+          <w:p>
+            <w:pPr>
+              <w:widowControl/>
+              <w:jc w:val="left"/>
+              <w:rPr>
+                <w:rFonts w:ascii="Arial" w:eastAsia="宋体" w:hAnsi="Arial" w:cs="宋体"/>
+                <w:color w:val="1F1F1F"/>
+                <w:kern w:val="0"/>
+                <w:sz w:val="24"/>
+              </w:rPr>
+            </w:pPr>
+            <w:r>
+              <w:rPr>
+                <w:rFonts w:ascii="Arial" w:eastAsia="宋体" w:hAnsi="Arial" w:cs="宋体"/>
+                <w:b/>
+                <w:bCs/>
+                <w:color w:val="1F1F1F"/>
+                <w:kern w:val="0"/>
+                <w:sz w:val="24"/>
+                <w:bdr w:val="none" w:sz="0" w:space="0" w:color="auto" w:frame="1"/>
+              </w:rPr>
+              <w:t xml:space="preserve">AI </w:t>
+            </w:r>
+            <w:r>
+              <w:rPr>
+                <w:rFonts w:ascii="Arial" w:eastAsia="宋体" w:hAnsi="Arial" w:cs="宋体"/>
+                <w:b/>
+                <w:bCs/>
+                <w:color w:val="1F1F1F"/>
+                <w:kern w:val="0"/>
+                <w:sz w:val="24"/>
+                <w:bdr w:val="none" w:sz="0" w:space="0" w:color="auto" w:frame="1"/>
+              </w:rPr>
+              <w:t>短剧</w:t>
+            </w:r>
+            <w:r>
+              <w:rPr>
+                <w:rFonts w:ascii="Arial" w:eastAsia="宋体" w:hAnsi="Arial" w:cs="宋体"/>
+                <w:color w:val="1F1F1F"/>
+                <w:kern w:val="0"/>
+                <w:sz w:val="24"/>
+                <w:bdr w:val="none" w:sz="0" w:space="0" w:color="auto" w:frame="1"/>
+              </w:rPr>
+              <w:t>降本增效</w:t>
+            </w:r>
+            <w:r>
+              <w:rPr>
+                <w:rFonts w:ascii="Arial" w:eastAsia="宋体" w:hAnsi="Arial" w:cs="宋体"/>
+                <w:color w:val="1F1F1F"/>
+                <w:kern w:val="0"/>
+                <w:sz w:val="24"/>
+                <w:bdr w:val="none" w:sz="0" w:space="0" w:color="auto" w:frame="1"/>
+              </w:rPr>
+              <w:t xml:space="preserve"> / </w:t>
+            </w:r>
+            <w:r>
+              <w:rPr>
+                <w:rFonts w:ascii="Arial" w:eastAsia="宋体" w:hAnsi="Arial" w:cs="宋体"/>
+                <w:color w:val="1F1F1F"/>
+                <w:kern w:val="0"/>
+                <w:sz w:val="24"/>
+                <w:bdr w:val="none" w:sz="0" w:space="0" w:color="auto" w:frame="1"/>
+              </w:rPr>
+              <w:t>海外付费用户激增</w:t>
+            </w:r>
+            <w:r>
+              <w:rPr>
+                <w:rFonts w:ascii="Arial" w:eastAsia="宋体" w:hAnsi="Arial" w:cs="宋体"/>
+                <w:color w:val="1F1F1F"/>
+                <w:kern w:val="0"/>
+                <w:sz w:val="24"/>
+                <w:bdr w:val="none" w:sz="0" w:space="0" w:color="auto" w:frame="1"/>
+              </w:rPr>
+              <w:t xml:space="preserve"> / </w:t>
+            </w:r>
+            <w:r>
+              <w:rPr>
+                <w:rFonts w:ascii="Arial" w:eastAsia="宋体" w:hAnsi="Arial" w:cs="宋体"/>
+                <w:color w:val="1F1F1F"/>
+                <w:kern w:val="0"/>
+                <w:sz w:val="24"/>
+                <w:bdr w:val="none" w:sz="0" w:space="0" w:color="auto" w:frame="1"/>
+              </w:rPr>
+              <w:t>现金流转正</w:t>
+            </w:r>
+          </w:p>
+        </w:tc>
+        <w:tc>
+          <w:tcPr>
+            <w:tcW w:w="0" w:type="auto"/>
+            <w:tcBorders>
+              <w:top w:val="single" w:sz="6" w:space="0" w:color="auto"/>
+              <w:left w:val="single" w:sz="6" w:space="0" w:color="auto"/>
+              <w:bottom w:val="single" w:sz="6" w:space="0" w:color="auto"/>
+              <w:right w:val="single" w:sz="6" w:space="0" w:color="auto"/>
+            </w:tcBorders>
+            <w:tcMar>
+              <w:top w:w="240" w:type="dxa"/>
+              <w:left w:w="0" w:type="dxa"/>
+              <w:bottom w:w="240" w:type="dxa"/>
+              <w:right w:w="0" w:type="dxa"/>
+            </w:tcMar>
+            <w:vAlign w:val="center"/>
+            <w:hideMark/>
+          </w:tcPr>
+          <w:p>
+            <w:pPr>
+              <w:widowControl/>
+              <w:jc w:val="left"/>
+              <w:rPr>
+                <w:rFonts w:ascii="Arial" w:eastAsia="宋体" w:hAnsi="Arial" w:cs="宋体"/>
+                <w:color w:val="1F1F1F"/>
+                <w:kern w:val="0"/>
+                <w:sz w:val="24"/>
+              </w:rPr>
+            </w:pPr>
+            <w:r>
+              <w:rPr>
+                <w:rFonts w:ascii="Arial" w:eastAsia="宋体" w:hAnsi="Arial" w:cs="宋体"/>
+                <w:color w:val="1F1F1F"/>
+                <w:kern w:val="0"/>
+                <w:sz w:val="24"/>
+                <w:bdr w:val="none" w:sz="0" w:space="0" w:color="auto" w:frame="1"/>
+              </w:rPr>
+              <w:t>AI+</w:t>
+            </w:r>
+            <w:r>
+              <w:rPr>
+                <w:rFonts w:ascii="Arial" w:eastAsia="宋体" w:hAnsi="Arial" w:cs="宋体"/>
+                <w:color w:val="1F1F1F"/>
+                <w:kern w:val="0"/>
+                <w:sz w:val="24"/>
+                <w:bdr w:val="none" w:sz="0" w:space="0" w:color="auto" w:frame="1"/>
+              </w:rPr>
+              <w:t>数字娱乐</w:t>
+            </w:r>
+          </w:p>
+        </w:tc>
+      </w:tr>
+      <w:tr>
+        <w:trPr>
+          <w:tblCellSpacing w:w="15" w:type="dxa"/>
+        </w:trPr>
+        <w:tc>
+          <w:tcPr>
+            <w:tcW w:w="0" w:type="auto"/>
+            <w:tcBorders>
+              <w:top w:val="single" w:sz="6" w:space="0" w:color="auto"/>
+              <w:left w:val="single" w:sz="6" w:space="0" w:color="auto"/>
+              <w:bottom w:val="single" w:sz="6" w:space="0" w:color="auto"/>
+              <w:right w:val="single" w:sz="6" w:space="0" w:color="auto"/>
+            </w:tcBorders>
+            <w:tcMar>
+              <w:top w:w="240" w:type="dxa"/>
+              <w:left w:w="0" w:type="dxa"/>
+              <w:bottom w:w="240" w:type="dxa"/>
+              <w:right w:w="180" w:type="dxa"/>
+            </w:tcMar>
+            <w:vAlign w:val="center"/>
+            <w:hideMark/>
+          </w:tcPr>
+          <w:p>
+            <w:pPr>
+              <w:widowControl/>
+              <w:jc w:val="left"/>
+              <w:rPr>
+                <w:rFonts w:ascii="Arial" w:eastAsia="宋体" w:hAnsi="Arial" w:cs="宋体"/>
+                <w:color w:val="1F1F1F"/>
+                <w:kern w:val="0"/>
+                <w:sz w:val="24"/>
+              </w:rPr>
+            </w:pPr>
+            <w:r>
+              <w:rPr>
+                <w:rFonts w:ascii="Arial" w:eastAsia="宋体" w:hAnsi="Arial" w:cs="宋体"/>
+                <w:b/>
+                <w:bCs/>
+                <w:color w:val="1F1F1F"/>
+                <w:kern w:val="0"/>
+                <w:sz w:val="24"/>
+                <w:bdr w:val="none" w:sz="0" w:space="0" w:color="auto" w:frame="1"/>
+              </w:rPr>
+              <w:t>300302</w:t>
+            </w:r>
+          </w:p>
+        </w:tc>
+        <w:tc>
+          <w:tcPr>
+            <w:tcW w:w="0" w:type="auto"/>
+            <w:tcBorders>
+              <w:top w:val="single" w:sz="6" w:space="0" w:color="auto"/>
+              <w:left w:val="single" w:sz="6" w:space="0" w:color="auto"/>
+              <w:bottom w:val="single" w:sz="6" w:space="0" w:color="auto"/>
+              <w:right w:val="single" w:sz="6" w:space="0" w:color="auto"/>
+            </w:tcBorders>
+            <w:tcMar>
+              <w:top w:w="240" w:type="dxa"/>
+              <w:left w:w="0" w:type="dxa"/>
+              <w:bottom w:w="240" w:type="dxa"/>
+              <w:right w:w="180" w:type="dxa"/>
+            </w:tcMar>
+            <w:vAlign w:val="center"/>
+            <w:hideMark/>
+          </w:tcPr>
+          <w:p>
+            <w:pPr>
+              <w:widowControl/>
+              <w:jc w:val="left"/>
+              <w:rPr>
+                <w:rFonts w:ascii="Arial" w:eastAsia="宋体" w:hAnsi="Arial" w:cs="宋体"/>
+                <w:color w:val="1F1F1F"/>
+                <w:kern w:val="0"/>
+                <w:sz w:val="24"/>
+              </w:rPr>
+            </w:pPr>
+            <w:r>
+              <w:rPr>
+                <w:rFonts w:ascii="Arial" w:eastAsia="宋体" w:hAnsi="Arial" w:cs="宋体"/>
+                <w:b/>
+                <w:bCs/>
+                <w:color w:val="1F1F1F"/>
+                <w:kern w:val="0"/>
+                <w:sz w:val="24"/>
+                <w:bdr w:val="none" w:sz="0" w:space="0" w:color="auto" w:frame="1"/>
+              </w:rPr>
+              <w:t>同有科技</w:t>
+            </w:r>
+          </w:p>
+        </w:tc>
+        <w:tc>
+          <w:tcPr>
+            <w:tcW w:w="0" w:type="auto"/>
+            <w:tcBorders>
+              <w:top w:val="single" w:sz="6" w:space="0" w:color="auto"/>
+              <w:left w:val="single" w:sz="6" w:space="0" w:color="auto"/>
+              <w:bottom w:val="single" w:sz="6" w:space="0" w:color="auto"/>
+              <w:right w:val="single" w:sz="6" w:space="0" w:color="auto"/>
+            </w:tcBorders>
+            <w:tcMar>
+              <w:top w:w="240" w:type="dxa"/>
+              <w:left w:w="0" w:type="dxa"/>
+              <w:bottom w:w="240" w:type="dxa"/>
+              <w:right w:w="180" w:type="dxa"/>
+            </w:tcMar>
+            <w:vAlign w:val="center"/>
+            <w:hideMark/>
+          </w:tcPr>
+          <w:p>
+            <w:pPr>
+              <w:widowControl/>
+              <w:jc w:val="left"/>
+              <w:rPr>
+                <w:rFonts w:ascii="Arial" w:eastAsia="宋体" w:hAnsi="Arial" w:cs="宋体"/>
+                <w:color w:val="1F1F1F"/>
+                <w:kern w:val="0"/>
+                <w:sz w:val="24"/>
+              </w:rPr>
+            </w:pPr>
+            <w:r>
+              <w:rPr>
+                <w:rFonts w:ascii="Arial" w:eastAsia="宋体" w:hAnsi="Arial" w:cs="宋体"/>
+                <w:color w:val="1F1F1F"/>
+                <w:kern w:val="0"/>
+                <w:sz w:val="24"/>
+                <w:bdr w:val="none" w:sz="0" w:space="0" w:color="auto" w:frame="1"/>
+              </w:rPr>
+              <w:t>27.50 - 28.50</w:t>
+            </w:r>
+          </w:p>
+        </w:tc>
+        <w:tc>
+          <w:tcPr>
+            <w:tcW w:w="0" w:type="auto"/>
+            <w:tcBorders>
+              <w:top w:val="single" w:sz="6" w:space="0" w:color="auto"/>
+              <w:left w:val="single" w:sz="6" w:space="0" w:color="auto"/>
+              <w:bottom w:val="single" w:sz="6" w:space="0" w:color="auto"/>
+              <w:right w:val="single" w:sz="6" w:space="0" w:color="auto"/>
+            </w:tcBorders>
+            <w:tcMar>
+              <w:top w:w="240" w:type="dxa"/>
+              <w:left w:w="0" w:type="dxa"/>
+              <w:bottom w:w="240" w:type="dxa"/>
+              <w:right w:w="180" w:type="dxa"/>
+            </w:tcMar>
+            <w:vAlign w:val="center"/>
+            <w:hideMark/>
+          </w:tcPr>
+          <w:p>
+            <w:pPr>
+              <w:widowControl/>
+              <w:jc w:val="left"/>
+              <w:rPr>
+                <w:rFonts w:ascii="Arial" w:eastAsia="宋体" w:hAnsi="Arial" w:cs="宋体"/>
+                <w:color w:val="1F1F1F"/>
+                <w:kern w:val="0"/>
+                <w:sz w:val="24"/>
+              </w:rPr>
+            </w:pPr>
+            <w:r>
+              <w:rPr>
+                <w:rFonts w:ascii="Arial" w:eastAsia="宋体" w:hAnsi="Arial" w:cs="宋体"/>
+                <w:b/>
+                <w:bCs/>
+                <w:color w:val="1F1F1F"/>
+                <w:kern w:val="0"/>
+                <w:sz w:val="24"/>
+                <w:bdr w:val="none" w:sz="0" w:space="0" w:color="auto" w:frame="1"/>
+              </w:rPr>
+              <w:t>35 - 40</w:t>
+            </w:r>
+          </w:p>
+        </w:tc>
+        <w:tc>
+          <w:tcPr>
+            <w:tcW w:w="0" w:type="auto"/>
+            <w:tcBorders>
+              <w:top w:val="single" w:sz="6" w:space="0" w:color="auto"/>
+              <w:left w:val="single" w:sz="6" w:space="0" w:color="auto"/>
+              <w:bottom w:val="single" w:sz="6" w:space="0" w:color="auto"/>
+              <w:right w:val="single" w:sz="6" w:space="0" w:color="auto"/>
+            </w:tcBorders>
+            <w:tcMar>
+              <w:top w:w="240" w:type="dxa"/>
+              <w:left w:w="0" w:type="dxa"/>
+              <w:bottom w:w="240" w:type="dxa"/>
+              <w:right w:w="180" w:type="dxa"/>
+            </w:tcMar>
+            <w:vAlign w:val="center"/>
+            <w:hideMark/>
+          </w:tcPr>
+          <w:p>
+            <w:pPr>
+              <w:widowControl/>
+              <w:jc w:val="left"/>
+              <w:rPr>
+                <w:rFonts w:ascii="Arial" w:eastAsia="宋体" w:hAnsi="Arial" w:cs="宋体"/>
+                <w:color w:val="1F1F1F"/>
+                <w:kern w:val="0"/>
+                <w:sz w:val="24"/>
+              </w:rPr>
+            </w:pPr>
+            <w:r>
+              <w:rPr>
+                <w:rFonts w:ascii="Arial" w:eastAsia="宋体" w:hAnsi="Arial" w:cs="宋体"/>
+                <w:b/>
+                <w:bCs/>
+                <w:color w:val="1F1F1F"/>
+                <w:kern w:val="0"/>
+                <w:sz w:val="24"/>
+                <w:bdr w:val="none" w:sz="0" w:space="0" w:color="auto" w:frame="1"/>
+              </w:rPr>
+              <w:t>信创存储</w:t>
+            </w:r>
+            <w:r>
+              <w:rPr>
+                <w:rFonts w:ascii="Arial" w:eastAsia="宋体" w:hAnsi="Arial" w:cs="宋体"/>
+                <w:color w:val="1F1F1F"/>
+                <w:kern w:val="0"/>
+                <w:sz w:val="24"/>
+                <w:bdr w:val="none" w:sz="0" w:space="0" w:color="auto" w:frame="1"/>
+              </w:rPr>
+              <w:t>爆发</w:t>
+            </w:r>
+            <w:r>
+              <w:rPr>
+                <w:rFonts w:ascii="Arial" w:eastAsia="宋体" w:hAnsi="Arial" w:cs="宋体"/>
+                <w:color w:val="1F1F1F"/>
+                <w:kern w:val="0"/>
+                <w:sz w:val="24"/>
+                <w:bdr w:val="none" w:sz="0" w:space="0" w:color="auto" w:frame="1"/>
+              </w:rPr>
+              <w:t xml:space="preserve"> / </w:t>
+            </w:r>
+            <w:r>
+              <w:rPr>
+                <w:rFonts w:ascii="Arial" w:eastAsia="宋体" w:hAnsi="Arial" w:cs="宋体"/>
+                <w:color w:val="1F1F1F"/>
+                <w:kern w:val="0"/>
+                <w:sz w:val="24"/>
+                <w:bdr w:val="none" w:sz="0" w:space="0" w:color="auto" w:frame="1"/>
+              </w:rPr>
+              <w:t>一季报净利增</w:t>
+            </w:r>
+            <w:r>
+              <w:rPr>
+                <w:rFonts w:ascii="Arial" w:eastAsia="宋体" w:hAnsi="Arial" w:cs="宋体"/>
+                <w:color w:val="1F1F1F"/>
+                <w:kern w:val="0"/>
+                <w:sz w:val="24"/>
+                <w:bdr w:val="none" w:sz="0" w:space="0" w:color="auto" w:frame="1"/>
+              </w:rPr>
+              <w:t xml:space="preserve"> 4 </w:t>
+            </w:r>
+            <w:r>
+              <w:rPr>
+                <w:rFonts w:ascii="Arial" w:eastAsia="宋体" w:hAnsi="Arial" w:cs="宋体"/>
+                <w:color w:val="1F1F1F"/>
+                <w:kern w:val="0"/>
+                <w:sz w:val="24"/>
+                <w:bdr w:val="none" w:sz="0" w:space="0" w:color="auto" w:frame="1"/>
+              </w:rPr>
+              <w:t>倍</w:t>
+            </w:r>
+            <w:r>
+              <w:rPr>
+                <w:rFonts w:ascii="Arial" w:eastAsia="宋体" w:hAnsi="Arial" w:cs="宋体"/>
+                <w:color w:val="1F1F1F"/>
+                <w:kern w:val="0"/>
+                <w:sz w:val="24"/>
+                <w:bdr w:val="none" w:sz="0" w:space="0" w:color="auto" w:frame="1"/>
+              </w:rPr>
+              <w:t xml:space="preserve"> / </w:t>
+            </w:r>
+            <w:r>
+              <w:rPr>
+                <w:rFonts w:ascii="Arial" w:eastAsia="宋体" w:hAnsi="Arial" w:cs="宋体"/>
+                <w:color w:val="1F1F1F"/>
+                <w:kern w:val="0"/>
+                <w:sz w:val="24"/>
+                <w:bdr w:val="none" w:sz="0" w:space="0" w:color="auto" w:frame="1"/>
+              </w:rPr>
+              <w:t>特种行业壁垒</w:t>
+            </w:r>
+          </w:p>
+        </w:tc>
+        <w:tc>
+          <w:tcPr>
+            <w:tcW w:w="0" w:type="auto"/>
+            <w:tcBorders>
+              <w:top w:val="single" w:sz="6" w:space="0" w:color="auto"/>
+              <w:left w:val="single" w:sz="6" w:space="0" w:color="auto"/>
+              <w:bottom w:val="single" w:sz="6" w:space="0" w:color="auto"/>
+              <w:right w:val="single" w:sz="6" w:space="0" w:color="auto"/>
+            </w:tcBorders>
+            <w:tcMar>
+              <w:top w:w="240" w:type="dxa"/>
+              <w:left w:w="0" w:type="dxa"/>
+              <w:bottom w:w="240" w:type="dxa"/>
+              <w:right w:w="0" w:type="dxa"/>
+            </w:tcMar>
+            <w:vAlign w:val="center"/>
+            <w:hideMark/>
+          </w:tcPr>
+          <w:p>
+            <w:pPr>
+              <w:widowControl/>
+              <w:jc w:val="left"/>
+              <w:rPr>
+                <w:rFonts w:ascii="Arial" w:eastAsia="宋体" w:hAnsi="Arial" w:cs="宋体"/>
+                <w:color w:val="1F1F1F"/>
+                <w:kern w:val="0"/>
+                <w:sz w:val="24"/>
+              </w:rPr>
+            </w:pPr>
+            <w:r>
+              <w:rPr>
+                <w:rFonts w:ascii="Arial" w:eastAsia="宋体" w:hAnsi="Arial" w:cs="宋体"/>
+                <w:color w:val="1F1F1F"/>
+                <w:kern w:val="0"/>
+                <w:sz w:val="24"/>
+                <w:bdr w:val="none" w:sz="0" w:space="0" w:color="auto" w:frame="1"/>
+              </w:rPr>
+              <w:t>企业级存储系统</w:t>
+            </w:r>
+          </w:p>
+        </w:tc>
+      </w:tr>
+      <w:tr>
+        <w:trPr>
+          <w:tblCellSpacing w:w="15" w:type="dxa"/>
+        </w:trPr>
+        <w:tc>
+          <w:tcPr>
+            <w:tcW w:w="0" w:type="auto"/>
+            <w:tcBorders>
+              <w:top w:val="single" w:sz="6" w:space="0" w:color="auto"/>
+              <w:left w:val="single" w:sz="6" w:space="0" w:color="auto"/>
+              <w:bottom w:val="single" w:sz="6" w:space="0" w:color="auto"/>
+              <w:right w:val="single" w:sz="6" w:space="0" w:color="auto"/>
+            </w:tcBorders>
+            <w:tcMar>
+              <w:top w:w="240" w:type="dxa"/>
+              <w:left w:w="0" w:type="dxa"/>
+              <w:bottom w:w="240" w:type="dxa"/>
+              <w:right w:w="180" w:type="dxa"/>
+            </w:tcMar>
+            <w:vAlign w:val="center"/>
+            <w:hideMark/>
+          </w:tcPr>
+          <w:p>
+            <w:pPr>
+              <w:widowControl/>
+              <w:jc w:val="left"/>
+              <w:rPr>
+                <w:rFonts w:ascii="Arial" w:eastAsia="宋体" w:hAnsi="Arial" w:cs="宋体"/>
+                <w:color w:val="1F1F1F"/>
+                <w:kern w:val="0"/>
+                <w:sz w:val="24"/>
+              </w:rPr>
+            </w:pPr>
+            <w:r>
+              <w:rPr>
+                <w:rFonts w:ascii="Arial" w:eastAsia="宋体" w:hAnsi="Arial" w:cs="宋体"/>
+                <w:b/>
+                <w:bCs/>
+                <w:color w:val="1F1F1F"/>
+                <w:kern w:val="0"/>
+                <w:sz w:val="24"/>
+                <w:bdr w:val="none" w:sz="0" w:space="0" w:color="auto" w:frame="1"/>
+              </w:rPr>
+              <w:t>300042</w:t>
+            </w:r>
+          </w:p>
+        </w:tc>
+        <w:tc>
+          <w:tcPr>
+            <w:tcW w:w="0" w:type="auto"/>
+            <w:tcBorders>
+              <w:top w:val="single" w:sz="6" w:space="0" w:color="auto"/>
+              <w:left w:val="single" w:sz="6" w:space="0" w:color="auto"/>
+              <w:bottom w:val="single" w:sz="6" w:space="0" w:color="auto"/>
+              <w:right w:val="single" w:sz="6" w:space="0" w:color="auto"/>
+            </w:tcBorders>
+            <w:tcMar>
+              <w:top w:w="240" w:type="dxa"/>
+              <w:left w:w="0" w:type="dxa"/>
+              <w:bottom w:w="240" w:type="dxa"/>
+              <w:right w:w="180" w:type="dxa"/>
+            </w:tcMar>
+            <w:vAlign w:val="center"/>
+            <w:hideMark/>
+          </w:tcPr>
+          <w:p>
+            <w:pPr>
+              <w:widowControl/>
+              <w:jc w:val="left"/>
+              <w:rPr>
+                <w:rFonts w:ascii="Arial" w:eastAsia="宋体" w:hAnsi="Arial" w:cs="宋体"/>
+                <w:color w:val="1F1F1F"/>
+                <w:kern w:val="0"/>
+                <w:sz w:val="24"/>
+              </w:rPr>
+            </w:pPr>
+            <w:r>
+              <w:rPr>
+                <w:rFonts w:ascii="Arial" w:eastAsia="宋体" w:hAnsi="Arial" w:cs="宋体"/>
+                <w:b/>
+                <w:bCs/>
+                <w:color w:val="1F1F1F"/>
+                <w:kern w:val="0"/>
+                <w:sz w:val="24"/>
+                <w:bdr w:val="none" w:sz="0" w:space="0" w:color="auto" w:frame="1"/>
+              </w:rPr>
+              <w:t>朗科科技</w:t>
+            </w:r>
+          </w:p>
+        </w:tc>
+        <w:tc>
+          <w:tcPr>
+            <w:tcW w:w="0" w:type="auto"/>
+            <w:tcBorders>
+              <w:top w:val="single" w:sz="6" w:space="0" w:color="auto"/>
+              <w:left w:val="single" w:sz="6" w:space="0" w:color="auto"/>
+              <w:bottom w:val="single" w:sz="6" w:space="0" w:color="auto"/>
+              <w:right w:val="single" w:sz="6" w:space="0" w:color="auto"/>
+            </w:tcBorders>
+            <w:tcMar>
+              <w:top w:w="240" w:type="dxa"/>
+              <w:left w:w="0" w:type="dxa"/>
+              <w:bottom w:w="240" w:type="dxa"/>
+              <w:right w:w="180" w:type="dxa"/>
+            </w:tcMar>
+            <w:vAlign w:val="center"/>
+            <w:hideMark/>
+          </w:tcPr>
+          <w:p>
+            <w:pPr>
+              <w:widowControl/>
+              <w:jc w:val="left"/>
+              <w:rPr>
+                <w:rFonts w:ascii="Arial" w:eastAsia="宋体" w:hAnsi="Arial" w:cs="宋体"/>
+                <w:color w:val="1F1F1F"/>
+                <w:kern w:val="0"/>
+                <w:sz w:val="24"/>
+              </w:rPr>
+            </w:pPr>
+            <w:r>
+              <w:rPr>
+                <w:rFonts w:ascii="Arial" w:eastAsia="宋体" w:hAnsi="Arial" w:cs="宋体"/>
+                <w:color w:val="1F1F1F"/>
+                <w:kern w:val="0"/>
+                <w:sz w:val="24"/>
+                <w:bdr w:val="none" w:sz="0" w:space="0" w:color="auto" w:frame="1"/>
+              </w:rPr>
+              <w:t>55.00 - 61.00</w:t>
+            </w:r>
+          </w:p>
+        </w:tc>
+        <w:tc>
+          <w:tcPr>
+            <w:tcW w:w="0" w:type="auto"/>
+            <w:tcBorders>
+              <w:top w:val="single" w:sz="6" w:space="0" w:color="auto"/>
+              <w:left w:val="single" w:sz="6" w:space="0" w:color="auto"/>
+              <w:bottom w:val="single" w:sz="6" w:space="0" w:color="auto"/>
+              <w:right w:val="single" w:sz="6" w:space="0" w:color="auto"/>
+            </w:tcBorders>
+            <w:tcMar>
+              <w:top w:w="240" w:type="dxa"/>
+              <w:left w:w="0" w:type="dxa"/>
+              <w:bottom w:w="240" w:type="dxa"/>
+              <w:right w:w="180" w:type="dxa"/>
+            </w:tcMar>
+            <w:vAlign w:val="center"/>
+            <w:hideMark/>
+          </w:tcPr>
+          <w:p>
+            <w:pPr>
+              <w:widowControl/>
+              <w:jc w:val="left"/>
+              <w:rPr>
+                <w:rFonts w:ascii="Arial" w:eastAsia="宋体" w:hAnsi="Arial" w:cs="宋体"/>
+                <w:color w:val="1F1F1F"/>
+                <w:kern w:val="0"/>
+                <w:sz w:val="24"/>
+              </w:rPr>
+            </w:pPr>
+            <w:r>
+              <w:rPr>
+                <w:rFonts w:ascii="Arial" w:eastAsia="宋体" w:hAnsi="Arial" w:cs="宋体"/>
+                <w:b/>
+                <w:bCs/>
+                <w:color w:val="1F1F1F"/>
+                <w:kern w:val="0"/>
+                <w:sz w:val="24"/>
+                <w:bdr w:val="none" w:sz="0" w:space="0" w:color="auto" w:frame="1"/>
+              </w:rPr>
+              <w:t>65 - 75</w:t>
+            </w:r>
+          </w:p>
+        </w:tc>
+        <w:tc>
+          <w:tcPr>
+            <w:tcW w:w="0" w:type="auto"/>
+            <w:tcBorders>
+              <w:top w:val="single" w:sz="6" w:space="0" w:color="auto"/>
+              <w:left w:val="single" w:sz="6" w:space="0" w:color="auto"/>
+              <w:bottom w:val="single" w:sz="6" w:space="0" w:color="auto"/>
+              <w:right w:val="single" w:sz="6" w:space="0" w:color="auto"/>
+            </w:tcBorders>
+            <w:tcMar>
+              <w:top w:w="240" w:type="dxa"/>
+              <w:left w:w="0" w:type="dxa"/>
+              <w:bottom w:w="240" w:type="dxa"/>
+              <w:right w:w="180" w:type="dxa"/>
+            </w:tcMar>
+            <w:vAlign w:val="center"/>
+            <w:hideMark/>
+          </w:tcPr>
+          <w:p>
+            <w:pPr>
+              <w:widowControl/>
+              <w:jc w:val="left"/>
+              <w:rPr>
+                <w:rFonts w:ascii="Arial" w:eastAsia="宋体" w:hAnsi="Arial" w:cs="宋体"/>
+                <w:color w:val="1F1F1F"/>
+                <w:kern w:val="0"/>
+                <w:sz w:val="24"/>
+              </w:rPr>
+            </w:pPr>
+            <w:r>
+              <w:rPr>
+                <w:rFonts w:ascii="Arial" w:eastAsia="宋体" w:hAnsi="Arial" w:cs="宋体"/>
+                <w:b/>
+                <w:bCs/>
+                <w:color w:val="1F1F1F"/>
+                <w:kern w:val="0"/>
+                <w:sz w:val="24"/>
+                <w:bdr w:val="none" w:sz="0" w:space="0" w:color="auto" w:frame="1"/>
+              </w:rPr>
+              <w:t>韶关算力节点</w:t>
+            </w:r>
+            <w:r>
+              <w:rPr>
+                <w:rFonts w:ascii="Arial" w:eastAsia="宋体" w:hAnsi="Arial" w:cs="宋体"/>
+                <w:color w:val="1F1F1F"/>
+                <w:kern w:val="0"/>
+                <w:sz w:val="24"/>
+                <w:bdr w:val="none" w:sz="0" w:space="0" w:color="auto" w:frame="1"/>
+              </w:rPr>
+              <w:t>建设</w:t>
+            </w:r>
+            <w:r>
+              <w:rPr>
+                <w:rFonts w:ascii="Arial" w:eastAsia="宋体" w:hAnsi="Arial" w:cs="宋体"/>
+                <w:color w:val="1F1F1F"/>
+                <w:kern w:val="0"/>
+                <w:sz w:val="24"/>
+                <w:bdr w:val="none" w:sz="0" w:space="0" w:color="auto" w:frame="1"/>
+              </w:rPr>
+              <w:t xml:space="preserve"> / </w:t>
+            </w:r>
+            <w:r>
+              <w:rPr>
+                <w:rFonts w:ascii="Arial" w:eastAsia="宋体" w:hAnsi="Arial" w:cs="宋体"/>
+                <w:color w:val="1F1F1F"/>
+                <w:kern w:val="0"/>
+                <w:sz w:val="24"/>
+                <w:bdr w:val="none" w:sz="0" w:space="0" w:color="auto" w:frame="1"/>
+              </w:rPr>
+              <w:t>一季度扭亏为盈</w:t>
+            </w:r>
+            <w:r>
+              <w:rPr>
+                <w:rFonts w:ascii="Arial" w:eastAsia="宋体" w:hAnsi="Arial" w:cs="宋体"/>
+                <w:color w:val="1F1F1F"/>
+                <w:kern w:val="0"/>
+                <w:sz w:val="24"/>
+                <w:bdr w:val="none" w:sz="0" w:space="0" w:color="auto" w:frame="1"/>
+              </w:rPr>
+              <w:t xml:space="preserve"> / </w:t>
+            </w:r>
+            <w:r>
+              <w:rPr>
+                <w:rFonts w:ascii="Arial" w:eastAsia="宋体" w:hAnsi="Arial" w:cs="宋体"/>
+                <w:color w:val="1F1F1F"/>
+                <w:kern w:val="0"/>
+                <w:sz w:val="24"/>
+                <w:bdr w:val="none" w:sz="0" w:space="0" w:color="auto" w:frame="1"/>
+              </w:rPr>
+              <w:t>存储囤货增值</w:t>
+            </w:r>
+          </w:p>
+        </w:tc>
+        <w:tc>
+          <w:tcPr>
+            <w:tcW w:w="0" w:type="auto"/>
+            <w:tcBorders>
+              <w:top w:val="single" w:sz="6" w:space="0" w:color="auto"/>
+              <w:left w:val="single" w:sz="6" w:space="0" w:color="auto"/>
+              <w:bottom w:val="single" w:sz="6" w:space="0" w:color="auto"/>
+              <w:right w:val="single" w:sz="6" w:space="0" w:color="auto"/>
+            </w:tcBorders>
+            <w:tcMar>
+              <w:top w:w="240" w:type="dxa"/>
+              <w:left w:w="0" w:type="dxa"/>
+              <w:bottom w:w="240" w:type="dxa"/>
+              <w:right w:w="0" w:type="dxa"/>
+            </w:tcMar>
+            <w:vAlign w:val="center"/>
+            <w:hideMark/>
+          </w:tcPr>
+          <w:p>
+            <w:pPr>
+              <w:widowControl/>
+              <w:jc w:val="left"/>
+              <w:rPr>
+                <w:rFonts w:ascii="Arial" w:eastAsia="宋体" w:hAnsi="Arial" w:cs="宋体"/>
+                <w:color w:val="1F1F1F"/>
+                <w:kern w:val="0"/>
+                <w:sz w:val="24"/>
+              </w:rPr>
+            </w:pPr>
+            <w:r>
+              <w:rPr>
+                <w:rFonts w:ascii="Arial" w:eastAsia="宋体" w:hAnsi="Arial" w:cs="宋体"/>
+                <w:color w:val="1F1F1F"/>
+                <w:kern w:val="0"/>
+                <w:sz w:val="24"/>
+                <w:bdr w:val="none" w:sz="0" w:space="0" w:color="auto" w:frame="1"/>
+              </w:rPr>
+              <w:t>算力基础设施</w:t>
+            </w:r>
+          </w:p>
+        </w:tc>
+      </w:tr>
+      <w:tr>
+        <w:trPr>
+          <w:tblCellSpacing w:w="15" w:type="dxa"/>
+        </w:trPr>
+        <w:tc>
+          <w:tcPr>
+            <w:tcW w:w="0" w:type="auto"/>
+            <w:tcBorders>
+              <w:top w:val="single" w:sz="6" w:space="0" w:color="auto"/>
+              <w:left w:val="single" w:sz="6" w:space="0" w:color="auto"/>
+              <w:bottom w:val="single" w:sz="6" w:space="0" w:color="auto"/>
+              <w:right w:val="single" w:sz="6" w:space="0" w:color="auto"/>
+            </w:tcBorders>
+            <w:tcMar>
+              <w:top w:w="240" w:type="dxa"/>
+              <w:left w:w="0" w:type="dxa"/>
+              <w:bottom w:w="240" w:type="dxa"/>
+              <w:right w:w="180" w:type="dxa"/>
+            </w:tcMar>
+            <w:vAlign w:val="center"/>
+            <w:hideMark/>
+          </w:tcPr>
+          <w:p>
+            <w:pPr>
+              <w:widowControl/>
+              <w:jc w:val="left"/>
+              <w:rPr>
+                <w:rFonts w:ascii="Arial" w:eastAsia="宋体" w:hAnsi="Arial" w:cs="宋体"/>
+                <w:color w:val="1F1F1F"/>
+                <w:kern w:val="0"/>
+                <w:sz w:val="24"/>
+              </w:rPr>
+            </w:pPr>
+            <w:r>
+              <w:rPr>
+                <w:rFonts w:ascii="Arial" w:eastAsia="宋体" w:hAnsi="Arial" w:cs="宋体"/>
+                <w:b/>
+                <w:bCs/>
+                <w:color w:val="1F1F1F"/>
+                <w:kern w:val="0"/>
+                <w:sz w:val="24"/>
+                <w:bdr w:val="none" w:sz="0" w:space="0" w:color="auto" w:frame="1"/>
+              </w:rPr>
+              <w:t>000021</w:t>
+            </w:r>
+          </w:p>
+        </w:tc>
+        <w:tc>
+          <w:tcPr>
+            <w:tcW w:w="0" w:type="auto"/>
+            <w:tcBorders>
+              <w:top w:val="single" w:sz="6" w:space="0" w:color="auto"/>
+              <w:left w:val="single" w:sz="6" w:space="0" w:color="auto"/>
+              <w:bottom w:val="single" w:sz="6" w:space="0" w:color="auto"/>
+              <w:right w:val="single" w:sz="6" w:space="0" w:color="auto"/>
+            </w:tcBorders>
+            <w:tcMar>
+              <w:top w:w="240" w:type="dxa"/>
+              <w:left w:w="0" w:type="dxa"/>
+              <w:bottom w:w="240" w:type="dxa"/>
+              <w:right w:w="180" w:type="dxa"/>
+            </w:tcMar>
+            <w:vAlign w:val="center"/>
+            <w:hideMark/>
+          </w:tcPr>
+          <w:p>
+            <w:pPr>
+              <w:widowControl/>
+              <w:jc w:val="left"/>
+              <w:rPr>
+                <w:rFonts w:ascii="Arial" w:eastAsia="宋体" w:hAnsi="Arial" w:cs="宋体"/>
+                <w:color w:val="1F1F1F"/>
+                <w:kern w:val="0"/>
+                <w:sz w:val="24"/>
+              </w:rPr>
+            </w:pPr>
+            <w:r>
+              <w:rPr>
+                <w:rFonts w:ascii="Arial" w:eastAsia="宋体" w:hAnsi="Arial" w:cs="宋体"/>
+                <w:b/>
+                <w:bCs/>
+                <w:color w:val="1F1F1F"/>
+                <w:kern w:val="0"/>
+                <w:sz w:val="24"/>
+                <w:bdr w:val="none" w:sz="0" w:space="0" w:color="auto" w:frame="1"/>
+              </w:rPr>
+              <w:t>深科技</w:t>
+            </w:r>
+          </w:p>
+        </w:tc>
+        <w:tc>
+          <w:tcPr>
+            <w:tcW w:w="0" w:type="auto"/>
+            <w:tcBorders>
+              <w:top w:val="single" w:sz="6" w:space="0" w:color="auto"/>
+              <w:left w:val="single" w:sz="6" w:space="0" w:color="auto"/>
+              <w:bottom w:val="single" w:sz="6" w:space="0" w:color="auto"/>
+              <w:right w:val="single" w:sz="6" w:space="0" w:color="auto"/>
+            </w:tcBorders>
+            <w:tcMar>
+              <w:top w:w="240" w:type="dxa"/>
+              <w:left w:w="0" w:type="dxa"/>
+              <w:bottom w:w="240" w:type="dxa"/>
+              <w:right w:w="180" w:type="dxa"/>
+            </w:tcMar>
+            <w:vAlign w:val="center"/>
+            <w:hideMark/>
+          </w:tcPr>
+          <w:p>
+            <w:pPr>
+              <w:widowControl/>
+              <w:jc w:val="left"/>
+              <w:rPr>
+                <w:rFonts w:ascii="Arial" w:eastAsia="宋体" w:hAnsi="Arial" w:cs="宋体"/>
+                <w:color w:val="1F1F1F"/>
+                <w:kern w:val="0"/>
+                <w:sz w:val="24"/>
+              </w:rPr>
+            </w:pPr>
+            <w:r>
+              <w:rPr>
+                <w:rFonts w:ascii="Arial" w:eastAsia="宋体" w:hAnsi="Arial" w:cs="宋体"/>
+                <w:color w:val="1F1F1F"/>
+                <w:kern w:val="0"/>
+                <w:sz w:val="24"/>
+                <w:bdr w:val="none" w:sz="0" w:space="0" w:color="auto" w:frame="1"/>
+              </w:rPr>
+              <w:t>31.00 - 32.50</w:t>
+            </w:r>
+          </w:p>
+        </w:tc>
+        <w:tc>
+          <w:tcPr>
+            <w:tcW w:w="0" w:type="auto"/>
+            <w:tcBorders>
+              <w:top w:val="single" w:sz="6" w:space="0" w:color="auto"/>
+              <w:left w:val="single" w:sz="6" w:space="0" w:color="auto"/>
+              <w:bottom w:val="single" w:sz="6" w:space="0" w:color="auto"/>
+              <w:right w:val="single" w:sz="6" w:space="0" w:color="auto"/>
+            </w:tcBorders>
+            <w:tcMar>
+              <w:top w:w="240" w:type="dxa"/>
+              <w:left w:w="0" w:type="dxa"/>
+              <w:bottom w:w="240" w:type="dxa"/>
+              <w:right w:w="180" w:type="dxa"/>
+            </w:tcMar>
+            <w:vAlign w:val="center"/>
+            <w:hideMark/>
+          </w:tcPr>
+          <w:p>
+            <w:pPr>
+              <w:widowControl/>
+              <w:jc w:val="left"/>
+              <w:rPr>
+                <w:rFonts w:ascii="Arial" w:eastAsia="宋体" w:hAnsi="Arial" w:cs="宋体"/>
+                <w:color w:val="1F1F1F"/>
+                <w:kern w:val="0"/>
+                <w:sz w:val="24"/>
+              </w:rPr>
+            </w:pPr>
+            <w:r>
+              <w:rPr>
+                <w:rFonts w:ascii="Arial" w:eastAsia="宋体" w:hAnsi="Arial" w:cs="宋体"/>
+                <w:b/>
+                <w:bCs/>
+                <w:color w:val="1F1F1F"/>
+                <w:kern w:val="0"/>
+                <w:sz w:val="24"/>
+                <w:bdr w:val="none" w:sz="0" w:space="0" w:color="auto" w:frame="1"/>
+              </w:rPr>
+              <w:t>38 - 45</w:t>
+            </w:r>
+          </w:p>
+        </w:tc>
+        <w:tc>
+          <w:tcPr>
+            <w:tcW w:w="0" w:type="auto"/>
+            <w:tcBorders>
+              <w:top w:val="single" w:sz="6" w:space="0" w:color="auto"/>
+              <w:left w:val="single" w:sz="6" w:space="0" w:color="auto"/>
+              <w:bottom w:val="single" w:sz="6" w:space="0" w:color="auto"/>
+              <w:right w:val="single" w:sz="6" w:space="0" w:color="auto"/>
+            </w:tcBorders>
+            <w:tcMar>
+              <w:top w:w="240" w:type="dxa"/>
+              <w:left w:w="0" w:type="dxa"/>
+              <w:bottom w:w="240" w:type="dxa"/>
+              <w:right w:w="180" w:type="dxa"/>
+            </w:tcMar>
+            <w:vAlign w:val="center"/>
+            <w:hideMark/>
+          </w:tcPr>
+          <w:p>
+            <w:pPr>
+              <w:widowControl/>
+              <w:jc w:val="left"/>
+              <w:rPr>
+                <w:rFonts w:ascii="Arial" w:eastAsia="宋体" w:hAnsi="Arial" w:cs="宋体"/>
+                <w:color w:val="1F1F1F"/>
+                <w:kern w:val="0"/>
+                <w:sz w:val="24"/>
+              </w:rPr>
+            </w:pPr>
+            <w:r>
+              <w:rPr>
+                <w:rFonts w:ascii="Arial" w:eastAsia="宋体" w:hAnsi="Arial" w:cs="宋体"/>
+                <w:b/>
+                <w:bCs/>
+                <w:color w:val="1F1F1F"/>
+                <w:kern w:val="0"/>
+                <w:sz w:val="24"/>
+                <w:bdr w:val="none" w:sz="0" w:space="0" w:color="auto" w:frame="1"/>
+              </w:rPr>
+              <w:t xml:space="preserve">MRDIMM </w:t>
+            </w:r>
+            <w:r>
+              <w:rPr>
+                <w:rFonts w:ascii="Arial" w:eastAsia="宋体" w:hAnsi="Arial" w:cs="宋体"/>
+                <w:b/>
+                <w:bCs/>
+                <w:color w:val="1F1F1F"/>
+                <w:kern w:val="0"/>
+                <w:sz w:val="24"/>
+                <w:bdr w:val="none" w:sz="0" w:space="0" w:color="auto" w:frame="1"/>
+              </w:rPr>
+              <w:t>高端封测</w:t>
+            </w:r>
+            <w:r>
+              <w:rPr>
+                <w:rFonts w:ascii="Arial" w:eastAsia="宋体" w:hAnsi="Arial" w:cs="宋体"/>
+                <w:color w:val="1F1F1F"/>
+                <w:kern w:val="0"/>
+                <w:sz w:val="24"/>
+                <w:bdr w:val="none" w:sz="0" w:space="0" w:color="auto" w:frame="1"/>
+              </w:rPr>
+              <w:t xml:space="preserve"> / </w:t>
+            </w:r>
+            <w:r>
+              <w:rPr>
+                <w:rFonts w:ascii="Arial" w:eastAsia="宋体" w:hAnsi="Arial" w:cs="宋体"/>
+                <w:color w:val="1F1F1F"/>
+                <w:kern w:val="0"/>
+                <w:sz w:val="24"/>
+                <w:bdr w:val="none" w:sz="0" w:space="0" w:color="auto" w:frame="1"/>
+              </w:rPr>
+              <w:t>存储颗粒普涨红利</w:t>
+            </w:r>
+            <w:r>
+              <w:rPr>
+                <w:rFonts w:ascii="Arial" w:eastAsia="宋体" w:hAnsi="Arial" w:cs="宋体"/>
+                <w:color w:val="1F1F1F"/>
+                <w:kern w:val="0"/>
+                <w:sz w:val="24"/>
+                <w:bdr w:val="none" w:sz="0" w:space="0" w:color="auto" w:frame="1"/>
+              </w:rPr>
+              <w:t xml:space="preserve"> / </w:t>
+            </w:r>
+            <w:r>
+              <w:rPr>
+                <w:rFonts w:ascii="Arial" w:eastAsia="宋体" w:hAnsi="Arial" w:cs="宋体"/>
+                <w:color w:val="1F1F1F"/>
+                <w:kern w:val="0"/>
+                <w:sz w:val="24"/>
+                <w:bdr w:val="none" w:sz="0" w:space="0" w:color="auto" w:frame="1"/>
+              </w:rPr>
+              <w:t>高分红稳健</w:t>
+            </w:r>
+          </w:p>
+        </w:tc>
+        <w:tc>
+          <w:tcPr>
+            <w:tcW w:w="0" w:type="auto"/>
+            <w:tcBorders>
+              <w:top w:val="single" w:sz="6" w:space="0" w:color="auto"/>
+              <w:left w:val="single" w:sz="6" w:space="0" w:color="auto"/>
+              <w:bottom w:val="single" w:sz="6" w:space="0" w:color="auto"/>
+              <w:right w:val="single" w:sz="6" w:space="0" w:color="auto"/>
+            </w:tcBorders>
+            <w:tcMar>
+              <w:top w:w="240" w:type="dxa"/>
+              <w:left w:w="0" w:type="dxa"/>
+              <w:bottom w:w="240" w:type="dxa"/>
+              <w:right w:w="0" w:type="dxa"/>
+            </w:tcMar>
+            <w:vAlign w:val="center"/>
+            <w:hideMark/>
+          </w:tcPr>
+          <w:p>
+            <w:pPr>
+              <w:widowControl/>
+              <w:jc w:val="left"/>
+              <w:rPr>
+                <w:rFonts w:ascii="Arial" w:eastAsia="宋体" w:hAnsi="Arial" w:cs="宋体"/>
+                <w:color w:val="1F1F1F"/>
+                <w:kern w:val="0"/>
+                <w:sz w:val="24"/>
+              </w:rPr>
+            </w:pPr>
+            <w:r>
+              <w:rPr>
+                <w:rFonts w:ascii="Arial" w:eastAsia="宋体" w:hAnsi="Arial" w:cs="宋体"/>
+                <w:color w:val="1F1F1F"/>
+                <w:kern w:val="0"/>
+                <w:sz w:val="24"/>
+                <w:bdr w:val="none" w:sz="0" w:space="0" w:color="auto" w:frame="1"/>
+              </w:rPr>
+              <w:t>存储封测龙头</w:t>
+            </w:r>
+          </w:p>
+        </w:tc>
+      </w:tr>
+      <w:tr>
+        <w:trPr>
+          <w:tblCellSpacing w:w="15" w:type="dxa"/>
+        </w:trPr>
+        <w:tc>
+          <w:tcPr>
+            <w:tcW w:w="0" w:type="auto"/>
+            <w:tcBorders>
+              <w:top w:val="single" w:sz="6" w:space="0" w:color="auto"/>
+              <w:left w:val="single" w:sz="6" w:space="0" w:color="auto"/>
+              <w:bottom w:val="single" w:sz="6" w:space="0" w:color="auto"/>
+              <w:right w:val="single" w:sz="6" w:space="0" w:color="auto"/>
+            </w:tcBorders>
+            <w:tcMar>
+              <w:top w:w="240" w:type="dxa"/>
+              <w:left w:w="0" w:type="dxa"/>
+              <w:bottom w:w="240" w:type="dxa"/>
+              <w:right w:w="180" w:type="dxa"/>
+            </w:tcMar>
+            <w:vAlign w:val="center"/>
+            <w:hideMark/>
+          </w:tcPr>
+          <w:p>
+            <w:pPr>
+              <w:widowControl/>
+              <w:jc w:val="left"/>
+              <w:rPr>
+                <w:rFonts w:ascii="Arial" w:eastAsia="宋体" w:hAnsi="Arial" w:cs="宋体"/>
+                <w:color w:val="1F1F1F"/>
+                <w:kern w:val="0"/>
+                <w:sz w:val="24"/>
+              </w:rPr>
+            </w:pPr>
+            <w:r>
+              <w:rPr>
+                <w:rFonts w:ascii="Arial" w:eastAsia="宋体" w:hAnsi="Arial" w:cs="宋体"/>
+                <w:b/>
+                <w:bCs/>
+                <w:color w:val="1F1F1F"/>
+                <w:kern w:val="0"/>
+                <w:sz w:val="24"/>
+                <w:bdr w:val="none" w:sz="0" w:space="0" w:color="auto" w:frame="1"/>
+              </w:rPr>
+              <w:t>603757</w:t>
+            </w:r>
+          </w:p>
+        </w:tc>
+        <w:tc>
+          <w:tcPr>
+            <w:tcW w:w="0" w:type="auto"/>
+            <w:tcBorders>
+              <w:top w:val="single" w:sz="6" w:space="0" w:color="auto"/>
+              <w:left w:val="single" w:sz="6" w:space="0" w:color="auto"/>
+              <w:bottom w:val="single" w:sz="6" w:space="0" w:color="auto"/>
+              <w:right w:val="single" w:sz="6" w:space="0" w:color="auto"/>
+            </w:tcBorders>
+            <w:tcMar>
+              <w:top w:w="240" w:type="dxa"/>
+              <w:left w:w="0" w:type="dxa"/>
+              <w:bottom w:w="240" w:type="dxa"/>
+              <w:right w:w="180" w:type="dxa"/>
+            </w:tcMar>
+            <w:vAlign w:val="center"/>
+            <w:hideMark/>
+          </w:tcPr>
+          <w:p>
+            <w:pPr>
+              <w:widowControl/>
+              <w:jc w:val="left"/>
+              <w:rPr>
+                <w:rFonts w:ascii="Arial" w:eastAsia="宋体" w:hAnsi="Arial" w:cs="宋体"/>
+                <w:color w:val="1F1F1F"/>
+                <w:kern w:val="0"/>
+                <w:sz w:val="24"/>
+              </w:rPr>
+            </w:pPr>
+            <w:r>
+              <w:rPr>
+                <w:rFonts w:ascii="Arial" w:eastAsia="宋体" w:hAnsi="Arial" w:cs="宋体"/>
+                <w:b/>
+                <w:bCs/>
+                <w:color w:val="1F1F1F"/>
+                <w:kern w:val="0"/>
+                <w:sz w:val="24"/>
+                <w:bdr w:val="none" w:sz="0" w:space="0" w:color="auto" w:frame="1"/>
+              </w:rPr>
+              <w:t>大元泵业</w:t>
+            </w:r>
+          </w:p>
+        </w:tc>
+        <w:tc>
+          <w:tcPr>
+            <w:tcW w:w="0" w:type="auto"/>
+            <w:tcBorders>
+              <w:top w:val="single" w:sz="6" w:space="0" w:color="auto"/>
+              <w:left w:val="single" w:sz="6" w:space="0" w:color="auto"/>
+              <w:bottom w:val="single" w:sz="6" w:space="0" w:color="auto"/>
+              <w:right w:val="single" w:sz="6" w:space="0" w:color="auto"/>
+            </w:tcBorders>
+            <w:tcMar>
+              <w:top w:w="240" w:type="dxa"/>
+              <w:left w:w="0" w:type="dxa"/>
+              <w:bottom w:w="240" w:type="dxa"/>
+              <w:right w:w="180" w:type="dxa"/>
+            </w:tcMar>
+            <w:vAlign w:val="center"/>
+            <w:hideMark/>
+          </w:tcPr>
+          <w:p>
+            <w:pPr>
+              <w:widowControl/>
+              <w:jc w:val="left"/>
+              <w:rPr>
+                <w:rFonts w:ascii="Arial" w:eastAsia="宋体" w:hAnsi="Arial" w:cs="宋体"/>
+                <w:color w:val="1F1F1F"/>
+                <w:kern w:val="0"/>
+                <w:sz w:val="24"/>
+              </w:rPr>
+            </w:pPr>
+            <w:r>
+              <w:rPr>
+                <w:rFonts w:ascii="Arial" w:eastAsia="宋体" w:hAnsi="Arial" w:cs="宋体"/>
+                <w:color w:val="1F1F1F"/>
+                <w:kern w:val="0"/>
+                <w:sz w:val="24"/>
+                <w:bdr w:val="none" w:sz="0" w:space="0" w:color="auto" w:frame="1"/>
+              </w:rPr>
+              <w:t>50.58</w:t>
+            </w:r>
+          </w:p>
+        </w:tc>
+        <w:tc>
+          <w:tcPr>
+            <w:tcW w:w="0" w:type="auto"/>
+            <w:tcBorders>
+              <w:top w:val="single" w:sz="6" w:space="0" w:color="auto"/>
+              <w:left w:val="single" w:sz="6" w:space="0" w:color="auto"/>
+              <w:bottom w:val="single" w:sz="6" w:space="0" w:color="auto"/>
+              <w:right w:val="single" w:sz="6" w:space="0" w:color="auto"/>
+            </w:tcBorders>
+            <w:tcMar>
+              <w:top w:w="240" w:type="dxa"/>
+              <w:left w:w="0" w:type="dxa"/>
+              <w:bottom w:w="240" w:type="dxa"/>
+              <w:right w:w="180" w:type="dxa"/>
+            </w:tcMar>
+            <w:vAlign w:val="center"/>
+            <w:hideMark/>
+          </w:tcPr>
+          <w:p>
+            <w:pPr>
+              <w:widowControl/>
+              <w:jc w:val="left"/>
+              <w:rPr>
+                <w:rFonts w:ascii="Arial" w:eastAsia="宋体" w:hAnsi="Arial" w:cs="宋体"/>
+                <w:color w:val="1F1F1F"/>
+                <w:kern w:val="0"/>
+                <w:sz w:val="24"/>
+              </w:rPr>
+            </w:pPr>
+            <w:r>
+              <w:rPr>
+                <w:rFonts w:ascii="Arial" w:eastAsia="宋体" w:hAnsi="Arial" w:cs="宋体"/>
+                <w:b/>
+                <w:bCs/>
+                <w:color w:val="1F1F1F"/>
+                <w:kern w:val="0"/>
+                <w:sz w:val="24"/>
+                <w:bdr w:val="none" w:sz="0" w:space="0" w:color="auto" w:frame="1"/>
+              </w:rPr>
+              <w:t>65 - 70</w:t>
+            </w:r>
+          </w:p>
+        </w:tc>
+        <w:tc>
+          <w:tcPr>
+            <w:tcW w:w="0" w:type="auto"/>
+            <w:tcBorders>
+              <w:top w:val="single" w:sz="6" w:space="0" w:color="auto"/>
+              <w:left w:val="single" w:sz="6" w:space="0" w:color="auto"/>
+              <w:bottom w:val="single" w:sz="6" w:space="0" w:color="auto"/>
+              <w:right w:val="single" w:sz="6" w:space="0" w:color="auto"/>
+            </w:tcBorders>
+            <w:tcMar>
+              <w:top w:w="240" w:type="dxa"/>
+              <w:left w:w="0" w:type="dxa"/>
+              <w:bottom w:w="240" w:type="dxa"/>
+              <w:right w:w="180" w:type="dxa"/>
+            </w:tcMar>
+            <w:vAlign w:val="center"/>
+            <w:hideMark/>
+          </w:tcPr>
+          <w:p>
+            <w:pPr>
+              <w:widowControl/>
+              <w:jc w:val="left"/>
+              <w:rPr>
+                <w:rFonts w:ascii="Arial" w:eastAsia="宋体" w:hAnsi="Arial" w:cs="宋体"/>
+                <w:color w:val="1F1F1F"/>
+                <w:kern w:val="0"/>
+                <w:sz w:val="24"/>
+              </w:rPr>
+            </w:pPr>
+            <w:r>
+              <w:rPr>
+                <w:rFonts w:ascii="Arial" w:eastAsia="宋体" w:hAnsi="Arial" w:cs="宋体"/>
+                <w:b/>
+                <w:bCs/>
+                <w:color w:val="1F1F1F"/>
+                <w:kern w:val="0"/>
+                <w:sz w:val="24"/>
+                <w:bdr w:val="none" w:sz="0" w:space="0" w:color="auto" w:frame="1"/>
+              </w:rPr>
+              <w:t xml:space="preserve">AI </w:t>
+            </w:r>
+            <w:r>
+              <w:rPr>
+                <w:rFonts w:ascii="Arial" w:eastAsia="宋体" w:hAnsi="Arial" w:cs="宋体"/>
+                <w:b/>
+                <w:bCs/>
+                <w:color w:val="1F1F1F"/>
+                <w:kern w:val="0"/>
+                <w:sz w:val="24"/>
+                <w:bdr w:val="none" w:sz="0" w:space="0" w:color="auto" w:frame="1"/>
+              </w:rPr>
+              <w:t>服务器液冷泵</w:t>
+            </w:r>
+            <w:r>
+              <w:rPr>
+                <w:rFonts w:ascii="Arial" w:eastAsia="宋体" w:hAnsi="Arial" w:cs="宋体"/>
+                <w:color w:val="1F1F1F"/>
+                <w:kern w:val="0"/>
+                <w:sz w:val="24"/>
+                <w:bdr w:val="none" w:sz="0" w:space="0" w:color="auto" w:frame="1"/>
+              </w:rPr>
+              <w:t xml:space="preserve"> / </w:t>
+            </w:r>
+            <w:r>
+              <w:rPr>
+                <w:rFonts w:ascii="Arial" w:eastAsia="宋体" w:hAnsi="Arial" w:cs="宋体"/>
+                <w:color w:val="1F1F1F"/>
+                <w:kern w:val="0"/>
+                <w:sz w:val="24"/>
+                <w:bdr w:val="none" w:sz="0" w:space="0" w:color="auto" w:frame="1"/>
+              </w:rPr>
+              <w:t>屏蔽泵技术领先</w:t>
+            </w:r>
+            <w:r>
+              <w:rPr>
+                <w:rFonts w:ascii="Arial" w:eastAsia="宋体" w:hAnsi="Arial" w:cs="宋体"/>
+                <w:color w:val="1F1F1F"/>
+                <w:kern w:val="0"/>
+                <w:sz w:val="24"/>
+                <w:bdr w:val="none" w:sz="0" w:space="0" w:color="auto" w:frame="1"/>
+              </w:rPr>
+              <w:t xml:space="preserve"> / 90% </w:t>
+            </w:r>
+            <w:r>
+              <w:rPr>
+                <w:rFonts w:ascii="Arial" w:eastAsia="宋体" w:hAnsi="Arial" w:cs="宋体"/>
+                <w:color w:val="1F1F1F"/>
+                <w:kern w:val="0"/>
+                <w:sz w:val="24"/>
+                <w:bdr w:val="none" w:sz="0" w:space="0" w:color="auto" w:frame="1"/>
+              </w:rPr>
+              <w:t>极高分红率</w:t>
+            </w:r>
+          </w:p>
+        </w:tc>
+        <w:tc>
+          <w:tcPr>
+            <w:tcW w:w="0" w:type="auto"/>
+            <w:tcBorders>
+              <w:top w:val="single" w:sz="6" w:space="0" w:color="auto"/>
+              <w:left w:val="single" w:sz="6" w:space="0" w:color="auto"/>
+              <w:bottom w:val="single" w:sz="6" w:space="0" w:color="auto"/>
+              <w:right w:val="single" w:sz="6" w:space="0" w:color="auto"/>
+            </w:tcBorders>
+            <w:tcMar>
+              <w:top w:w="240" w:type="dxa"/>
+              <w:left w:w="0" w:type="dxa"/>
+              <w:bottom w:w="240" w:type="dxa"/>
+              <w:right w:w="0" w:type="dxa"/>
+            </w:tcMar>
+            <w:vAlign w:val="center"/>
+            <w:hideMark/>
+          </w:tcPr>
+          <w:p>
+            <w:pPr>
+              <w:widowControl/>
+              <w:jc w:val="left"/>
+              <w:rPr>
+                <w:rFonts w:ascii="Arial" w:eastAsia="宋体" w:hAnsi="Arial" w:cs="宋体"/>
+                <w:color w:val="1F1F1F"/>
+                <w:kern w:val="0"/>
+                <w:sz w:val="24"/>
+              </w:rPr>
+            </w:pPr>
+            <w:r>
+              <w:rPr>
+                <w:rFonts w:ascii="Arial" w:eastAsia="宋体" w:hAnsi="Arial" w:cs="宋体"/>
+                <w:color w:val="1F1F1F"/>
+                <w:kern w:val="0"/>
+                <w:sz w:val="24"/>
+                <w:bdr w:val="none" w:sz="0" w:space="0" w:color="auto" w:frame="1"/>
+              </w:rPr>
+              <w:t>液冷散热核心</w:t>
+            </w:r>
+          </w:p>
+        </w:tc>
+      </w:tr>
+      <w:tr>
+        <w:trPr>
+          <w:tblCellSpacing w:w="15" w:type="dxa"/>
+        </w:trPr>
+        <w:tc>
+          <w:tcPr>
+            <w:tcW w:w="0" w:type="auto"/>
+            <w:tcBorders>
+              <w:top w:val="single" w:sz="6" w:space="0" w:color="auto"/>
+              <w:left w:val="single" w:sz="6" w:space="0" w:color="auto"/>
+              <w:bottom w:val="single" w:sz="6" w:space="0" w:color="auto"/>
+              <w:right w:val="single" w:sz="6" w:space="0" w:color="auto"/>
+            </w:tcBorders>
+            <w:tcMar>
+              <w:top w:w="240" w:type="dxa"/>
+              <w:left w:w="0" w:type="dxa"/>
+              <w:bottom w:w="240" w:type="dxa"/>
+              <w:right w:w="180" w:type="dxa"/>
+            </w:tcMar>
+            <w:vAlign w:val="center"/>
+            <w:hideMark/>
+          </w:tcPr>
+          <w:p>
+            <w:pPr>
+              <w:widowControl/>
+              <w:jc w:val="left"/>
+              <w:rPr>
+                <w:rFonts w:ascii="Arial" w:eastAsia="宋体" w:hAnsi="Arial" w:cs="宋体"/>
+                <w:color w:val="1F1F1F"/>
+                <w:kern w:val="0"/>
+                <w:sz w:val="24"/>
+              </w:rPr>
+            </w:pPr>
+            <w:r>
+              <w:rPr>
+                <w:rFonts w:ascii="Arial" w:eastAsia="宋体" w:hAnsi="Arial" w:cs="宋体"/>
+                <w:b/>
+                <w:bCs/>
+                <w:color w:val="1F1F1F"/>
+                <w:kern w:val="0"/>
+                <w:sz w:val="24"/>
+                <w:bdr w:val="none" w:sz="0" w:space="0" w:color="auto" w:frame="1"/>
+              </w:rPr>
+              <w:t>002292</w:t>
+            </w:r>
+          </w:p>
+        </w:tc>
+        <w:tc>
+          <w:tcPr>
+            <w:tcW w:w="0" w:type="auto"/>
+            <w:tcBorders>
+              <w:top w:val="single" w:sz="6" w:space="0" w:color="auto"/>
+              <w:left w:val="single" w:sz="6" w:space="0" w:color="auto"/>
+              <w:bottom w:val="single" w:sz="6" w:space="0" w:color="auto"/>
+              <w:right w:val="single" w:sz="6" w:space="0" w:color="auto"/>
+            </w:tcBorders>
+            <w:tcMar>
+              <w:top w:w="240" w:type="dxa"/>
+              <w:left w:w="0" w:type="dxa"/>
+              <w:bottom w:w="240" w:type="dxa"/>
+              <w:right w:w="180" w:type="dxa"/>
+            </w:tcMar>
+            <w:vAlign w:val="center"/>
+            <w:hideMark/>
+          </w:tcPr>
+          <w:p>
+            <w:pPr>
+              <w:widowControl/>
+              <w:jc w:val="left"/>
+              <w:rPr>
+                <w:rFonts w:ascii="Arial" w:eastAsia="宋体" w:hAnsi="Arial" w:cs="宋体"/>
+                <w:color w:val="1F1F1F"/>
+                <w:kern w:val="0"/>
+                <w:sz w:val="24"/>
+              </w:rPr>
+            </w:pPr>
+            <w:r>
+              <w:rPr>
+                <w:rFonts w:ascii="Arial" w:eastAsia="宋体" w:hAnsi="Arial" w:cs="宋体"/>
+                <w:b/>
+                <w:bCs/>
+                <w:color w:val="1F1F1F"/>
+                <w:kern w:val="0"/>
+                <w:sz w:val="24"/>
+                <w:bdr w:val="none" w:sz="0" w:space="0" w:color="auto" w:frame="1"/>
+              </w:rPr>
+              <w:t>奥飞娱乐</w:t>
+            </w:r>
+          </w:p>
+        </w:tc>
+        <w:tc>
+          <w:tcPr>
+            <w:tcW w:w="0" w:type="auto"/>
+            <w:tcBorders>
+              <w:top w:val="single" w:sz="6" w:space="0" w:color="auto"/>
+              <w:left w:val="single" w:sz="6" w:space="0" w:color="auto"/>
+              <w:bottom w:val="single" w:sz="6" w:space="0" w:color="auto"/>
+              <w:right w:val="single" w:sz="6" w:space="0" w:color="auto"/>
+            </w:tcBorders>
+            <w:tcMar>
+              <w:top w:w="240" w:type="dxa"/>
+              <w:left w:w="0" w:type="dxa"/>
+              <w:bottom w:w="240" w:type="dxa"/>
+              <w:right w:w="180" w:type="dxa"/>
+            </w:tcMar>
+            <w:vAlign w:val="center"/>
+            <w:hideMark/>
+          </w:tcPr>
+          <w:p>
+            <w:pPr>
+              <w:widowControl/>
+              <w:jc w:val="left"/>
+              <w:rPr>
+                <w:rFonts w:ascii="Arial" w:eastAsia="宋体" w:hAnsi="Arial" w:cs="宋体"/>
+                <w:color w:val="1F1F1F"/>
+                <w:kern w:val="0"/>
+                <w:sz w:val="24"/>
+              </w:rPr>
+            </w:pPr>
+            <w:r>
+              <w:rPr>
+                <w:rFonts w:ascii="Arial" w:eastAsia="宋体" w:hAnsi="Arial" w:cs="宋体"/>
+                <w:color w:val="1F1F1F"/>
+                <w:kern w:val="0"/>
+                <w:sz w:val="24"/>
+                <w:bdr w:val="none" w:sz="0" w:space="0" w:color="auto" w:frame="1"/>
+              </w:rPr>
+              <w:t>8.35</w:t>
+            </w:r>
+          </w:p>
+        </w:tc>
+        <w:tc>
+          <w:tcPr>
+            <w:tcW w:w="0" w:type="auto"/>
+            <w:tcBorders>
+              <w:top w:val="single" w:sz="6" w:space="0" w:color="auto"/>
+              <w:left w:val="single" w:sz="6" w:space="0" w:color="auto"/>
+              <w:bottom w:val="single" w:sz="6" w:space="0" w:color="auto"/>
+              <w:right w:val="single" w:sz="6" w:space="0" w:color="auto"/>
+            </w:tcBorders>
+            <w:tcMar>
+              <w:top w:w="240" w:type="dxa"/>
+              <w:left w:w="0" w:type="dxa"/>
+              <w:bottom w:w="240" w:type="dxa"/>
+              <w:right w:w="180" w:type="dxa"/>
+            </w:tcMar>
+            <w:vAlign w:val="center"/>
+            <w:hideMark/>
+          </w:tcPr>
+          <w:p>
+            <w:pPr>
+              <w:widowControl/>
+              <w:jc w:val="left"/>
+              <w:rPr>
+                <w:rFonts w:ascii="Arial" w:eastAsia="宋体" w:hAnsi="Arial" w:cs="宋体"/>
+                <w:color w:val="1F1F1F"/>
+                <w:kern w:val="0"/>
+                <w:sz w:val="24"/>
+              </w:rPr>
+            </w:pPr>
+            <w:r>
+              <w:rPr>
+                <w:rFonts w:ascii="Arial" w:eastAsia="宋体" w:hAnsi="Arial" w:cs="宋体"/>
+                <w:b/>
+                <w:bCs/>
+                <w:color w:val="1F1F1F"/>
+                <w:kern w:val="0"/>
+                <w:sz w:val="24"/>
+                <w:bdr w:val="none" w:sz="0" w:space="0" w:color="auto" w:frame="1"/>
+              </w:rPr>
+              <w:t>11 - 13</w:t>
+            </w:r>
+          </w:p>
+        </w:tc>
+        <w:tc>
+          <w:tcPr>
+            <w:tcW w:w="0" w:type="auto"/>
+            <w:tcBorders>
+              <w:top w:val="single" w:sz="6" w:space="0" w:color="auto"/>
+              <w:left w:val="single" w:sz="6" w:space="0" w:color="auto"/>
+              <w:bottom w:val="single" w:sz="6" w:space="0" w:color="auto"/>
+              <w:right w:val="single" w:sz="6" w:space="0" w:color="auto"/>
+            </w:tcBorders>
+            <w:tcMar>
+              <w:top w:w="240" w:type="dxa"/>
+              <w:left w:w="0" w:type="dxa"/>
+              <w:bottom w:w="240" w:type="dxa"/>
+              <w:right w:w="180" w:type="dxa"/>
+            </w:tcMar>
+            <w:vAlign w:val="center"/>
+            <w:hideMark/>
+          </w:tcPr>
+          <w:p>
+            <w:pPr>
+              <w:widowControl/>
+              <w:jc w:val="left"/>
+              <w:rPr>
+                <w:rFonts w:ascii="Arial" w:eastAsia="宋体" w:hAnsi="Arial" w:cs="宋体"/>
+                <w:color w:val="1F1F1F"/>
+                <w:kern w:val="0"/>
+                <w:sz w:val="24"/>
+              </w:rPr>
+            </w:pPr>
+            <w:r>
+              <w:rPr>
+                <w:rFonts w:ascii="Arial" w:eastAsia="宋体" w:hAnsi="Arial" w:cs="宋体"/>
+                <w:b/>
+                <w:bCs/>
+                <w:color w:val="1F1F1F"/>
+                <w:kern w:val="0"/>
+                <w:sz w:val="24"/>
+                <w:bdr w:val="none" w:sz="0" w:space="0" w:color="auto" w:frame="1"/>
+              </w:rPr>
+              <w:t xml:space="preserve">2026 </w:t>
+            </w:r>
+            <w:r>
+              <w:rPr>
+                <w:rFonts w:ascii="Arial" w:eastAsia="宋体" w:hAnsi="Arial" w:cs="宋体"/>
+                <w:b/>
+                <w:bCs/>
+                <w:color w:val="1F1F1F"/>
+                <w:kern w:val="0"/>
+                <w:sz w:val="24"/>
+                <w:bdr w:val="none" w:sz="0" w:space="0" w:color="auto" w:frame="1"/>
+              </w:rPr>
+              <w:t>羊年</w:t>
+            </w:r>
+            <w:r>
+              <w:rPr>
+                <w:rFonts w:ascii="Arial" w:eastAsia="宋体" w:hAnsi="Arial" w:cs="宋体"/>
+                <w:color w:val="1F1F1F"/>
+                <w:kern w:val="0"/>
+                <w:sz w:val="24"/>
+                <w:bdr w:val="none" w:sz="0" w:space="0" w:color="auto" w:frame="1"/>
+              </w:rPr>
+              <w:t>周期</w:t>
+            </w:r>
+            <w:r>
+              <w:rPr>
+                <w:rFonts w:ascii="Arial" w:eastAsia="宋体" w:hAnsi="Arial" w:cs="宋体"/>
+                <w:color w:val="1F1F1F"/>
+                <w:kern w:val="0"/>
+                <w:sz w:val="24"/>
+                <w:bdr w:val="none" w:sz="0" w:space="0" w:color="auto" w:frame="1"/>
+              </w:rPr>
+              <w:t xml:space="preserve"> / AI </w:t>
+            </w:r>
+            <w:r>
+              <w:rPr>
+                <w:rFonts w:ascii="Arial" w:eastAsia="宋体" w:hAnsi="Arial" w:cs="宋体"/>
+                <w:color w:val="1F1F1F"/>
+                <w:kern w:val="0"/>
+                <w:sz w:val="24"/>
+                <w:bdr w:val="none" w:sz="0" w:space="0" w:color="auto" w:frame="1"/>
+              </w:rPr>
+              <w:t>智能玩具放量</w:t>
+            </w:r>
+            <w:r>
+              <w:rPr>
+                <w:rFonts w:ascii="Arial" w:eastAsia="宋体" w:hAnsi="Arial" w:cs="宋体"/>
+                <w:color w:val="1F1F1F"/>
+                <w:kern w:val="0"/>
+                <w:sz w:val="24"/>
+                <w:bdr w:val="none" w:sz="0" w:space="0" w:color="auto" w:frame="1"/>
+              </w:rPr>
+              <w:t xml:space="preserve"> / </w:t>
+            </w:r>
+            <w:r>
+              <w:rPr>
+                <w:rFonts w:ascii="Arial" w:eastAsia="宋体" w:hAnsi="Arial" w:cs="宋体"/>
+                <w:color w:val="1F1F1F"/>
+                <w:kern w:val="0"/>
+                <w:sz w:val="24"/>
+                <w:bdr w:val="none" w:sz="0" w:space="0" w:color="auto" w:frame="1"/>
+              </w:rPr>
+              <w:t>二次元谷子店</w:t>
+            </w:r>
+          </w:p>
+        </w:tc>
+        <w:tc>
+          <w:tcPr>
+            <w:tcW w:w="0" w:type="auto"/>
+            <w:tcBorders>
+              <w:top w:val="single" w:sz="6" w:space="0" w:color="auto"/>
+              <w:left w:val="single" w:sz="6" w:space="0" w:color="auto"/>
+              <w:bottom w:val="single" w:sz="6" w:space="0" w:color="auto"/>
+              <w:right w:val="single" w:sz="6" w:space="0" w:color="auto"/>
+            </w:tcBorders>
+            <w:tcMar>
+              <w:top w:w="240" w:type="dxa"/>
+              <w:left w:w="0" w:type="dxa"/>
+              <w:bottom w:w="240" w:type="dxa"/>
+              <w:right w:w="0" w:type="dxa"/>
+            </w:tcMar>
+            <w:vAlign w:val="center"/>
+            <w:hideMark/>
+          </w:tcPr>
+          <w:p>
+            <w:pPr>
+              <w:widowControl/>
+              <w:jc w:val="left"/>
+              <w:rPr>
+                <w:rFonts w:ascii="Arial" w:eastAsia="宋体" w:hAnsi="Arial" w:cs="宋体"/>
+                <w:color w:val="1F1F1F"/>
+                <w:kern w:val="0"/>
+                <w:sz w:val="24"/>
+              </w:rPr>
+            </w:pPr>
+            <w:r>
+              <w:rPr>
+                <w:rFonts w:ascii="Arial" w:eastAsia="宋体" w:hAnsi="Arial" w:cs="宋体"/>
+                <w:color w:val="1F1F1F"/>
+                <w:kern w:val="0"/>
+                <w:sz w:val="24"/>
+                <w:bdr w:val="none" w:sz="0" w:space="0" w:color="auto" w:frame="1"/>
+              </w:rPr>
+              <w:t>IP+AI</w:t>
+            </w:r>
+            <w:r>
+              <w:rPr>
+                <w:rFonts w:ascii="Arial" w:eastAsia="宋体" w:hAnsi="Arial" w:cs="宋体"/>
+                <w:color w:val="1F1F1F"/>
+                <w:kern w:val="0"/>
+                <w:sz w:val="24"/>
+                <w:bdr w:val="none" w:sz="0" w:space="0" w:color="auto" w:frame="1"/>
+              </w:rPr>
+              <w:t>内容应用</w:t>
+            </w:r>
+          </w:p>
+        </w:tc>
+      </w:tr>
+    </w:tbl>
+    <w:p>
+      <w:pPr>
+        <w:rPr>
+          <w:rFonts w:hint="eastAsia"/>
+        </w:rPr>
+      </w:pPr>
     </w:p>
     <w:sectPr>
       <w:pgSz w:w="11906" w:h="16838"/>

--- a/整个瓶颈链条是.docx
+++ b/整个瓶颈链条是.docx
@@ -143,7 +143,7 @@
         <w:t>设备不够 → 封装产能上不去 → HBM/芯片出不来 → 算力不够用</w:t>
       </w:r>
       <w:r>
-        <w:t>。其中先进封装是最卡脖子的一环，因为 HBM、GPU、CPO 三大方向同时在抢封装产能，而扩产需要时间。对应到你的持仓，</w:t>
+        <w:t>。其中先进封装是最卡脖子的一环，因为 HBM、GPU、CPO 三大方向同时在抢封装产能，而扩产需要时间。</w:t>
       </w:r>
       <w:r>
         <w:rPr>
@@ -4798,13 +4798,7 @@
         </w:tc>
       </w:tr>
     </w:tbl>
-    <w:p>
-      <w:pPr>
-        <w:rPr>
-          <w:rFonts w:hint="eastAsia"/>
-        </w:rPr>
-      </w:pPr>
-    </w:p>
+    <w:p/>
     <w:sectPr>
       <w:pgSz w:w="11906" w:h="16838"/>
       <w:pgMar w:top="1440" w:right="1800" w:bottom="1440" w:left="1800" w:header="851" w:footer="992" w:gutter="0"/>

--- a/整个瓶颈链条是.docx
+++ b/整个瓶颈链条是.docx
@@ -133,31 +133,280 @@
     <w:p/>
     <w:p/>
     <w:p>
+      <w:r>
+        <w:t>整个瓶颈链条是：</w:t>
+      </w:r>
+      <w:r>
+        <w:rPr>
+          <w:rStyle w:val="a3"/>
+        </w:rPr>
+        <w:t>设备不够 → 封装产能上不去 → HBM/芯片出不来 → 算力不够用</w:t>
+      </w:r>
+      <w:r>
+        <w:t>。其中先进封装是最卡脖子的一环，因为 HBM、GPU、CPO 三大方向同时在抢封装产能，而扩产需要时间。</w:t>
+      </w:r>
+      <w:r>
+        <w:rPr>
+          <w:color w:val="FF0000"/>
+        </w:rPr>
+        <w:t>通富微电、长电科技、深科技</w:t>
+      </w:r>
+      <w:r>
+        <w:t>这组"封装三剑客"正好处在最紧缺的位置上。</w:t>
+      </w:r>
+    </w:p>
+    <w:p/>
+    <w:p/>
+    <w:p/>
+    <w:p>
+      <w:r>
+        <w:rPr>
+          <w:noProof/>
+        </w:rPr>
+        <w:lastRenderedPageBreak/>
+        <w:drawing>
+          <wp:inline distT="0" distB="0" distL="0" distR="0" wp14:anchorId="06B6BAE1" wp14:editId="51850D61">
+            <wp:extent cx="5274310" cy="5274310"/>
+            <wp:effectExtent l="0" t="0" r="0" b="0"/>
+            <wp:docPr id="452770943" name="图片 1" descr="日程表&#10;&#10;描述已自动生成"/>
+            <wp:cNvGraphicFramePr>
+              <a:graphicFrameLocks xmlns:a="http://schemas.openxmlformats.org/drawingml/2006/main" noChangeAspect="1"/>
+            </wp:cNvGraphicFramePr>
+            <a:graphic xmlns:a="http://schemas.openxmlformats.org/drawingml/2006/main">
+              <a:graphicData uri="http://schemas.openxmlformats.org/drawingml/2006/picture">
+                <pic:pic xmlns:pic="http://schemas.openxmlformats.org/drawingml/2006/picture">
+                  <pic:nvPicPr>
+                    <pic:cNvPr id="452770943" name="图片 1" descr="日程表&#10;&#10;描述已自动生成"/>
+                    <pic:cNvPicPr/>
+                  </pic:nvPicPr>
+                  <pic:blipFill>
+                    <a:blip r:embed="rId7"/>
+                    <a:stretch>
+                      <a:fillRect/>
+                    </a:stretch>
+                  </pic:blipFill>
+                  <pic:spPr>
+                    <a:xfrm>
+                      <a:off x="0" y="0"/>
+                      <a:ext cx="5274310" cy="5274310"/>
+                    </a:xfrm>
+                    <a:prstGeom prst="rect">
+                      <a:avLst/>
+                    </a:prstGeom>
+                  </pic:spPr>
+                </pic:pic>
+              </a:graphicData>
+            </a:graphic>
+          </wp:inline>
+        </w:drawing>
+      </w:r>
+    </w:p>
+    <w:p>
+      <w:r>
+        <w:lastRenderedPageBreak/>
+        <w:drawing>
+          <wp:inline distT="0" distB="0" distL="0" distR="0" wp14:anchorId="66F85D12" wp14:editId="67AD017F">
+            <wp:extent cx="5274310" cy="4167505"/>
+            <wp:effectExtent l="0" t="0" r="0" b="0"/>
+            <wp:docPr id="254195747" name="图片 1"/>
+            <wp:cNvGraphicFramePr>
+              <a:graphicFrameLocks xmlns:a="http://schemas.openxmlformats.org/drawingml/2006/main" noChangeAspect="1"/>
+            </wp:cNvGraphicFramePr>
+            <a:graphic xmlns:a="http://schemas.openxmlformats.org/drawingml/2006/main">
+              <a:graphicData uri="http://schemas.openxmlformats.org/drawingml/2006/picture">
+                <pic:pic xmlns:pic="http://schemas.openxmlformats.org/drawingml/2006/picture">
+                  <pic:nvPicPr>
+                    <pic:cNvPr id="254195747" name=""/>
+                    <pic:cNvPicPr/>
+                  </pic:nvPicPr>
+                  <pic:blipFill>
+                    <a:blip r:embed="rId8"/>
+                    <a:stretch>
+                      <a:fillRect/>
+                    </a:stretch>
+                  </pic:blipFill>
+                  <pic:spPr>
+                    <a:xfrm>
+                      <a:off x="0" y="0"/>
+                      <a:ext cx="5274310" cy="4167505"/>
+                    </a:xfrm>
+                    <a:prstGeom prst="rect">
+                      <a:avLst/>
+                    </a:prstGeom>
+                  </pic:spPr>
+                </pic:pic>
+              </a:graphicData>
+            </a:graphic>
+          </wp:inline>
+        </w:drawing>
+      </w:r>
+    </w:p>
+    <w:p>
+      <w:r>
+        <w:drawing>
+          <wp:inline distT="0" distB="0" distL="0" distR="0" wp14:anchorId="06A2E2B6" wp14:editId="517018D5">
+            <wp:extent cx="5274310" cy="2644140"/>
+            <wp:effectExtent l="0" t="0" r="0" b="0"/>
+            <wp:docPr id="1609066044" name="图片 1" descr="图示&#10;&#10;描述已自动生成"/>
+            <wp:cNvGraphicFramePr>
+              <a:graphicFrameLocks xmlns:a="http://schemas.openxmlformats.org/drawingml/2006/main" noChangeAspect="1"/>
+            </wp:cNvGraphicFramePr>
+            <a:graphic xmlns:a="http://schemas.openxmlformats.org/drawingml/2006/main">
+              <a:graphicData uri="http://schemas.openxmlformats.org/drawingml/2006/picture">
+                <pic:pic xmlns:pic="http://schemas.openxmlformats.org/drawingml/2006/picture">
+                  <pic:nvPicPr>
+                    <pic:cNvPr id="1609066044" name="图片 1" descr="图示&#10;&#10;描述已自动生成"/>
+                    <pic:cNvPicPr/>
+                  </pic:nvPicPr>
+                  <pic:blipFill>
+                    <a:blip r:embed="rId9"/>
+                    <a:stretch>
+                      <a:fillRect/>
+                    </a:stretch>
+                  </pic:blipFill>
+                  <pic:spPr>
+                    <a:xfrm>
+                      <a:off x="0" y="0"/>
+                      <a:ext cx="5274310" cy="2644140"/>
+                    </a:xfrm>
+                    <a:prstGeom prst="rect">
+                      <a:avLst/>
+                    </a:prstGeom>
+                  </pic:spPr>
+                </pic:pic>
+              </a:graphicData>
+            </a:graphic>
+          </wp:inline>
+        </w:drawing>
+      </w:r>
+    </w:p>
+    <w:p>
       <w:pPr>
         <w:rPr>
           <w:rFonts w:hint="eastAsia"/>
         </w:rPr>
       </w:pPr>
       <w:r>
-        <w:t>整个瓶颈链条是：</w:t>
-      </w:r>
-      <w:r>
+        <w:lastRenderedPageBreak/>
+        <w:drawing>
+          <wp:inline distT="0" distB="0" distL="0" distR="0" wp14:anchorId="5CDD3537" wp14:editId="450B9AB0">
+            <wp:extent cx="5274310" cy="2158365"/>
+            <wp:effectExtent l="0" t="0" r="0" b="635"/>
+            <wp:docPr id="1524110247" name="图片 1" descr="图示&#10;&#10;描述已自动生成"/>
+            <wp:cNvGraphicFramePr>
+              <a:graphicFrameLocks xmlns:a="http://schemas.openxmlformats.org/drawingml/2006/main" noChangeAspect="1"/>
+            </wp:cNvGraphicFramePr>
+            <a:graphic xmlns:a="http://schemas.openxmlformats.org/drawingml/2006/main">
+              <a:graphicData uri="http://schemas.openxmlformats.org/drawingml/2006/picture">
+                <pic:pic xmlns:pic="http://schemas.openxmlformats.org/drawingml/2006/picture">
+                  <pic:nvPicPr>
+                    <pic:cNvPr id="1524110247" name="图片 1" descr="图示&#10;&#10;描述已自动生成"/>
+                    <pic:cNvPicPr/>
+                  </pic:nvPicPr>
+                  <pic:blipFill>
+                    <a:blip r:embed="rId10"/>
+                    <a:stretch>
+                      <a:fillRect/>
+                    </a:stretch>
+                  </pic:blipFill>
+                  <pic:spPr>
+                    <a:xfrm>
+                      <a:off x="0" y="0"/>
+                      <a:ext cx="5274310" cy="2158365"/>
+                    </a:xfrm>
+                    <a:prstGeom prst="rect">
+                      <a:avLst/>
+                    </a:prstGeom>
+                  </pic:spPr>
+                </pic:pic>
+              </a:graphicData>
+            </a:graphic>
+          </wp:inline>
+        </w:drawing>
+      </w:r>
+    </w:p>
+    <w:p>
+      <w:r>
+        <w:drawing>
+          <wp:inline distT="0" distB="0" distL="0" distR="0" wp14:anchorId="7D7FC805" wp14:editId="5B491C1D">
+            <wp:extent cx="5274310" cy="5071110"/>
+            <wp:effectExtent l="0" t="0" r="0" b="0"/>
+            <wp:docPr id="1005135934" name="图片 1"/>
+            <wp:cNvGraphicFramePr>
+              <a:graphicFrameLocks xmlns:a="http://schemas.openxmlformats.org/drawingml/2006/main" noChangeAspect="1"/>
+            </wp:cNvGraphicFramePr>
+            <a:graphic xmlns:a="http://schemas.openxmlformats.org/drawingml/2006/main">
+              <a:graphicData uri="http://schemas.openxmlformats.org/drawingml/2006/picture">
+                <pic:pic xmlns:pic="http://schemas.openxmlformats.org/drawingml/2006/picture">
+                  <pic:nvPicPr>
+                    <pic:cNvPr id="1005135934" name=""/>
+                    <pic:cNvPicPr/>
+                  </pic:nvPicPr>
+                  <pic:blipFill>
+                    <a:blip r:embed="rId11"/>
+                    <a:stretch>
+                      <a:fillRect/>
+                    </a:stretch>
+                  </pic:blipFill>
+                  <pic:spPr>
+                    <a:xfrm>
+                      <a:off x="0" y="0"/>
+                      <a:ext cx="5274310" cy="5071110"/>
+                    </a:xfrm>
+                    <a:prstGeom prst="rect">
+                      <a:avLst/>
+                    </a:prstGeom>
+                  </pic:spPr>
+                </pic:pic>
+              </a:graphicData>
+            </a:graphic>
+          </wp:inline>
+        </w:drawing>
+      </w:r>
+    </w:p>
+    <w:p>
+      <w:pPr>
         <w:rPr>
-          <w:rStyle w:val="a3"/>
+          <w:rFonts w:hint="eastAsia"/>
         </w:rPr>
-        <w:t>设备不够 → 封装产能上不去 → HBM/芯片出不来 → 算力不够用</w:t>
-      </w:r>
-      <w:r>
-        <w:t>。其中先进封装是最卡脖子的一环，因为 HBM、GPU、CPO 三大方向同时在抢封装产能，而扩产需要时间。</w:t>
-      </w:r>
-      <w:r>
-        <w:rPr>
-          <w:color w:val="FF0000"/>
-        </w:rPr>
-        <w:t>通富微电、长电科技、深科技</w:t>
-      </w:r>
-      <w:r>
-        <w:t>这组"封装三剑客"正好处在最紧缺的位置上。</w:t>
+      </w:pPr>
+      <w:r>
+        <w:lastRenderedPageBreak/>
+        <w:drawing>
+          <wp:inline distT="0" distB="0" distL="0" distR="0" wp14:anchorId="1D8AB39A" wp14:editId="6AD108D5">
+            <wp:extent cx="5274310" cy="3420745"/>
+            <wp:effectExtent l="0" t="0" r="0" b="0"/>
+            <wp:docPr id="1312807639" name="图片 1"/>
+            <wp:cNvGraphicFramePr>
+              <a:graphicFrameLocks xmlns:a="http://schemas.openxmlformats.org/drawingml/2006/main" noChangeAspect="1"/>
+            </wp:cNvGraphicFramePr>
+            <a:graphic xmlns:a="http://schemas.openxmlformats.org/drawingml/2006/main">
+              <a:graphicData uri="http://schemas.openxmlformats.org/drawingml/2006/picture">
+                <pic:pic xmlns:pic="http://schemas.openxmlformats.org/drawingml/2006/picture">
+                  <pic:nvPicPr>
+                    <pic:cNvPr id="1312807639" name=""/>
+                    <pic:cNvPicPr/>
+                  </pic:nvPicPr>
+                  <pic:blipFill>
+                    <a:blip r:embed="rId12"/>
+                    <a:stretch>
+                      <a:fillRect/>
+                    </a:stretch>
+                  </pic:blipFill>
+                  <pic:spPr>
+                    <a:xfrm>
+                      <a:off x="0" y="0"/>
+                      <a:ext cx="5274310" cy="3420745"/>
+                    </a:xfrm>
+                    <a:prstGeom prst="rect">
+                      <a:avLst/>
+                    </a:prstGeom>
+                  </pic:spPr>
+                </pic:pic>
+              </a:graphicData>
+            </a:graphic>
+          </wp:inline>
+        </w:drawing>
       </w:r>
     </w:p>
     <w:sectPr>
